--- a/book/docx-por-capitulo/capitulo-13-tts-stt.docx
+++ b/book/docx-por-capitulo/capitulo-13-tts-stt.docx
@@ -7,6 +7,7 @@
         <w:pStyle w:val="Endure-ChapterTitle"/>
         <w:keepNext/>
         <w:spacing w:before="480" w:after="240"/>
+        <w:outlineLvl w:val="0"/>
       </w:pPr>
       <w:r>
         <w:rPr>
@@ -26,26 +27,36 @@
         <w:pStyle w:val="Endure-Subhead"/>
         <w:keepNext/>
         <w:spacing w:before="240" w:after="60"/>
+        <w:outlineLvl w:val="1"/>
       </w:pPr>
       <w:r>
+        <w:rPr>
+          <w:sz w:val="24"/>
+        </w:rPr>
         <w:t>Introducción</w:t>
       </w:r>
     </w:p>
     <w:p>
       <w:pPr>
         <w:pStyle w:val="Endure-FirstParagraphBodyText"/>
+        <w:spacing w:before="100" w:after="100"/>
       </w:pPr>
       <w:r>
+        <w:rPr>
+          <w:sz w:val="20"/>
+        </w:rPr>
         <w:t>El Jetson AGX Orin 64GB puede ejecutar pipelines completos de voz — transcripción (STT) y síntesis (TTS) — completamente offline y con calidad comparable a los servicios en la nube. Este capítulo cubre los dos lados del pipeline:</w:t>
       </w:r>
     </w:p>
     <w:p>
       <w:pPr>
         <w:pStyle w:val="Endure-ChapterBodyText"/>
+        <w:spacing w:before="100" w:after="100"/>
       </w:pPr>
       <w:r>
         <w:rPr>
           <w:b/>
+          <w:sz w:val="20"/>
         </w:rPr>
         <w:t>STT (Speech-to-Text / Transcripción):</w:t>
       </w:r>
@@ -53,76 +64,90 @@
     <w:p>
       <w:pPr>
         <w:pStyle w:val="Endure-ChapterBodyText"/>
-        <w:spacing w:before="20" w:after="20"/>
+        <w:spacing w:before="40" w:after="40"/>
         <w:ind w:left="360" w:hanging="216"/>
       </w:pPr>
       <w:r>
         <w:rPr>
-          <w:sz w:val="18"/>
+          <w:sz w:val="20"/>
         </w:rPr>
         <w:t xml:space="preserve">• </w:t>
       </w:r>
       <w:r>
         <w:rPr>
           <w:b/>
+          <w:sz w:val="20"/>
         </w:rPr>
         <w:t>faster-whisper</w:t>
       </w:r>
       <w:r>
+        <w:rPr>
+          <w:sz w:val="20"/>
+        </w:rPr>
         <w:t xml:space="preserve"> — el motor más rápido, con aceleración CTranslate2</w:t>
       </w:r>
     </w:p>
     <w:p>
       <w:pPr>
         <w:pStyle w:val="Endure-ChapterBodyText"/>
-        <w:spacing w:before="20" w:after="20"/>
+        <w:spacing w:before="40" w:after="40"/>
         <w:ind w:left="360" w:hanging="216"/>
       </w:pPr>
       <w:r>
         <w:rPr>
-          <w:sz w:val="18"/>
+          <w:sz w:val="20"/>
         </w:rPr>
         <w:t xml:space="preserve">• </w:t>
       </w:r>
       <w:r>
         <w:rPr>
           <w:b/>
+          <w:sz w:val="20"/>
         </w:rPr>
         <w:t>whisper.cpp</w:t>
       </w:r>
       <w:r>
+        <w:rPr>
+          <w:sz w:val="20"/>
+        </w:rPr>
         <w:t xml:space="preserve"> — via llama.cpp container, eficiente en CPU+GPU</w:t>
       </w:r>
     </w:p>
     <w:p>
       <w:pPr>
         <w:pStyle w:val="Endure-ChapterBodyText"/>
-        <w:spacing w:before="20" w:after="20"/>
+        <w:spacing w:before="40" w:after="40"/>
         <w:ind w:left="360" w:hanging="216"/>
       </w:pPr>
       <w:r>
         <w:rPr>
-          <w:sz w:val="18"/>
+          <w:sz w:val="20"/>
         </w:rPr>
         <w:t xml:space="preserve">• </w:t>
       </w:r>
       <w:r>
+        <w:rPr>
+          <w:sz w:val="20"/>
+        </w:rPr>
         <w:t>Diarización de hablantes (¿quién habló cuándo?)</w:t>
       </w:r>
     </w:p>
     <w:p>
       <w:pPr>
         <w:pStyle w:val="Endure-ChapterBodyText"/>
-        <w:spacing w:before="20" w:after="20"/>
+        <w:spacing w:before="40" w:after="40"/>
         <w:ind w:left="360" w:hanging="216"/>
       </w:pPr>
       <w:r>
         <w:rPr>
-          <w:sz w:val="18"/>
+          <w:sz w:val="20"/>
         </w:rPr>
         <w:t xml:space="preserve">• </w:t>
       </w:r>
       <w:r>
+        <w:rPr>
+          <w:sz w:val="20"/>
+        </w:rPr>
         <w:t>Timestamps a nivel de palabra (para subtítulos y búsqueda)</w:t>
       </w:r>
     </w:p>
@@ -134,10 +159,12 @@
     <w:p>
       <w:pPr>
         <w:pStyle w:val="Endure-ChapterBodyText"/>
+        <w:spacing w:before="100" w:after="100"/>
       </w:pPr>
       <w:r>
         <w:rPr>
           <w:b/>
+          <w:sz w:val="20"/>
         </w:rPr>
         <w:t>TTS (Text-to-Speech / Síntesis de voz):</w:t>
       </w:r>
@@ -145,60 +172,71 @@
     <w:p>
       <w:pPr>
         <w:pStyle w:val="Endure-ChapterBodyText"/>
-        <w:spacing w:before="20" w:after="20"/>
+        <w:spacing w:before="40" w:after="40"/>
         <w:ind w:left="360" w:hanging="216"/>
       </w:pPr>
       <w:r>
         <w:rPr>
-          <w:sz w:val="18"/>
+          <w:sz w:val="20"/>
         </w:rPr>
         <w:t xml:space="preserve">• </w:t>
       </w:r>
       <w:r>
         <w:rPr>
           <w:b/>
+          <w:sz w:val="20"/>
         </w:rPr>
         <w:t>kokoro-tts</w:t>
       </w:r>
       <w:r>
+        <w:rPr>
+          <w:sz w:val="20"/>
+        </w:rPr>
         <w:t xml:space="preserve"> — voces naturales en español e inglés, API compatible OpenAI</w:t>
       </w:r>
     </w:p>
     <w:p>
       <w:pPr>
         <w:pStyle w:val="Endure-ChapterBodyText"/>
-        <w:spacing w:before="20" w:after="20"/>
+        <w:spacing w:before="40" w:after="40"/>
         <w:ind w:left="360" w:hanging="216"/>
       </w:pPr>
       <w:r>
         <w:rPr>
-          <w:sz w:val="18"/>
+          <w:sz w:val="20"/>
         </w:rPr>
         <w:t xml:space="preserve">• </w:t>
       </w:r>
       <w:r>
         <w:rPr>
           <w:b/>
+          <w:sz w:val="20"/>
         </w:rPr>
         <w:t>piper-tts</w:t>
       </w:r>
       <w:r>
+        <w:rPr>
+          <w:sz w:val="20"/>
+        </w:rPr>
         <w:t xml:space="preserve"> — síntesis ultrarrápida, ideal para respuestas cortas</w:t>
       </w:r>
     </w:p>
     <w:p>
       <w:pPr>
         <w:pStyle w:val="Endure-ChapterBodyText"/>
-        <w:spacing w:before="20" w:after="20"/>
+        <w:spacing w:before="40" w:after="40"/>
         <w:ind w:left="360" w:hanging="216"/>
       </w:pPr>
       <w:r>
         <w:rPr>
-          <w:sz w:val="18"/>
+          <w:sz w:val="20"/>
         </w:rPr>
         <w:t xml:space="preserve">• </w:t>
       </w:r>
       <w:r>
+        <w:rPr>
+          <w:sz w:val="20"/>
+        </w:rPr>
         <w:t>Comparativa de voces disponibles en español</w:t>
       </w:r>
     </w:p>
@@ -209,25 +247,52 @@
     </w:p>
     <w:p>
       <w:pPr>
-        <w:pStyle w:val="Endure-ChapterBodyText"/>
+        <w:jc w:val="center"/>
       </w:pPr>
       <w:r>
-        <w:rPr>
-          <w:b/>
-        </w:rPr>
-        <w:t>Caso de uso principal:</w:t>
-      </w:r>
-      <w:r>
-        <w:t xml:space="preserve"> Asistente de voz completamente offline (combinado con el LLM del Jetson). El pipeline completo STT → LLM → TTS puede responder una pregunta en menos de 3 segundos.</w:t>
+        <w:drawing>
+          <wp:inline xmlns:a="http://schemas.openxmlformats.org/drawingml/2006/main" xmlns:pic="http://schemas.openxmlformats.org/drawingml/2006/picture">
+            <wp:extent cx="5029200" cy="609954"/>
+            <wp:docPr id="1" name="Picture 1"/>
+            <wp:cNvGraphicFramePr>
+              <a:graphicFrameLocks noChangeAspect="1"/>
+            </wp:cNvGraphicFramePr>
+            <a:graphic>
+              <a:graphicData uri="http://schemas.openxmlformats.org/drawingml/2006/picture">
+                <pic:pic>
+                  <pic:nvPicPr>
+                    <pic:cNvPr id="0" name="ascii_87771.png"/>
+                    <pic:cNvPicPr/>
+                  </pic:nvPicPr>
+                  <pic:blipFill>
+                    <a:blip r:embed="rId46"/>
+                    <a:stretch>
+                      <a:fillRect/>
+                    </a:stretch>
+                  </pic:blipFill>
+                  <pic:spPr>
+                    <a:xfrm>
+                      <a:off x="0" y="0"/>
+                      <a:ext cx="5029200" cy="609954"/>
+                    </a:xfrm>
+                    <a:prstGeom prst="rect"/>
+                  </pic:spPr>
+                </pic:pic>
+              </a:graphicData>
+            </a:graphic>
+          </wp:inline>
+        </w:drawing>
       </w:r>
     </w:p>
     <w:p>
       <w:pPr>
         <w:pStyle w:val="Endure-ChapterBodyText"/>
+        <w:spacing w:before="100" w:after="100"/>
       </w:pPr>
       <w:r>
         <w:rPr>
           <w:b/>
+          <w:sz w:val="20"/>
         </w:rPr>
         <w:t>Presupuesto de memoria:</w:t>
       </w:r>
@@ -243,20 +308,38 @@
         <w:gridCol w:w="4076"/>
       </w:tblGrid>
       <w:tr>
+        <w:trPr>
+          <w:trHeight w:val="453" w:hRule="atLeast"/>
+          <w:tblHeader/>
+        </w:trPr>
         <w:tc>
           <w:tcPr>
             <w:tcW w:type="dxa" w:w="4076"/>
             <w:shd w:val="clear" w:color="auto" w:fill="1A5A6A"/>
+            <w:tcBorders>
+              <w:top w:val="single" w:sz="12" w:color="FFFFFF"/>
+              <w:left w:val="single" w:sz="12" w:color="FFFFFF"/>
+              <w:bottom w:val="single" w:sz="12" w:color="FFFFFF"/>
+              <w:right w:val="single" w:sz="12" w:color="FFFFFF"/>
+            </w:tcBorders>
+            <w:vAlign w:val="center"/>
+            <w:tcMar>
+              <w:top w:w="60" w:type="dxa"/>
+              <w:left w:w="120" w:type="dxa"/>
+              <w:bottom w:w="60" w:type="dxa"/>
+              <w:right w:w="80" w:type="dxa"/>
+            </w:tcMar>
           </w:tcPr>
           <w:p>
             <w:pPr>
+              <w:spacing w:before="0" w:after="0"/>
               <w:jc w:val="center"/>
             </w:pPr>
             <w:r>
               <w:rPr>
                 <w:b/>
                 <w:color w:val="FFFFFF"/>
-                <w:sz w:val="17"/>
+                <w:sz w:val="16"/>
               </w:rPr>
               <w:t>Componente</w:t>
             </w:r>
@@ -266,16 +349,30 @@
           <w:tcPr>
             <w:tcW w:type="dxa" w:w="4076"/>
             <w:shd w:val="clear" w:color="auto" w:fill="1A5A6A"/>
+            <w:tcBorders>
+              <w:top w:val="single" w:sz="12" w:color="FFFFFF"/>
+              <w:left w:val="single" w:sz="12" w:color="FFFFFF"/>
+              <w:bottom w:val="single" w:sz="12" w:color="FFFFFF"/>
+              <w:right w:val="single" w:sz="12" w:color="FFFFFF"/>
+            </w:tcBorders>
+            <w:vAlign w:val="center"/>
+            <w:tcMar>
+              <w:top w:w="60" w:type="dxa"/>
+              <w:left w:w="120" w:type="dxa"/>
+              <w:bottom w:w="60" w:type="dxa"/>
+              <w:right w:w="80" w:type="dxa"/>
+            </w:tcMar>
           </w:tcPr>
           <w:p>
             <w:pPr>
+              <w:spacing w:before="0" w:after="0"/>
               <w:jc w:val="center"/>
             </w:pPr>
             <w:r>
               <w:rPr>
                 <w:b/>
                 <w:color w:val="FFFFFF"/>
-                <w:sz w:val="17"/>
+                <w:sz w:val="16"/>
               </w:rPr>
               <w:t>RAM</w:t>
             </w:r>
@@ -283,15 +380,35 @@
         </w:tc>
       </w:tr>
       <w:tr>
+        <w:trPr>
+          <w:trHeight w:val="283" w:hRule="atLeast"/>
+        </w:trPr>
         <w:tc>
           <w:tcPr>
             <w:tcW w:type="dxa" w:w="4076"/>
-            <w:shd w:val="clear" w:color="auto" w:fill="F8F8F8"/>
+            <w:shd w:val="clear" w:color="auto" w:fill="EAEAEA"/>
+            <w:tcBorders>
+              <w:top w:val="single" w:sz="12" w:color="FFFFFF"/>
+              <w:left w:val="single" w:sz="12" w:color="FFFFFF"/>
+              <w:bottom w:val="single" w:sz="12" w:color="FFFFFF"/>
+              <w:right w:val="single" w:sz="12" w:color="FFFFFF"/>
+            </w:tcBorders>
+            <w:vAlign w:val="center"/>
+            <w:tcMar>
+              <w:top w:w="40" w:type="dxa"/>
+              <w:left w:w="120" w:type="dxa"/>
+              <w:bottom w:w="40" w:type="dxa"/>
+              <w:right w:w="80" w:type="dxa"/>
+            </w:tcMar>
           </w:tcPr>
           <w:p>
-            <w:r>
-              <w:rPr>
-                <w:sz w:val="17"/>
+            <w:pPr>
+              <w:spacing w:before="0" w:after="0"/>
+              <w:jc w:val="center"/>
+            </w:pPr>
+            <w:r>
+              <w:rPr>
+                <w:sz w:val="16"/>
               </w:rPr>
               <w:t>OS base</w:t>
             </w:r>
@@ -300,12 +417,29 @@
         <w:tc>
           <w:tcPr>
             <w:tcW w:type="dxa" w:w="4076"/>
-            <w:shd w:val="clear" w:color="auto" w:fill="F8F8F8"/>
+            <w:shd w:val="clear" w:color="auto" w:fill="EAEAEA"/>
+            <w:tcBorders>
+              <w:top w:val="single" w:sz="12" w:color="FFFFFF"/>
+              <w:left w:val="single" w:sz="12" w:color="FFFFFF"/>
+              <w:bottom w:val="single" w:sz="12" w:color="FFFFFF"/>
+              <w:right w:val="single" w:sz="12" w:color="FFFFFF"/>
+            </w:tcBorders>
+            <w:vAlign w:val="center"/>
+            <w:tcMar>
+              <w:top w:w="40" w:type="dxa"/>
+              <w:left w:w="120" w:type="dxa"/>
+              <w:bottom w:w="40" w:type="dxa"/>
+              <w:right w:w="80" w:type="dxa"/>
+            </w:tcMar>
           </w:tcPr>
           <w:p>
-            <w:r>
-              <w:rPr>
-                <w:sz w:val="17"/>
+            <w:pPr>
+              <w:spacing w:before="0" w:after="0"/>
+              <w:jc w:val="center"/>
+            </w:pPr>
+            <w:r>
+              <w:rPr>
+                <w:sz w:val="16"/>
               </w:rPr>
               <w:t>~12 GB</w:t>
             </w:r>
@@ -313,15 +447,35 @@
         </w:tc>
       </w:tr>
       <w:tr>
+        <w:trPr>
+          <w:trHeight w:val="283" w:hRule="atLeast"/>
+        </w:trPr>
         <w:tc>
           <w:tcPr>
             <w:tcW w:type="dxa" w:w="4076"/>
-            <w:shd w:val="clear" w:color="auto" w:fill="FFFFFF"/>
+            <w:shd w:val="clear" w:color="auto" w:fill="EAEAEA"/>
+            <w:tcBorders>
+              <w:top w:val="single" w:sz="12" w:color="FFFFFF"/>
+              <w:left w:val="single" w:sz="12" w:color="FFFFFF"/>
+              <w:bottom w:val="single" w:sz="12" w:color="FFFFFF"/>
+              <w:right w:val="single" w:sz="12" w:color="FFFFFF"/>
+            </w:tcBorders>
+            <w:vAlign w:val="center"/>
+            <w:tcMar>
+              <w:top w:w="40" w:type="dxa"/>
+              <w:left w:w="120" w:type="dxa"/>
+              <w:bottom w:w="40" w:type="dxa"/>
+              <w:right w:w="80" w:type="dxa"/>
+            </w:tcMar>
           </w:tcPr>
           <w:p>
-            <w:r>
-              <w:rPr>
-                <w:sz w:val="17"/>
+            <w:pPr>
+              <w:spacing w:before="0" w:after="0"/>
+              <w:jc w:val="both"/>
+            </w:pPr>
+            <w:r>
+              <w:rPr>
+                <w:sz w:val="16"/>
               </w:rPr>
               <w:t>faster-whisper (modelo large-v3)</w:t>
             </w:r>
@@ -330,12 +484,29 @@
         <w:tc>
           <w:tcPr>
             <w:tcW w:type="dxa" w:w="4076"/>
-            <w:shd w:val="clear" w:color="auto" w:fill="FFFFFF"/>
+            <w:shd w:val="clear" w:color="auto" w:fill="EAEAEA"/>
+            <w:tcBorders>
+              <w:top w:val="single" w:sz="12" w:color="FFFFFF"/>
+              <w:left w:val="single" w:sz="12" w:color="FFFFFF"/>
+              <w:bottom w:val="single" w:sz="12" w:color="FFFFFF"/>
+              <w:right w:val="single" w:sz="12" w:color="FFFFFF"/>
+            </w:tcBorders>
+            <w:vAlign w:val="center"/>
+            <w:tcMar>
+              <w:top w:w="40" w:type="dxa"/>
+              <w:left w:w="120" w:type="dxa"/>
+              <w:bottom w:w="40" w:type="dxa"/>
+              <w:right w:w="80" w:type="dxa"/>
+            </w:tcMar>
           </w:tcPr>
           <w:p>
-            <w:r>
-              <w:rPr>
-                <w:sz w:val="17"/>
+            <w:pPr>
+              <w:spacing w:before="0" w:after="0"/>
+              <w:jc w:val="center"/>
+            </w:pPr>
+            <w:r>
+              <w:rPr>
+                <w:sz w:val="16"/>
               </w:rPr>
               <w:t>~3 GB</w:t>
             </w:r>
@@ -343,15 +514,35 @@
         </w:tc>
       </w:tr>
       <w:tr>
+        <w:trPr>
+          <w:trHeight w:val="283" w:hRule="atLeast"/>
+        </w:trPr>
         <w:tc>
           <w:tcPr>
             <w:tcW w:type="dxa" w:w="4076"/>
-            <w:shd w:val="clear" w:color="auto" w:fill="F8F8F8"/>
+            <w:shd w:val="clear" w:color="auto" w:fill="EAEAEA"/>
+            <w:tcBorders>
+              <w:top w:val="single" w:sz="12" w:color="FFFFFF"/>
+              <w:left w:val="single" w:sz="12" w:color="FFFFFF"/>
+              <w:bottom w:val="single" w:sz="12" w:color="FFFFFF"/>
+              <w:right w:val="single" w:sz="12" w:color="FFFFFF"/>
+            </w:tcBorders>
+            <w:vAlign w:val="center"/>
+            <w:tcMar>
+              <w:top w:w="40" w:type="dxa"/>
+              <w:left w:w="120" w:type="dxa"/>
+              <w:bottom w:w="40" w:type="dxa"/>
+              <w:right w:w="80" w:type="dxa"/>
+            </w:tcMar>
           </w:tcPr>
           <w:p>
-            <w:r>
-              <w:rPr>
-                <w:sz w:val="17"/>
+            <w:pPr>
+              <w:spacing w:before="0" w:after="0"/>
+              <w:jc w:val="center"/>
+            </w:pPr>
+            <w:r>
+              <w:rPr>
+                <w:sz w:val="16"/>
               </w:rPr>
               <w:t>kokoro-tts container</w:t>
             </w:r>
@@ -360,12 +551,29 @@
         <w:tc>
           <w:tcPr>
             <w:tcW w:type="dxa" w:w="4076"/>
-            <w:shd w:val="clear" w:color="auto" w:fill="F8F8F8"/>
+            <w:shd w:val="clear" w:color="auto" w:fill="EAEAEA"/>
+            <w:tcBorders>
+              <w:top w:val="single" w:sz="12" w:color="FFFFFF"/>
+              <w:left w:val="single" w:sz="12" w:color="FFFFFF"/>
+              <w:bottom w:val="single" w:sz="12" w:color="FFFFFF"/>
+              <w:right w:val="single" w:sz="12" w:color="FFFFFF"/>
+            </w:tcBorders>
+            <w:vAlign w:val="center"/>
+            <w:tcMar>
+              <w:top w:w="40" w:type="dxa"/>
+              <w:left w:w="120" w:type="dxa"/>
+              <w:bottom w:w="40" w:type="dxa"/>
+              <w:right w:w="80" w:type="dxa"/>
+            </w:tcMar>
           </w:tcPr>
           <w:p>
-            <w:r>
-              <w:rPr>
-                <w:sz w:val="17"/>
+            <w:pPr>
+              <w:spacing w:before="0" w:after="0"/>
+              <w:jc w:val="center"/>
+            </w:pPr>
+            <w:r>
+              <w:rPr>
+                <w:sz w:val="16"/>
               </w:rPr>
               <w:t>~2 GB</w:t>
             </w:r>
@@ -373,15 +581,35 @@
         </w:tc>
       </w:tr>
       <w:tr>
+        <w:trPr>
+          <w:trHeight w:val="283" w:hRule="atLeast"/>
+        </w:trPr>
         <w:tc>
           <w:tcPr>
             <w:tcW w:type="dxa" w:w="4076"/>
-            <w:shd w:val="clear" w:color="auto" w:fill="FFFFFF"/>
+            <w:shd w:val="clear" w:color="auto" w:fill="EAEAEA"/>
+            <w:tcBorders>
+              <w:top w:val="single" w:sz="12" w:color="FFFFFF"/>
+              <w:left w:val="single" w:sz="12" w:color="FFFFFF"/>
+              <w:bottom w:val="single" w:sz="12" w:color="FFFFFF"/>
+              <w:right w:val="single" w:sz="12" w:color="FFFFFF"/>
+            </w:tcBorders>
+            <w:vAlign w:val="center"/>
+            <w:tcMar>
+              <w:top w:w="40" w:type="dxa"/>
+              <w:left w:w="120" w:type="dxa"/>
+              <w:bottom w:w="40" w:type="dxa"/>
+              <w:right w:w="80" w:type="dxa"/>
+            </w:tcMar>
           </w:tcPr>
           <w:p>
-            <w:r>
-              <w:rPr>
-                <w:sz w:val="17"/>
+            <w:pPr>
+              <w:spacing w:before="0" w:after="0"/>
+              <w:jc w:val="center"/>
+            </w:pPr>
+            <w:r>
+              <w:rPr>
+                <w:sz w:val="16"/>
               </w:rPr>
               <w:t>piper-tts (CPU, ultraligero)</w:t>
             </w:r>
@@ -390,12 +618,29 @@
         <w:tc>
           <w:tcPr>
             <w:tcW w:type="dxa" w:w="4076"/>
-            <w:shd w:val="clear" w:color="auto" w:fill="FFFFFF"/>
+            <w:shd w:val="clear" w:color="auto" w:fill="EAEAEA"/>
+            <w:tcBorders>
+              <w:top w:val="single" w:sz="12" w:color="FFFFFF"/>
+              <w:left w:val="single" w:sz="12" w:color="FFFFFF"/>
+              <w:bottom w:val="single" w:sz="12" w:color="FFFFFF"/>
+              <w:right w:val="single" w:sz="12" w:color="FFFFFF"/>
+            </w:tcBorders>
+            <w:vAlign w:val="center"/>
+            <w:tcMar>
+              <w:top w:w="40" w:type="dxa"/>
+              <w:left w:w="120" w:type="dxa"/>
+              <w:bottom w:w="40" w:type="dxa"/>
+              <w:right w:w="80" w:type="dxa"/>
+            </w:tcMar>
           </w:tcPr>
           <w:p>
-            <w:r>
-              <w:rPr>
-                <w:sz w:val="17"/>
+            <w:pPr>
+              <w:spacing w:before="0" w:after="0"/>
+              <w:jc w:val="center"/>
+            </w:pPr>
+            <w:r>
+              <w:rPr>
+                <w:sz w:val="16"/>
               </w:rPr>
               <w:t>~0.5 GB</w:t>
             </w:r>
@@ -403,15 +648,35 @@
         </w:tc>
       </w:tr>
       <w:tr>
+        <w:trPr>
+          <w:trHeight w:val="283" w:hRule="atLeast"/>
+        </w:trPr>
         <w:tc>
           <w:tcPr>
             <w:tcW w:type="dxa" w:w="4076"/>
-            <w:shd w:val="clear" w:color="auto" w:fill="F8F8F8"/>
+            <w:shd w:val="clear" w:color="auto" w:fill="EAEAEA"/>
+            <w:tcBorders>
+              <w:top w:val="single" w:sz="12" w:color="FFFFFF"/>
+              <w:left w:val="single" w:sz="12" w:color="FFFFFF"/>
+              <w:bottom w:val="single" w:sz="12" w:color="FFFFFF"/>
+              <w:right w:val="single" w:sz="12" w:color="FFFFFF"/>
+            </w:tcBorders>
+            <w:vAlign w:val="center"/>
+            <w:tcMar>
+              <w:top w:w="40" w:type="dxa"/>
+              <w:left w:w="120" w:type="dxa"/>
+              <w:bottom w:w="40" w:type="dxa"/>
+              <w:right w:w="80" w:type="dxa"/>
+            </w:tcMar>
           </w:tcPr>
           <w:p>
-            <w:r>
-              <w:rPr>
-                <w:sz w:val="17"/>
+            <w:pPr>
+              <w:spacing w:before="0" w:after="0"/>
+              <w:jc w:val="center"/>
+            </w:pPr>
+            <w:r>
+              <w:rPr>
+                <w:sz w:val="16"/>
               </w:rPr>
               <w:t>STT + TTS simultáneos</w:t>
             </w:r>
@@ -420,12 +685,29 @@
         <w:tc>
           <w:tcPr>
             <w:tcW w:type="dxa" w:w="4076"/>
-            <w:shd w:val="clear" w:color="auto" w:fill="F8F8F8"/>
+            <w:shd w:val="clear" w:color="auto" w:fill="EAEAEA"/>
+            <w:tcBorders>
+              <w:top w:val="single" w:sz="12" w:color="FFFFFF"/>
+              <w:left w:val="single" w:sz="12" w:color="FFFFFF"/>
+              <w:bottom w:val="single" w:sz="12" w:color="FFFFFF"/>
+              <w:right w:val="single" w:sz="12" w:color="FFFFFF"/>
+            </w:tcBorders>
+            <w:vAlign w:val="center"/>
+            <w:tcMar>
+              <w:top w:w="40" w:type="dxa"/>
+              <w:left w:w="120" w:type="dxa"/>
+              <w:bottom w:w="40" w:type="dxa"/>
+              <w:right w:w="80" w:type="dxa"/>
+            </w:tcMar>
           </w:tcPr>
           <w:p>
-            <w:r>
-              <w:rPr>
-                <w:sz w:val="17"/>
+            <w:pPr>
+              <w:spacing w:before="0" w:after="0"/>
+              <w:jc w:val="center"/>
+            </w:pPr>
+            <w:r>
+              <w:rPr>
+                <w:sz w:val="16"/>
               </w:rPr>
               <w:t>~17.5 GB — seguros juntos</w:t>
             </w:r>
@@ -433,15 +715,35 @@
         </w:tc>
       </w:tr>
       <w:tr>
+        <w:trPr>
+          <w:trHeight w:val="283" w:hRule="atLeast"/>
+        </w:trPr>
         <w:tc>
           <w:tcPr>
             <w:tcW w:type="dxa" w:w="4076"/>
-            <w:shd w:val="clear" w:color="auto" w:fill="FFFFFF"/>
+            <w:shd w:val="clear" w:color="auto" w:fill="EAEAEA"/>
+            <w:tcBorders>
+              <w:top w:val="single" w:sz="12" w:color="FFFFFF"/>
+              <w:left w:val="single" w:sz="12" w:color="FFFFFF"/>
+              <w:bottom w:val="single" w:sz="12" w:color="FFFFFF"/>
+              <w:right w:val="single" w:sz="12" w:color="FFFFFF"/>
+            </w:tcBorders>
+            <w:vAlign w:val="center"/>
+            <w:tcMar>
+              <w:top w:w="40" w:type="dxa"/>
+              <w:left w:w="120" w:type="dxa"/>
+              <w:bottom w:w="40" w:type="dxa"/>
+              <w:right w:w="80" w:type="dxa"/>
+            </w:tcMar>
           </w:tcPr>
           <w:p>
-            <w:r>
-              <w:rPr>
-                <w:sz w:val="17"/>
+            <w:pPr>
+              <w:spacing w:before="0" w:after="0"/>
+              <w:jc w:val="both"/>
+            </w:pPr>
+            <w:r>
+              <w:rPr>
+                <w:sz w:val="16"/>
               </w:rPr>
               <w:t>+ LLM Qwen3.5-4B (pipeline completo)</w:t>
             </w:r>
@@ -450,12 +752,29 @@
         <w:tc>
           <w:tcPr>
             <w:tcW w:type="dxa" w:w="4076"/>
-            <w:shd w:val="clear" w:color="auto" w:fill="FFFFFF"/>
+            <w:shd w:val="clear" w:color="auto" w:fill="EAEAEA"/>
+            <w:tcBorders>
+              <w:top w:val="single" w:sz="12" w:color="FFFFFF"/>
+              <w:left w:val="single" w:sz="12" w:color="FFFFFF"/>
+              <w:bottom w:val="single" w:sz="12" w:color="FFFFFF"/>
+              <w:right w:val="single" w:sz="12" w:color="FFFFFF"/>
+            </w:tcBorders>
+            <w:vAlign w:val="center"/>
+            <w:tcMar>
+              <w:top w:w="40" w:type="dxa"/>
+              <w:left w:w="120" w:type="dxa"/>
+              <w:bottom w:w="40" w:type="dxa"/>
+              <w:right w:w="80" w:type="dxa"/>
+            </w:tcMar>
           </w:tcPr>
           <w:p>
-            <w:r>
-              <w:rPr>
-                <w:sz w:val="17"/>
+            <w:pPr>
+              <w:spacing w:before="0" w:after="0"/>
+              <w:jc w:val="center"/>
+            </w:pPr>
+            <w:r>
+              <w:rPr>
+                <w:sz w:val="16"/>
               </w:rPr>
               <w:t>+5 GB = ~22.5 GB</w:t>
             </w:r>
@@ -471,14 +790,19 @@
     <w:p>
       <w:pPr>
         <w:pStyle w:val="Endure-ChapterBodyText"/>
+        <w:spacing w:before="100" w:after="100"/>
       </w:pPr>
       <w:r>
         <w:rPr>
           <w:b/>
+          <w:sz w:val="20"/>
         </w:rPr>
         <w:t>Modo energético:</w:t>
       </w:r>
       <w:r>
+        <w:rPr>
+          <w:sz w:val="20"/>
+        </w:rPr>
         <w:t xml:space="preserve"> 30W para todos los escenarios — STT y TTS son modelos pequeños que no justifican MAXN. Solo activar MAXN si el LLM del pipeline es ≥14B.</w:t>
       </w:r>
     </w:p>
@@ -487,8 +811,12 @@
         <w:pStyle w:val="Endure-Subhead"/>
         <w:keepNext/>
         <w:spacing w:before="240" w:after="60"/>
+        <w:outlineLvl w:val="1"/>
       </w:pPr>
       <w:r>
+        <w:rPr>
+          <w:sz w:val="24"/>
+        </w:rPr>
         <w:t>29.1 STT con faster-whisper</w:t>
       </w:r>
     </w:p>
@@ -497,10 +825,11 @@
         <w:pStyle w:val="Endure-Subhead"/>
         <w:keepNext/>
         <w:spacing w:before="160" w:after="60"/>
+        <w:outlineLvl w:val="2"/>
       </w:pPr>
       <w:r>
         <w:rPr>
-          <w:sz w:val="18"/>
+          <w:sz w:val="22"/>
         </w:rPr>
         <w:t>29.1.1 Comparativa de Motores STT para Español</w:t>
       </w:r>
@@ -520,20 +849,38 @@
         <w:gridCol w:w="1359"/>
       </w:tblGrid>
       <w:tr>
+        <w:trPr>
+          <w:trHeight w:val="453" w:hRule="atLeast"/>
+          <w:tblHeader/>
+        </w:trPr>
         <w:tc>
           <w:tcPr>
             <w:tcW w:type="dxa" w:w="1359"/>
             <w:shd w:val="clear" w:color="auto" w:fill="1A5A6A"/>
+            <w:tcBorders>
+              <w:top w:val="single" w:sz="12" w:color="FFFFFF"/>
+              <w:left w:val="single" w:sz="12" w:color="FFFFFF"/>
+              <w:bottom w:val="single" w:sz="12" w:color="FFFFFF"/>
+              <w:right w:val="single" w:sz="12" w:color="FFFFFF"/>
+            </w:tcBorders>
+            <w:vAlign w:val="center"/>
+            <w:tcMar>
+              <w:top w:w="60" w:type="dxa"/>
+              <w:left w:w="120" w:type="dxa"/>
+              <w:bottom w:w="60" w:type="dxa"/>
+              <w:right w:w="80" w:type="dxa"/>
+            </w:tcMar>
           </w:tcPr>
           <w:p>
             <w:pPr>
+              <w:spacing w:before="0" w:after="0"/>
               <w:jc w:val="center"/>
             </w:pPr>
             <w:r>
               <w:rPr>
                 <w:b/>
                 <w:color w:val="FFFFFF"/>
-                <w:sz w:val="17"/>
+                <w:sz w:val="16"/>
               </w:rPr>
               <w:t>Motor</w:t>
             </w:r>
@@ -543,16 +890,30 @@
           <w:tcPr>
             <w:tcW w:type="dxa" w:w="1359"/>
             <w:shd w:val="clear" w:color="auto" w:fill="1A5A6A"/>
+            <w:tcBorders>
+              <w:top w:val="single" w:sz="12" w:color="FFFFFF"/>
+              <w:left w:val="single" w:sz="12" w:color="FFFFFF"/>
+              <w:bottom w:val="single" w:sz="12" w:color="FFFFFF"/>
+              <w:right w:val="single" w:sz="12" w:color="FFFFFF"/>
+            </w:tcBorders>
+            <w:vAlign w:val="center"/>
+            <w:tcMar>
+              <w:top w:w="60" w:type="dxa"/>
+              <w:left w:w="120" w:type="dxa"/>
+              <w:bottom w:w="60" w:type="dxa"/>
+              <w:right w:w="80" w:type="dxa"/>
+            </w:tcMar>
           </w:tcPr>
           <w:p>
             <w:pPr>
+              <w:spacing w:before="0" w:after="0"/>
               <w:jc w:val="center"/>
             </w:pPr>
             <w:r>
               <w:rPr>
                 <w:b/>
                 <w:color w:val="FFFFFF"/>
-                <w:sz w:val="17"/>
+                <w:sz w:val="16"/>
               </w:rPr>
               <w:t>Modelo</w:t>
             </w:r>
@@ -562,16 +923,30 @@
           <w:tcPr>
             <w:tcW w:type="dxa" w:w="1359"/>
             <w:shd w:val="clear" w:color="auto" w:fill="1A5A6A"/>
+            <w:tcBorders>
+              <w:top w:val="single" w:sz="12" w:color="FFFFFF"/>
+              <w:left w:val="single" w:sz="12" w:color="FFFFFF"/>
+              <w:bottom w:val="single" w:sz="12" w:color="FFFFFF"/>
+              <w:right w:val="single" w:sz="12" w:color="FFFFFF"/>
+            </w:tcBorders>
+            <w:vAlign w:val="center"/>
+            <w:tcMar>
+              <w:top w:w="60" w:type="dxa"/>
+              <w:left w:w="120" w:type="dxa"/>
+              <w:bottom w:w="60" w:type="dxa"/>
+              <w:right w:w="80" w:type="dxa"/>
+            </w:tcMar>
           </w:tcPr>
           <w:p>
             <w:pPr>
+              <w:spacing w:before="0" w:after="0"/>
               <w:jc w:val="center"/>
             </w:pPr>
             <w:r>
               <w:rPr>
                 <w:b/>
                 <w:color w:val="FFFFFF"/>
-                <w:sz w:val="17"/>
+                <w:sz w:val="16"/>
               </w:rPr>
               <w:t>Velocidad (ratio vs tiempo real)</w:t>
             </w:r>
@@ -581,16 +956,30 @@
           <w:tcPr>
             <w:tcW w:type="dxa" w:w="1359"/>
             <w:shd w:val="clear" w:color="auto" w:fill="1A5A6A"/>
+            <w:tcBorders>
+              <w:top w:val="single" w:sz="12" w:color="FFFFFF"/>
+              <w:left w:val="single" w:sz="12" w:color="FFFFFF"/>
+              <w:bottom w:val="single" w:sz="12" w:color="FFFFFF"/>
+              <w:right w:val="single" w:sz="12" w:color="FFFFFF"/>
+            </w:tcBorders>
+            <w:vAlign w:val="center"/>
+            <w:tcMar>
+              <w:top w:w="60" w:type="dxa"/>
+              <w:left w:w="120" w:type="dxa"/>
+              <w:bottom w:w="60" w:type="dxa"/>
+              <w:right w:w="80" w:type="dxa"/>
+            </w:tcMar>
           </w:tcPr>
           <w:p>
             <w:pPr>
+              <w:spacing w:before="0" w:after="0"/>
               <w:jc w:val="center"/>
             </w:pPr>
             <w:r>
               <w:rPr>
                 <w:b/>
                 <w:color w:val="FFFFFF"/>
-                <w:sz w:val="17"/>
+                <w:sz w:val="16"/>
               </w:rPr>
               <w:t>Calidad Español</w:t>
             </w:r>
@@ -600,16 +989,30 @@
           <w:tcPr>
             <w:tcW w:type="dxa" w:w="1359"/>
             <w:shd w:val="clear" w:color="auto" w:fill="1A5A6A"/>
+            <w:tcBorders>
+              <w:top w:val="single" w:sz="12" w:color="FFFFFF"/>
+              <w:left w:val="single" w:sz="12" w:color="FFFFFF"/>
+              <w:bottom w:val="single" w:sz="12" w:color="FFFFFF"/>
+              <w:right w:val="single" w:sz="12" w:color="FFFFFF"/>
+            </w:tcBorders>
+            <w:vAlign w:val="center"/>
+            <w:tcMar>
+              <w:top w:w="60" w:type="dxa"/>
+              <w:left w:w="120" w:type="dxa"/>
+              <w:bottom w:w="60" w:type="dxa"/>
+              <w:right w:w="80" w:type="dxa"/>
+            </w:tcMar>
           </w:tcPr>
           <w:p>
             <w:pPr>
+              <w:spacing w:before="0" w:after="0"/>
               <w:jc w:val="center"/>
             </w:pPr>
             <w:r>
               <w:rPr>
                 <w:b/>
                 <w:color w:val="FFFFFF"/>
-                <w:sz w:val="17"/>
+                <w:sz w:val="16"/>
               </w:rPr>
               <w:t>WER*</w:t>
             </w:r>
@@ -619,16 +1022,30 @@
           <w:tcPr>
             <w:tcW w:type="dxa" w:w="1359"/>
             <w:shd w:val="clear" w:color="auto" w:fill="1A5A6A"/>
+            <w:tcBorders>
+              <w:top w:val="single" w:sz="12" w:color="FFFFFF"/>
+              <w:left w:val="single" w:sz="12" w:color="FFFFFF"/>
+              <w:bottom w:val="single" w:sz="12" w:color="FFFFFF"/>
+              <w:right w:val="single" w:sz="12" w:color="FFFFFF"/>
+            </w:tcBorders>
+            <w:vAlign w:val="center"/>
+            <w:tcMar>
+              <w:top w:w="60" w:type="dxa"/>
+              <w:left w:w="120" w:type="dxa"/>
+              <w:bottom w:w="60" w:type="dxa"/>
+              <w:right w:w="80" w:type="dxa"/>
+            </w:tcMar>
           </w:tcPr>
           <w:p>
             <w:pPr>
+              <w:spacing w:before="0" w:after="0"/>
               <w:jc w:val="center"/>
             </w:pPr>
             <w:r>
               <w:rPr>
                 <w:b/>
                 <w:color w:val="FFFFFF"/>
-                <w:sz w:val="17"/>
+                <w:sz w:val="16"/>
               </w:rPr>
               <w:t>RAM</w:t>
             </w:r>
@@ -636,15 +1053,35 @@
         </w:tc>
       </w:tr>
       <w:tr>
+        <w:trPr>
+          <w:trHeight w:val="283" w:hRule="atLeast"/>
+        </w:trPr>
         <w:tc>
           <w:tcPr>
             <w:tcW w:type="dxa" w:w="1359"/>
-            <w:shd w:val="clear" w:color="auto" w:fill="F8F8F8"/>
+            <w:shd w:val="clear" w:color="auto" w:fill="EAEAEA"/>
+            <w:tcBorders>
+              <w:top w:val="single" w:sz="12" w:color="FFFFFF"/>
+              <w:left w:val="single" w:sz="12" w:color="FFFFFF"/>
+              <w:bottom w:val="single" w:sz="12" w:color="FFFFFF"/>
+              <w:right w:val="single" w:sz="12" w:color="FFFFFF"/>
+            </w:tcBorders>
+            <w:vAlign w:val="center"/>
+            <w:tcMar>
+              <w:top w:w="40" w:type="dxa"/>
+              <w:left w:w="120" w:type="dxa"/>
+              <w:bottom w:w="40" w:type="dxa"/>
+              <w:right w:w="80" w:type="dxa"/>
+            </w:tcMar>
           </w:tcPr>
           <w:p>
-            <w:r>
-              <w:rPr>
-                <w:sz w:val="17"/>
+            <w:pPr>
+              <w:spacing w:before="0" w:after="0"/>
+              <w:jc w:val="center"/>
+            </w:pPr>
+            <w:r>
+              <w:rPr>
+                <w:sz w:val="16"/>
               </w:rPr>
               <w:t>faster-whisper</w:t>
             </w:r>
@@ -653,12 +1090,29 @@
         <w:tc>
           <w:tcPr>
             <w:tcW w:type="dxa" w:w="1359"/>
-            <w:shd w:val="clear" w:color="auto" w:fill="F8F8F8"/>
+            <w:shd w:val="clear" w:color="auto" w:fill="EAEAEA"/>
+            <w:tcBorders>
+              <w:top w:val="single" w:sz="12" w:color="FFFFFF"/>
+              <w:left w:val="single" w:sz="12" w:color="FFFFFF"/>
+              <w:bottom w:val="single" w:sz="12" w:color="FFFFFF"/>
+              <w:right w:val="single" w:sz="12" w:color="FFFFFF"/>
+            </w:tcBorders>
+            <w:vAlign w:val="center"/>
+            <w:tcMar>
+              <w:top w:w="40" w:type="dxa"/>
+              <w:left w:w="120" w:type="dxa"/>
+              <w:bottom w:w="40" w:type="dxa"/>
+              <w:right w:w="80" w:type="dxa"/>
+            </w:tcMar>
           </w:tcPr>
           <w:p>
-            <w:r>
-              <w:rPr>
-                <w:sz w:val="17"/>
+            <w:pPr>
+              <w:spacing w:before="0" w:after="0"/>
+              <w:jc w:val="center"/>
+            </w:pPr>
+            <w:r>
+              <w:rPr>
+                <w:sz w:val="16"/>
               </w:rPr>
               <w:t>large-v3</w:t>
             </w:r>
@@ -667,12 +1121,29 @@
         <w:tc>
           <w:tcPr>
             <w:tcW w:type="dxa" w:w="1359"/>
-            <w:shd w:val="clear" w:color="auto" w:fill="F8F8F8"/>
+            <w:shd w:val="clear" w:color="auto" w:fill="EAEAEA"/>
+            <w:tcBorders>
+              <w:top w:val="single" w:sz="12" w:color="FFFFFF"/>
+              <w:left w:val="single" w:sz="12" w:color="FFFFFF"/>
+              <w:bottom w:val="single" w:sz="12" w:color="FFFFFF"/>
+              <w:right w:val="single" w:sz="12" w:color="FFFFFF"/>
+            </w:tcBorders>
+            <w:vAlign w:val="center"/>
+            <w:tcMar>
+              <w:top w:w="40" w:type="dxa"/>
+              <w:left w:w="120" w:type="dxa"/>
+              <w:bottom w:w="40" w:type="dxa"/>
+              <w:right w:w="80" w:type="dxa"/>
+            </w:tcMar>
           </w:tcPr>
           <w:p>
-            <w:r>
-              <w:rPr>
-                <w:sz w:val="17"/>
+            <w:pPr>
+              <w:spacing w:before="0" w:after="0"/>
+              <w:jc w:val="center"/>
+            </w:pPr>
+            <w:r>
+              <w:rPr>
+                <w:sz w:val="16"/>
               </w:rPr>
               <w:t>~5-8×</w:t>
             </w:r>
@@ -681,12 +1152,29 @@
         <w:tc>
           <w:tcPr>
             <w:tcW w:type="dxa" w:w="1359"/>
-            <w:shd w:val="clear" w:color="auto" w:fill="F8F8F8"/>
+            <w:shd w:val="clear" w:color="auto" w:fill="EAEAEA"/>
+            <w:tcBorders>
+              <w:top w:val="single" w:sz="12" w:color="FFFFFF"/>
+              <w:left w:val="single" w:sz="12" w:color="FFFFFF"/>
+              <w:bottom w:val="single" w:sz="12" w:color="FFFFFF"/>
+              <w:right w:val="single" w:sz="12" w:color="FFFFFF"/>
+            </w:tcBorders>
+            <w:vAlign w:val="center"/>
+            <w:tcMar>
+              <w:top w:w="40" w:type="dxa"/>
+              <w:left w:w="120" w:type="dxa"/>
+              <w:bottom w:w="40" w:type="dxa"/>
+              <w:right w:w="80" w:type="dxa"/>
+            </w:tcMar>
           </w:tcPr>
           <w:p>
-            <w:r>
-              <w:rPr>
-                <w:sz w:val="17"/>
+            <w:pPr>
+              <w:spacing w:before="0" w:after="0"/>
+              <w:jc w:val="center"/>
+            </w:pPr>
+            <w:r>
+              <w:rPr>
+                <w:sz w:val="16"/>
               </w:rPr>
               <w:t>Excelente</w:t>
             </w:r>
@@ -695,12 +1183,29 @@
         <w:tc>
           <w:tcPr>
             <w:tcW w:type="dxa" w:w="1359"/>
-            <w:shd w:val="clear" w:color="auto" w:fill="F8F8F8"/>
+            <w:shd w:val="clear" w:color="auto" w:fill="EAEAEA"/>
+            <w:tcBorders>
+              <w:top w:val="single" w:sz="12" w:color="FFFFFF"/>
+              <w:left w:val="single" w:sz="12" w:color="FFFFFF"/>
+              <w:bottom w:val="single" w:sz="12" w:color="FFFFFF"/>
+              <w:right w:val="single" w:sz="12" w:color="FFFFFF"/>
+            </w:tcBorders>
+            <w:vAlign w:val="center"/>
+            <w:tcMar>
+              <w:top w:w="40" w:type="dxa"/>
+              <w:left w:w="120" w:type="dxa"/>
+              <w:bottom w:w="40" w:type="dxa"/>
+              <w:right w:w="80" w:type="dxa"/>
+            </w:tcMar>
           </w:tcPr>
           <w:p>
-            <w:r>
-              <w:rPr>
-                <w:sz w:val="17"/>
+            <w:pPr>
+              <w:spacing w:before="0" w:after="0"/>
+              <w:jc w:val="center"/>
+            </w:pPr>
+            <w:r>
+              <w:rPr>
+                <w:sz w:val="16"/>
               </w:rPr>
               <w:t>~8%</w:t>
             </w:r>
@@ -709,12 +1214,29 @@
         <w:tc>
           <w:tcPr>
             <w:tcW w:type="dxa" w:w="1359"/>
-            <w:shd w:val="clear" w:color="auto" w:fill="F8F8F8"/>
+            <w:shd w:val="clear" w:color="auto" w:fill="EAEAEA"/>
+            <w:tcBorders>
+              <w:top w:val="single" w:sz="12" w:color="FFFFFF"/>
+              <w:left w:val="single" w:sz="12" w:color="FFFFFF"/>
+              <w:bottom w:val="single" w:sz="12" w:color="FFFFFF"/>
+              <w:right w:val="single" w:sz="12" w:color="FFFFFF"/>
+            </w:tcBorders>
+            <w:vAlign w:val="center"/>
+            <w:tcMar>
+              <w:top w:w="40" w:type="dxa"/>
+              <w:left w:w="120" w:type="dxa"/>
+              <w:bottom w:w="40" w:type="dxa"/>
+              <w:right w:w="80" w:type="dxa"/>
+            </w:tcMar>
           </w:tcPr>
           <w:p>
-            <w:r>
-              <w:rPr>
-                <w:sz w:val="17"/>
+            <w:pPr>
+              <w:spacing w:before="0" w:after="0"/>
+              <w:jc w:val="center"/>
+            </w:pPr>
+            <w:r>
+              <w:rPr>
+                <w:sz w:val="16"/>
               </w:rPr>
               <w:t>~3 GB</w:t>
             </w:r>
@@ -722,15 +1244,35 @@
         </w:tc>
       </w:tr>
       <w:tr>
+        <w:trPr>
+          <w:trHeight w:val="283" w:hRule="atLeast"/>
+        </w:trPr>
         <w:tc>
           <w:tcPr>
             <w:tcW w:type="dxa" w:w="1359"/>
-            <w:shd w:val="clear" w:color="auto" w:fill="FFFFFF"/>
+            <w:shd w:val="clear" w:color="auto" w:fill="EAEAEA"/>
+            <w:tcBorders>
+              <w:top w:val="single" w:sz="12" w:color="FFFFFF"/>
+              <w:left w:val="single" w:sz="12" w:color="FFFFFF"/>
+              <w:bottom w:val="single" w:sz="12" w:color="FFFFFF"/>
+              <w:right w:val="single" w:sz="12" w:color="FFFFFF"/>
+            </w:tcBorders>
+            <w:vAlign w:val="center"/>
+            <w:tcMar>
+              <w:top w:w="40" w:type="dxa"/>
+              <w:left w:w="120" w:type="dxa"/>
+              <w:bottom w:w="40" w:type="dxa"/>
+              <w:right w:w="80" w:type="dxa"/>
+            </w:tcMar>
           </w:tcPr>
           <w:p>
-            <w:r>
-              <w:rPr>
-                <w:sz w:val="17"/>
+            <w:pPr>
+              <w:spacing w:before="0" w:after="0"/>
+              <w:jc w:val="center"/>
+            </w:pPr>
+            <w:r>
+              <w:rPr>
+                <w:sz w:val="16"/>
               </w:rPr>
               <w:t>faster-whisper</w:t>
             </w:r>
@@ -739,12 +1281,29 @@
         <w:tc>
           <w:tcPr>
             <w:tcW w:type="dxa" w:w="1359"/>
-            <w:shd w:val="clear" w:color="auto" w:fill="FFFFFF"/>
+            <w:shd w:val="clear" w:color="auto" w:fill="EAEAEA"/>
+            <w:tcBorders>
+              <w:top w:val="single" w:sz="12" w:color="FFFFFF"/>
+              <w:left w:val="single" w:sz="12" w:color="FFFFFF"/>
+              <w:bottom w:val="single" w:sz="12" w:color="FFFFFF"/>
+              <w:right w:val="single" w:sz="12" w:color="FFFFFF"/>
+            </w:tcBorders>
+            <w:vAlign w:val="center"/>
+            <w:tcMar>
+              <w:top w:w="40" w:type="dxa"/>
+              <w:left w:w="120" w:type="dxa"/>
+              <w:bottom w:w="40" w:type="dxa"/>
+              <w:right w:w="80" w:type="dxa"/>
+            </w:tcMar>
           </w:tcPr>
           <w:p>
-            <w:r>
-              <w:rPr>
-                <w:sz w:val="17"/>
+            <w:pPr>
+              <w:spacing w:before="0" w:after="0"/>
+              <w:jc w:val="center"/>
+            </w:pPr>
+            <w:r>
+              <w:rPr>
+                <w:sz w:val="16"/>
               </w:rPr>
               <w:t>medium</w:t>
             </w:r>
@@ -753,12 +1312,29 @@
         <w:tc>
           <w:tcPr>
             <w:tcW w:type="dxa" w:w="1359"/>
-            <w:shd w:val="clear" w:color="auto" w:fill="FFFFFF"/>
+            <w:shd w:val="clear" w:color="auto" w:fill="EAEAEA"/>
+            <w:tcBorders>
+              <w:top w:val="single" w:sz="12" w:color="FFFFFF"/>
+              <w:left w:val="single" w:sz="12" w:color="FFFFFF"/>
+              <w:bottom w:val="single" w:sz="12" w:color="FFFFFF"/>
+              <w:right w:val="single" w:sz="12" w:color="FFFFFF"/>
+            </w:tcBorders>
+            <w:vAlign w:val="center"/>
+            <w:tcMar>
+              <w:top w:w="40" w:type="dxa"/>
+              <w:left w:w="120" w:type="dxa"/>
+              <w:bottom w:w="40" w:type="dxa"/>
+              <w:right w:w="80" w:type="dxa"/>
+            </w:tcMar>
           </w:tcPr>
           <w:p>
-            <w:r>
-              <w:rPr>
-                <w:sz w:val="17"/>
+            <w:pPr>
+              <w:spacing w:before="0" w:after="0"/>
+              <w:jc w:val="center"/>
+            </w:pPr>
+            <w:r>
+              <w:rPr>
+                <w:sz w:val="16"/>
               </w:rPr>
               <w:t>~12-15×</w:t>
             </w:r>
@@ -767,12 +1343,29 @@
         <w:tc>
           <w:tcPr>
             <w:tcW w:type="dxa" w:w="1359"/>
-            <w:shd w:val="clear" w:color="auto" w:fill="FFFFFF"/>
+            <w:shd w:val="clear" w:color="auto" w:fill="EAEAEA"/>
+            <w:tcBorders>
+              <w:top w:val="single" w:sz="12" w:color="FFFFFF"/>
+              <w:left w:val="single" w:sz="12" w:color="FFFFFF"/>
+              <w:bottom w:val="single" w:sz="12" w:color="FFFFFF"/>
+              <w:right w:val="single" w:sz="12" w:color="FFFFFF"/>
+            </w:tcBorders>
+            <w:vAlign w:val="center"/>
+            <w:tcMar>
+              <w:top w:w="40" w:type="dxa"/>
+              <w:left w:w="120" w:type="dxa"/>
+              <w:bottom w:w="40" w:type="dxa"/>
+              <w:right w:w="80" w:type="dxa"/>
+            </w:tcMar>
           </w:tcPr>
           <w:p>
-            <w:r>
-              <w:rPr>
-                <w:sz w:val="17"/>
+            <w:pPr>
+              <w:spacing w:before="0" w:after="0"/>
+              <w:jc w:val="center"/>
+            </w:pPr>
+            <w:r>
+              <w:rPr>
+                <w:sz w:val="16"/>
               </w:rPr>
               <w:t>Muy buena</w:t>
             </w:r>
@@ -781,12 +1374,29 @@
         <w:tc>
           <w:tcPr>
             <w:tcW w:type="dxa" w:w="1359"/>
-            <w:shd w:val="clear" w:color="auto" w:fill="FFFFFF"/>
+            <w:shd w:val="clear" w:color="auto" w:fill="EAEAEA"/>
+            <w:tcBorders>
+              <w:top w:val="single" w:sz="12" w:color="FFFFFF"/>
+              <w:left w:val="single" w:sz="12" w:color="FFFFFF"/>
+              <w:bottom w:val="single" w:sz="12" w:color="FFFFFF"/>
+              <w:right w:val="single" w:sz="12" w:color="FFFFFF"/>
+            </w:tcBorders>
+            <w:vAlign w:val="center"/>
+            <w:tcMar>
+              <w:top w:w="40" w:type="dxa"/>
+              <w:left w:w="120" w:type="dxa"/>
+              <w:bottom w:w="40" w:type="dxa"/>
+              <w:right w:w="80" w:type="dxa"/>
+            </w:tcMar>
           </w:tcPr>
           <w:p>
-            <w:r>
-              <w:rPr>
-                <w:sz w:val="17"/>
+            <w:pPr>
+              <w:spacing w:before="0" w:after="0"/>
+              <w:jc w:val="center"/>
+            </w:pPr>
+            <w:r>
+              <w:rPr>
+                <w:sz w:val="16"/>
               </w:rPr>
               <w:t>~12%</w:t>
             </w:r>
@@ -795,12 +1405,29 @@
         <w:tc>
           <w:tcPr>
             <w:tcW w:type="dxa" w:w="1359"/>
-            <w:shd w:val="clear" w:color="auto" w:fill="FFFFFF"/>
+            <w:shd w:val="clear" w:color="auto" w:fill="EAEAEA"/>
+            <w:tcBorders>
+              <w:top w:val="single" w:sz="12" w:color="FFFFFF"/>
+              <w:left w:val="single" w:sz="12" w:color="FFFFFF"/>
+              <w:bottom w:val="single" w:sz="12" w:color="FFFFFF"/>
+              <w:right w:val="single" w:sz="12" w:color="FFFFFF"/>
+            </w:tcBorders>
+            <w:vAlign w:val="center"/>
+            <w:tcMar>
+              <w:top w:w="40" w:type="dxa"/>
+              <w:left w:w="120" w:type="dxa"/>
+              <w:bottom w:w="40" w:type="dxa"/>
+              <w:right w:w="80" w:type="dxa"/>
+            </w:tcMar>
           </w:tcPr>
           <w:p>
-            <w:r>
-              <w:rPr>
-                <w:sz w:val="17"/>
+            <w:pPr>
+              <w:spacing w:before="0" w:after="0"/>
+              <w:jc w:val="center"/>
+            </w:pPr>
+            <w:r>
+              <w:rPr>
+                <w:sz w:val="16"/>
               </w:rPr>
               <w:t>~1.5 GB</w:t>
             </w:r>
@@ -808,15 +1435,35 @@
         </w:tc>
       </w:tr>
       <w:tr>
+        <w:trPr>
+          <w:trHeight w:val="283" w:hRule="atLeast"/>
+        </w:trPr>
         <w:tc>
           <w:tcPr>
             <w:tcW w:type="dxa" w:w="1359"/>
-            <w:shd w:val="clear" w:color="auto" w:fill="F8F8F8"/>
+            <w:shd w:val="clear" w:color="auto" w:fill="EAEAEA"/>
+            <w:tcBorders>
+              <w:top w:val="single" w:sz="12" w:color="FFFFFF"/>
+              <w:left w:val="single" w:sz="12" w:color="FFFFFF"/>
+              <w:bottom w:val="single" w:sz="12" w:color="FFFFFF"/>
+              <w:right w:val="single" w:sz="12" w:color="FFFFFF"/>
+            </w:tcBorders>
+            <w:vAlign w:val="center"/>
+            <w:tcMar>
+              <w:top w:w="40" w:type="dxa"/>
+              <w:left w:w="120" w:type="dxa"/>
+              <w:bottom w:w="40" w:type="dxa"/>
+              <w:right w:w="80" w:type="dxa"/>
+            </w:tcMar>
           </w:tcPr>
           <w:p>
-            <w:r>
-              <w:rPr>
-                <w:sz w:val="17"/>
+            <w:pPr>
+              <w:spacing w:before="0" w:after="0"/>
+              <w:jc w:val="center"/>
+            </w:pPr>
+            <w:r>
+              <w:rPr>
+                <w:sz w:val="16"/>
               </w:rPr>
               <w:t>faster-whisper</w:t>
             </w:r>
@@ -825,12 +1472,29 @@
         <w:tc>
           <w:tcPr>
             <w:tcW w:type="dxa" w:w="1359"/>
-            <w:shd w:val="clear" w:color="auto" w:fill="F8F8F8"/>
+            <w:shd w:val="clear" w:color="auto" w:fill="EAEAEA"/>
+            <w:tcBorders>
+              <w:top w:val="single" w:sz="12" w:color="FFFFFF"/>
+              <w:left w:val="single" w:sz="12" w:color="FFFFFF"/>
+              <w:bottom w:val="single" w:sz="12" w:color="FFFFFF"/>
+              <w:right w:val="single" w:sz="12" w:color="FFFFFF"/>
+            </w:tcBorders>
+            <w:vAlign w:val="center"/>
+            <w:tcMar>
+              <w:top w:w="40" w:type="dxa"/>
+              <w:left w:w="120" w:type="dxa"/>
+              <w:bottom w:w="40" w:type="dxa"/>
+              <w:right w:w="80" w:type="dxa"/>
+            </w:tcMar>
           </w:tcPr>
           <w:p>
-            <w:r>
-              <w:rPr>
-                <w:sz w:val="17"/>
+            <w:pPr>
+              <w:spacing w:before="0" w:after="0"/>
+              <w:jc w:val="center"/>
+            </w:pPr>
+            <w:r>
+              <w:rPr>
+                <w:sz w:val="16"/>
               </w:rPr>
               <w:t>small</w:t>
             </w:r>
@@ -839,12 +1503,29 @@
         <w:tc>
           <w:tcPr>
             <w:tcW w:type="dxa" w:w="1359"/>
-            <w:shd w:val="clear" w:color="auto" w:fill="F8F8F8"/>
+            <w:shd w:val="clear" w:color="auto" w:fill="EAEAEA"/>
+            <w:tcBorders>
+              <w:top w:val="single" w:sz="12" w:color="FFFFFF"/>
+              <w:left w:val="single" w:sz="12" w:color="FFFFFF"/>
+              <w:bottom w:val="single" w:sz="12" w:color="FFFFFF"/>
+              <w:right w:val="single" w:sz="12" w:color="FFFFFF"/>
+            </w:tcBorders>
+            <w:vAlign w:val="center"/>
+            <w:tcMar>
+              <w:top w:w="40" w:type="dxa"/>
+              <w:left w:w="120" w:type="dxa"/>
+              <w:bottom w:w="40" w:type="dxa"/>
+              <w:right w:w="80" w:type="dxa"/>
+            </w:tcMar>
           </w:tcPr>
           <w:p>
-            <w:r>
-              <w:rPr>
-                <w:sz w:val="17"/>
+            <w:pPr>
+              <w:spacing w:before="0" w:after="0"/>
+              <w:jc w:val="center"/>
+            </w:pPr>
+            <w:r>
+              <w:rPr>
+                <w:sz w:val="16"/>
               </w:rPr>
               <w:t>~25-30×</w:t>
             </w:r>
@@ -853,12 +1534,29 @@
         <w:tc>
           <w:tcPr>
             <w:tcW w:type="dxa" w:w="1359"/>
-            <w:shd w:val="clear" w:color="auto" w:fill="F8F8F8"/>
+            <w:shd w:val="clear" w:color="auto" w:fill="EAEAEA"/>
+            <w:tcBorders>
+              <w:top w:val="single" w:sz="12" w:color="FFFFFF"/>
+              <w:left w:val="single" w:sz="12" w:color="FFFFFF"/>
+              <w:bottom w:val="single" w:sz="12" w:color="FFFFFF"/>
+              <w:right w:val="single" w:sz="12" w:color="FFFFFF"/>
+            </w:tcBorders>
+            <w:vAlign w:val="center"/>
+            <w:tcMar>
+              <w:top w:w="40" w:type="dxa"/>
+              <w:left w:w="120" w:type="dxa"/>
+              <w:bottom w:w="40" w:type="dxa"/>
+              <w:right w:w="80" w:type="dxa"/>
+            </w:tcMar>
           </w:tcPr>
           <w:p>
-            <w:r>
-              <w:rPr>
-                <w:sz w:val="17"/>
+            <w:pPr>
+              <w:spacing w:before="0" w:after="0"/>
+              <w:jc w:val="center"/>
+            </w:pPr>
+            <w:r>
+              <w:rPr>
+                <w:sz w:val="16"/>
               </w:rPr>
               <w:t>Buena</w:t>
             </w:r>
@@ -867,12 +1565,29 @@
         <w:tc>
           <w:tcPr>
             <w:tcW w:type="dxa" w:w="1359"/>
-            <w:shd w:val="clear" w:color="auto" w:fill="F8F8F8"/>
+            <w:shd w:val="clear" w:color="auto" w:fill="EAEAEA"/>
+            <w:tcBorders>
+              <w:top w:val="single" w:sz="12" w:color="FFFFFF"/>
+              <w:left w:val="single" w:sz="12" w:color="FFFFFF"/>
+              <w:bottom w:val="single" w:sz="12" w:color="FFFFFF"/>
+              <w:right w:val="single" w:sz="12" w:color="FFFFFF"/>
+            </w:tcBorders>
+            <w:vAlign w:val="center"/>
+            <w:tcMar>
+              <w:top w:w="40" w:type="dxa"/>
+              <w:left w:w="120" w:type="dxa"/>
+              <w:bottom w:w="40" w:type="dxa"/>
+              <w:right w:w="80" w:type="dxa"/>
+            </w:tcMar>
           </w:tcPr>
           <w:p>
-            <w:r>
-              <w:rPr>
-                <w:sz w:val="17"/>
+            <w:pPr>
+              <w:spacing w:before="0" w:after="0"/>
+              <w:jc w:val="center"/>
+            </w:pPr>
+            <w:r>
+              <w:rPr>
+                <w:sz w:val="16"/>
               </w:rPr>
               <w:t>~18%</w:t>
             </w:r>
@@ -881,12 +1596,29 @@
         <w:tc>
           <w:tcPr>
             <w:tcW w:type="dxa" w:w="1359"/>
-            <w:shd w:val="clear" w:color="auto" w:fill="F8F8F8"/>
+            <w:shd w:val="clear" w:color="auto" w:fill="EAEAEA"/>
+            <w:tcBorders>
+              <w:top w:val="single" w:sz="12" w:color="FFFFFF"/>
+              <w:left w:val="single" w:sz="12" w:color="FFFFFF"/>
+              <w:bottom w:val="single" w:sz="12" w:color="FFFFFF"/>
+              <w:right w:val="single" w:sz="12" w:color="FFFFFF"/>
+            </w:tcBorders>
+            <w:vAlign w:val="center"/>
+            <w:tcMar>
+              <w:top w:w="40" w:type="dxa"/>
+              <w:left w:w="120" w:type="dxa"/>
+              <w:bottom w:w="40" w:type="dxa"/>
+              <w:right w:w="80" w:type="dxa"/>
+            </w:tcMar>
           </w:tcPr>
           <w:p>
-            <w:r>
-              <w:rPr>
-                <w:sz w:val="17"/>
+            <w:pPr>
+              <w:spacing w:before="0" w:after="0"/>
+              <w:jc w:val="center"/>
+            </w:pPr>
+            <w:r>
+              <w:rPr>
+                <w:sz w:val="16"/>
               </w:rPr>
               <w:t>~0.5 GB</w:t>
             </w:r>
@@ -894,15 +1626,35 @@
         </w:tc>
       </w:tr>
       <w:tr>
+        <w:trPr>
+          <w:trHeight w:val="283" w:hRule="atLeast"/>
+        </w:trPr>
         <w:tc>
           <w:tcPr>
             <w:tcW w:type="dxa" w:w="1359"/>
-            <w:shd w:val="clear" w:color="auto" w:fill="FFFFFF"/>
+            <w:shd w:val="clear" w:color="auto" w:fill="EAEAEA"/>
+            <w:tcBorders>
+              <w:top w:val="single" w:sz="12" w:color="FFFFFF"/>
+              <w:left w:val="single" w:sz="12" w:color="FFFFFF"/>
+              <w:bottom w:val="single" w:sz="12" w:color="FFFFFF"/>
+              <w:right w:val="single" w:sz="12" w:color="FFFFFF"/>
+            </w:tcBorders>
+            <w:vAlign w:val="center"/>
+            <w:tcMar>
+              <w:top w:w="40" w:type="dxa"/>
+              <w:left w:w="120" w:type="dxa"/>
+              <w:bottom w:w="40" w:type="dxa"/>
+              <w:right w:w="80" w:type="dxa"/>
+            </w:tcMar>
           </w:tcPr>
           <w:p>
-            <w:r>
-              <w:rPr>
-                <w:sz w:val="17"/>
+            <w:pPr>
+              <w:spacing w:before="0" w:after="0"/>
+              <w:jc w:val="center"/>
+            </w:pPr>
+            <w:r>
+              <w:rPr>
+                <w:sz w:val="16"/>
               </w:rPr>
               <w:t>speaches (faster-whisper)</w:t>
             </w:r>
@@ -911,12 +1663,29 @@
         <w:tc>
           <w:tcPr>
             <w:tcW w:type="dxa" w:w="1359"/>
-            <w:shd w:val="clear" w:color="auto" w:fill="FFFFFF"/>
+            <w:shd w:val="clear" w:color="auto" w:fill="EAEAEA"/>
+            <w:tcBorders>
+              <w:top w:val="single" w:sz="12" w:color="FFFFFF"/>
+              <w:left w:val="single" w:sz="12" w:color="FFFFFF"/>
+              <w:bottom w:val="single" w:sz="12" w:color="FFFFFF"/>
+              <w:right w:val="single" w:sz="12" w:color="FFFFFF"/>
+            </w:tcBorders>
+            <w:vAlign w:val="center"/>
+            <w:tcMar>
+              <w:top w:w="40" w:type="dxa"/>
+              <w:left w:w="120" w:type="dxa"/>
+              <w:bottom w:w="40" w:type="dxa"/>
+              <w:right w:w="80" w:type="dxa"/>
+            </w:tcMar>
           </w:tcPr>
           <w:p>
-            <w:r>
-              <w:rPr>
-                <w:sz w:val="17"/>
+            <w:pPr>
+              <w:spacing w:before="0" w:after="0"/>
+              <w:jc w:val="center"/>
+            </w:pPr>
+            <w:r>
+              <w:rPr>
+                <w:sz w:val="16"/>
               </w:rPr>
               <w:t>large-v3</w:t>
             </w:r>
@@ -925,12 +1694,29 @@
         <w:tc>
           <w:tcPr>
             <w:tcW w:type="dxa" w:w="1359"/>
-            <w:shd w:val="clear" w:color="auto" w:fill="FFFFFF"/>
+            <w:shd w:val="clear" w:color="auto" w:fill="EAEAEA"/>
+            <w:tcBorders>
+              <w:top w:val="single" w:sz="12" w:color="FFFFFF"/>
+              <w:left w:val="single" w:sz="12" w:color="FFFFFF"/>
+              <w:bottom w:val="single" w:sz="12" w:color="FFFFFF"/>
+              <w:right w:val="single" w:sz="12" w:color="FFFFFF"/>
+            </w:tcBorders>
+            <w:vAlign w:val="center"/>
+            <w:tcMar>
+              <w:top w:w="40" w:type="dxa"/>
+              <w:left w:w="120" w:type="dxa"/>
+              <w:bottom w:w="40" w:type="dxa"/>
+              <w:right w:w="80" w:type="dxa"/>
+            </w:tcMar>
           </w:tcPr>
           <w:p>
-            <w:r>
-              <w:rPr>
-                <w:sz w:val="17"/>
+            <w:pPr>
+              <w:spacing w:before="0" w:after="0"/>
+              <w:jc w:val="center"/>
+            </w:pPr>
+            <w:r>
+              <w:rPr>
+                <w:sz w:val="16"/>
               </w:rPr>
               <w:t>~5×</w:t>
             </w:r>
@@ -939,12 +1725,29 @@
         <w:tc>
           <w:tcPr>
             <w:tcW w:type="dxa" w:w="1359"/>
-            <w:shd w:val="clear" w:color="auto" w:fill="FFFFFF"/>
+            <w:shd w:val="clear" w:color="auto" w:fill="EAEAEA"/>
+            <w:tcBorders>
+              <w:top w:val="single" w:sz="12" w:color="FFFFFF"/>
+              <w:left w:val="single" w:sz="12" w:color="FFFFFF"/>
+              <w:bottom w:val="single" w:sz="12" w:color="FFFFFF"/>
+              <w:right w:val="single" w:sz="12" w:color="FFFFFF"/>
+            </w:tcBorders>
+            <w:vAlign w:val="center"/>
+            <w:tcMar>
+              <w:top w:w="40" w:type="dxa"/>
+              <w:left w:w="120" w:type="dxa"/>
+              <w:bottom w:w="40" w:type="dxa"/>
+              <w:right w:w="80" w:type="dxa"/>
+            </w:tcMar>
           </w:tcPr>
           <w:p>
-            <w:r>
-              <w:rPr>
-                <w:sz w:val="17"/>
+            <w:pPr>
+              <w:spacing w:before="0" w:after="0"/>
+              <w:jc w:val="center"/>
+            </w:pPr>
+            <w:r>
+              <w:rPr>
+                <w:sz w:val="16"/>
               </w:rPr>
               <w:t>Excelente</w:t>
             </w:r>
@@ -953,12 +1756,29 @@
         <w:tc>
           <w:tcPr>
             <w:tcW w:type="dxa" w:w="1359"/>
-            <w:shd w:val="clear" w:color="auto" w:fill="FFFFFF"/>
+            <w:shd w:val="clear" w:color="auto" w:fill="EAEAEA"/>
+            <w:tcBorders>
+              <w:top w:val="single" w:sz="12" w:color="FFFFFF"/>
+              <w:left w:val="single" w:sz="12" w:color="FFFFFF"/>
+              <w:bottom w:val="single" w:sz="12" w:color="FFFFFF"/>
+              <w:right w:val="single" w:sz="12" w:color="FFFFFF"/>
+            </w:tcBorders>
+            <w:vAlign w:val="center"/>
+            <w:tcMar>
+              <w:top w:w="40" w:type="dxa"/>
+              <w:left w:w="120" w:type="dxa"/>
+              <w:bottom w:w="40" w:type="dxa"/>
+              <w:right w:w="80" w:type="dxa"/>
+            </w:tcMar>
           </w:tcPr>
           <w:p>
-            <w:r>
-              <w:rPr>
-                <w:sz w:val="17"/>
+            <w:pPr>
+              <w:spacing w:before="0" w:after="0"/>
+              <w:jc w:val="center"/>
+            </w:pPr>
+            <w:r>
+              <w:rPr>
+                <w:sz w:val="16"/>
               </w:rPr>
               <w:t>~8%</w:t>
             </w:r>
@@ -967,12 +1787,29 @@
         <w:tc>
           <w:tcPr>
             <w:tcW w:type="dxa" w:w="1359"/>
-            <w:shd w:val="clear" w:color="auto" w:fill="FFFFFF"/>
+            <w:shd w:val="clear" w:color="auto" w:fill="EAEAEA"/>
+            <w:tcBorders>
+              <w:top w:val="single" w:sz="12" w:color="FFFFFF"/>
+              <w:left w:val="single" w:sz="12" w:color="FFFFFF"/>
+              <w:bottom w:val="single" w:sz="12" w:color="FFFFFF"/>
+              <w:right w:val="single" w:sz="12" w:color="FFFFFF"/>
+            </w:tcBorders>
+            <w:vAlign w:val="center"/>
+            <w:tcMar>
+              <w:top w:w="40" w:type="dxa"/>
+              <w:left w:w="120" w:type="dxa"/>
+              <w:bottom w:w="40" w:type="dxa"/>
+              <w:right w:w="80" w:type="dxa"/>
+            </w:tcMar>
           </w:tcPr>
           <w:p>
-            <w:r>
-              <w:rPr>
-                <w:sz w:val="17"/>
+            <w:pPr>
+              <w:spacing w:before="0" w:after="0"/>
+              <w:jc w:val="center"/>
+            </w:pPr>
+            <w:r>
+              <w:rPr>
+                <w:sz w:val="16"/>
               </w:rPr>
               <w:t>~3 GB</w:t>
             </w:r>
@@ -980,15 +1817,35 @@
         </w:tc>
       </w:tr>
       <w:tr>
+        <w:trPr>
+          <w:trHeight w:val="283" w:hRule="atLeast"/>
+        </w:trPr>
         <w:tc>
           <w:tcPr>
             <w:tcW w:type="dxa" w:w="1359"/>
-            <w:shd w:val="clear" w:color="auto" w:fill="F8F8F8"/>
+            <w:shd w:val="clear" w:color="auto" w:fill="EAEAEA"/>
+            <w:tcBorders>
+              <w:top w:val="single" w:sz="12" w:color="FFFFFF"/>
+              <w:left w:val="single" w:sz="12" w:color="FFFFFF"/>
+              <w:bottom w:val="single" w:sz="12" w:color="FFFFFF"/>
+              <w:right w:val="single" w:sz="12" w:color="FFFFFF"/>
+            </w:tcBorders>
+            <w:vAlign w:val="center"/>
+            <w:tcMar>
+              <w:top w:w="40" w:type="dxa"/>
+              <w:left w:w="120" w:type="dxa"/>
+              <w:bottom w:w="40" w:type="dxa"/>
+              <w:right w:w="80" w:type="dxa"/>
+            </w:tcMar>
           </w:tcPr>
           <w:p>
-            <w:r>
-              <w:rPr>
-                <w:sz w:val="17"/>
+            <w:pPr>
+              <w:spacing w:before="0" w:after="0"/>
+              <w:jc w:val="center"/>
+            </w:pPr>
+            <w:r>
+              <w:rPr>
+                <w:sz w:val="16"/>
               </w:rPr>
               <w:t>whisper.cpp (GPU)</w:t>
             </w:r>
@@ -997,12 +1854,29 @@
         <w:tc>
           <w:tcPr>
             <w:tcW w:type="dxa" w:w="1359"/>
-            <w:shd w:val="clear" w:color="auto" w:fill="F8F8F8"/>
+            <w:shd w:val="clear" w:color="auto" w:fill="EAEAEA"/>
+            <w:tcBorders>
+              <w:top w:val="single" w:sz="12" w:color="FFFFFF"/>
+              <w:left w:val="single" w:sz="12" w:color="FFFFFF"/>
+              <w:bottom w:val="single" w:sz="12" w:color="FFFFFF"/>
+              <w:right w:val="single" w:sz="12" w:color="FFFFFF"/>
+            </w:tcBorders>
+            <w:vAlign w:val="center"/>
+            <w:tcMar>
+              <w:top w:w="40" w:type="dxa"/>
+              <w:left w:w="120" w:type="dxa"/>
+              <w:bottom w:w="40" w:type="dxa"/>
+              <w:right w:w="80" w:type="dxa"/>
+            </w:tcMar>
           </w:tcPr>
           <w:p>
-            <w:r>
-              <w:rPr>
-                <w:sz w:val="17"/>
+            <w:pPr>
+              <w:spacing w:before="0" w:after="0"/>
+              <w:jc w:val="center"/>
+            </w:pPr>
+            <w:r>
+              <w:rPr>
+                <w:sz w:val="16"/>
               </w:rPr>
               <w:t>large-v3</w:t>
             </w:r>
@@ -1011,12 +1885,29 @@
         <w:tc>
           <w:tcPr>
             <w:tcW w:type="dxa" w:w="1359"/>
-            <w:shd w:val="clear" w:color="auto" w:fill="F8F8F8"/>
+            <w:shd w:val="clear" w:color="auto" w:fill="EAEAEA"/>
+            <w:tcBorders>
+              <w:top w:val="single" w:sz="12" w:color="FFFFFF"/>
+              <w:left w:val="single" w:sz="12" w:color="FFFFFF"/>
+              <w:bottom w:val="single" w:sz="12" w:color="FFFFFF"/>
+              <w:right w:val="single" w:sz="12" w:color="FFFFFF"/>
+            </w:tcBorders>
+            <w:vAlign w:val="center"/>
+            <w:tcMar>
+              <w:top w:w="40" w:type="dxa"/>
+              <w:left w:w="120" w:type="dxa"/>
+              <w:bottom w:w="40" w:type="dxa"/>
+              <w:right w:w="80" w:type="dxa"/>
+            </w:tcMar>
           </w:tcPr>
           <w:p>
-            <w:r>
-              <w:rPr>
-                <w:sz w:val="17"/>
+            <w:pPr>
+              <w:spacing w:before="0" w:after="0"/>
+              <w:jc w:val="center"/>
+            </w:pPr>
+            <w:r>
+              <w:rPr>
+                <w:sz w:val="16"/>
               </w:rPr>
               <w:t>~10×</w:t>
             </w:r>
@@ -1025,12 +1916,29 @@
         <w:tc>
           <w:tcPr>
             <w:tcW w:type="dxa" w:w="1359"/>
-            <w:shd w:val="clear" w:color="auto" w:fill="F8F8F8"/>
+            <w:shd w:val="clear" w:color="auto" w:fill="EAEAEA"/>
+            <w:tcBorders>
+              <w:top w:val="single" w:sz="12" w:color="FFFFFF"/>
+              <w:left w:val="single" w:sz="12" w:color="FFFFFF"/>
+              <w:bottom w:val="single" w:sz="12" w:color="FFFFFF"/>
+              <w:right w:val="single" w:sz="12" w:color="FFFFFF"/>
+            </w:tcBorders>
+            <w:vAlign w:val="center"/>
+            <w:tcMar>
+              <w:top w:w="40" w:type="dxa"/>
+              <w:left w:w="120" w:type="dxa"/>
+              <w:bottom w:w="40" w:type="dxa"/>
+              <w:right w:w="80" w:type="dxa"/>
+            </w:tcMar>
           </w:tcPr>
           <w:p>
-            <w:r>
-              <w:rPr>
-                <w:sz w:val="17"/>
+            <w:pPr>
+              <w:spacing w:before="0" w:after="0"/>
+              <w:jc w:val="center"/>
+            </w:pPr>
+            <w:r>
+              <w:rPr>
+                <w:sz w:val="16"/>
               </w:rPr>
               <w:t>Excelente</w:t>
             </w:r>
@@ -1039,12 +1947,29 @@
         <w:tc>
           <w:tcPr>
             <w:tcW w:type="dxa" w:w="1359"/>
-            <w:shd w:val="clear" w:color="auto" w:fill="F8F8F8"/>
+            <w:shd w:val="clear" w:color="auto" w:fill="EAEAEA"/>
+            <w:tcBorders>
+              <w:top w:val="single" w:sz="12" w:color="FFFFFF"/>
+              <w:left w:val="single" w:sz="12" w:color="FFFFFF"/>
+              <w:bottom w:val="single" w:sz="12" w:color="FFFFFF"/>
+              <w:right w:val="single" w:sz="12" w:color="FFFFFF"/>
+            </w:tcBorders>
+            <w:vAlign w:val="center"/>
+            <w:tcMar>
+              <w:top w:w="40" w:type="dxa"/>
+              <w:left w:w="120" w:type="dxa"/>
+              <w:bottom w:w="40" w:type="dxa"/>
+              <w:right w:w="80" w:type="dxa"/>
+            </w:tcMar>
           </w:tcPr>
           <w:p>
-            <w:r>
-              <w:rPr>
-                <w:sz w:val="17"/>
+            <w:pPr>
+              <w:spacing w:before="0" w:after="0"/>
+              <w:jc w:val="center"/>
+            </w:pPr>
+            <w:r>
+              <w:rPr>
+                <w:sz w:val="16"/>
               </w:rPr>
               <w:t>~8%</w:t>
             </w:r>
@@ -1053,12 +1978,29 @@
         <w:tc>
           <w:tcPr>
             <w:tcW w:type="dxa" w:w="1359"/>
-            <w:shd w:val="clear" w:color="auto" w:fill="F8F8F8"/>
+            <w:shd w:val="clear" w:color="auto" w:fill="EAEAEA"/>
+            <w:tcBorders>
+              <w:top w:val="single" w:sz="12" w:color="FFFFFF"/>
+              <w:left w:val="single" w:sz="12" w:color="FFFFFF"/>
+              <w:bottom w:val="single" w:sz="12" w:color="FFFFFF"/>
+              <w:right w:val="single" w:sz="12" w:color="FFFFFF"/>
+            </w:tcBorders>
+            <w:vAlign w:val="center"/>
+            <w:tcMar>
+              <w:top w:w="40" w:type="dxa"/>
+              <w:left w:w="120" w:type="dxa"/>
+              <w:bottom w:w="40" w:type="dxa"/>
+              <w:right w:w="80" w:type="dxa"/>
+            </w:tcMar>
           </w:tcPr>
           <w:p>
-            <w:r>
-              <w:rPr>
-                <w:sz w:val="17"/>
+            <w:pPr>
+              <w:spacing w:before="0" w:after="0"/>
+              <w:jc w:val="center"/>
+            </w:pPr>
+            <w:r>
+              <w:rPr>
+                <w:sz w:val="16"/>
               </w:rPr>
               <w:t>~4 GB</w:t>
             </w:r>
@@ -1074,8 +2016,12 @@
     <w:p>
       <w:pPr>
         <w:pStyle w:val="Endure-ChapterBodyText"/>
+        <w:spacing w:before="100" w:after="100"/>
       </w:pPr>
       <w:r>
+        <w:rPr>
+          <w:sz w:val="20"/>
+        </w:rPr>
         <w:t>*WER = Word Error Rate — menor es mejor. Medido con corpus de español latinoamericano.</w:t>
       </w:r>
     </w:p>
@@ -1084,10 +2030,11 @@
         <w:pStyle w:val="Endure-Subhead"/>
         <w:keepNext/>
         <w:spacing w:before="160" w:after="60"/>
+        <w:outlineLvl w:val="2"/>
       </w:pPr>
       <w:r>
         <w:rPr>
-          <w:sz w:val="18"/>
+          <w:sz w:val="22"/>
         </w:rPr>
         <w:t>29.1.2 Instalar faster-whisper via Container NVIDIA</w:t>
       </w:r>
@@ -1105,7 +2052,7 @@
         <w:tc>
           <w:tcPr>
             <w:tcW w:type="dxa" w:w="8152"/>
-            <w:shd w:val="clear" w:color="auto" w:fill="F2F2F2"/>
+            <w:shd w:val="clear" w:color="auto" w:fill="EAEAEA"/>
             <w:tcBorders>
               <w:left w:val="thick" w:sz="24" w:color="1A5A6A"/>
             </w:tcBorders>
@@ -1143,6 +2090,7 @@
             <w:r>
               <w:rPr>
                 <w:rFonts w:ascii="Courier New" w:hAnsi="Courier New"/>
+                <w:i/>
                 <w:color w:val="555555"/>
                 <w:sz w:val="16"/>
               </w:rPr>
@@ -1223,6 +2171,7 @@
             <w:r>
               <w:rPr>
                 <w:rFonts w:ascii="Courier New" w:hAnsi="Courier New"/>
+                <w:i/>
                 <w:color w:val="555555"/>
                 <w:sz w:val="16"/>
               </w:rPr>
@@ -1239,6 +2188,7 @@
             <w:r>
               <w:rPr>
                 <w:rFonts w:ascii="Courier New" w:hAnsi="Courier New"/>
+                <w:i/>
                 <w:color w:val="555555"/>
                 <w:sz w:val="16"/>
               </w:rPr>
@@ -1282,7 +2232,7 @@
         <w:tc>
           <w:tcPr>
             <w:tcW w:type="dxa" w:w="8152"/>
-            <w:shd w:val="clear" w:color="auto" w:fill="F2F2F2"/>
+            <w:shd w:val="clear" w:color="auto" w:fill="EAEAEA"/>
             <w:tcBorders>
               <w:left w:val="thick" w:sz="24" w:color="1A5A6A"/>
             </w:tcBorders>
@@ -1336,6 +2286,7 @@
             <w:r>
               <w:rPr>
                 <w:rFonts w:ascii="Courier New" w:hAnsi="Courier New"/>
+                <w:i/>
                 <w:color w:val="555555"/>
                 <w:sz w:val="16"/>
               </w:rPr>
@@ -1352,6 +2303,7 @@
             <w:r>
               <w:rPr>
                 <w:rFonts w:ascii="Courier New" w:hAnsi="Courier New"/>
+                <w:i/>
                 <w:color w:val="555555"/>
                 <w:sz w:val="16"/>
               </w:rPr>
@@ -1368,6 +2320,7 @@
             <w:r>
               <w:rPr>
                 <w:rFonts w:ascii="Courier New" w:hAnsi="Courier New"/>
+                <w:i/>
                 <w:color w:val="555555"/>
                 <w:sz w:val="16"/>
               </w:rPr>
@@ -1384,6 +2337,7 @@
             <w:r>
               <w:rPr>
                 <w:rFonts w:ascii="Courier New" w:hAnsi="Courier New"/>
+                <w:i/>
                 <w:color w:val="555555"/>
                 <w:sz w:val="16"/>
               </w:rPr>
@@ -1400,6 +2354,7 @@
             <w:r>
               <w:rPr>
                 <w:rFonts w:ascii="Courier New" w:hAnsi="Courier New"/>
+                <w:i/>
                 <w:color w:val="555555"/>
                 <w:sz w:val="16"/>
               </w:rPr>
@@ -1416,6 +2371,7 @@
             <w:r>
               <w:rPr>
                 <w:rFonts w:ascii="Courier New" w:hAnsi="Courier New"/>
+                <w:i/>
                 <w:color w:val="555555"/>
                 <w:sz w:val="16"/>
               </w:rPr>
@@ -1432,6 +2388,7 @@
             <w:r>
               <w:rPr>
                 <w:rFonts w:ascii="Courier New" w:hAnsi="Courier New"/>
+                <w:i/>
                 <w:color w:val="555555"/>
                 <w:sz w:val="16"/>
               </w:rPr>
@@ -1448,6 +2405,7 @@
             <w:r>
               <w:rPr>
                 <w:rFonts w:ascii="Courier New" w:hAnsi="Courier New"/>
+                <w:i/>
                 <w:color w:val="555555"/>
                 <w:sz w:val="16"/>
               </w:rPr>
@@ -1464,6 +2422,7 @@
             <w:r>
               <w:rPr>
                 <w:rFonts w:ascii="Courier New" w:hAnsi="Courier New"/>
+                <w:i/>
                 <w:color w:val="555555"/>
                 <w:sz w:val="16"/>
               </w:rPr>
@@ -1511,6 +2470,7 @@
             <w:r>
               <w:rPr>
                 <w:rFonts w:ascii="Courier New" w:hAnsi="Courier New"/>
+                <w:i/>
                 <w:color w:val="555555"/>
                 <w:sz w:val="16"/>
               </w:rPr>
@@ -1527,6 +2487,7 @@
             <w:r>
               <w:rPr>
                 <w:rFonts w:ascii="Courier New" w:hAnsi="Courier New"/>
+                <w:i/>
                 <w:color w:val="555555"/>
                 <w:sz w:val="16"/>
               </w:rPr>
@@ -1559,6 +2520,7 @@
             <w:r>
               <w:rPr>
                 <w:rFonts w:ascii="Courier New" w:hAnsi="Courier New"/>
+                <w:i/>
                 <w:color w:val="555555"/>
                 <w:sz w:val="16"/>
               </w:rPr>
@@ -1683,7 +2645,7 @@
             <w:r>
               <w:rPr>
                 <w:rFonts w:ascii="Courier New" w:hAnsi="Courier New"/>
-                <w:sz w:val="17"/>
+                <w:sz w:val="16"/>
               </w:rPr>
               <w:t>-e PORT=8001</w:t>
             </w:r>
@@ -1704,10 +2666,11 @@
         <w:pStyle w:val="Endure-Subhead"/>
         <w:keepNext/>
         <w:spacing w:before="160" w:after="60"/>
+        <w:outlineLvl w:val="2"/>
       </w:pPr>
       <w:r>
         <w:rPr>
-          <w:sz w:val="18"/>
+          <w:sz w:val="22"/>
         </w:rPr>
         <w:t>29.1.3 Transcripción de Audio</w:t>
       </w:r>
@@ -1715,17 +2678,25 @@
     <w:p>
       <w:pPr>
         <w:pStyle w:val="Endure-FirstParagraphBodyText"/>
+        <w:spacing w:before="100" w:after="100"/>
       </w:pPr>
       <w:r>
+        <w:rPr>
+          <w:sz w:val="20"/>
+        </w:rPr>
         <w:t xml:space="preserve">El método más efectivo para probar faster-whisper es usar </w:t>
       </w:r>
       <w:r>
         <w:rPr>
           <w:b/>
+          <w:sz w:val="20"/>
         </w:rPr>
         <w:t>su propia voz</w:t>
       </w:r>
       <w:r>
+        <w:rPr>
+          <w:sz w:val="20"/>
+        </w:rPr>
         <w:t xml:space="preserve"> en vez de archivos de prueba genéricos: así verifica que el sistema reconoce su acento y cadencia de habla real.</w:t>
       </w:r>
     </w:p>
@@ -1742,7 +2713,7 @@
         <w:tc>
           <w:tcPr>
             <w:tcW w:type="dxa" w:w="8152"/>
-            <w:shd w:val="clear" w:color="auto" w:fill="F2F2F2"/>
+            <w:shd w:val="clear" w:color="auto" w:fill="EAEAEA"/>
             <w:tcBorders>
               <w:left w:val="thick" w:sz="24" w:color="1A5A6A"/>
             </w:tcBorders>
@@ -1828,6 +2799,7 @@
             <w:r>
               <w:rPr>
                 <w:rFonts w:ascii="Courier New" w:hAnsi="Courier New"/>
+                <w:i/>
                 <w:color w:val="555555"/>
                 <w:sz w:val="16"/>
               </w:rPr>
@@ -1927,6 +2899,7 @@
             <w:r>
               <w:rPr>
                 <w:rFonts w:ascii="Courier New" w:hAnsi="Courier New"/>
+                <w:i/>
                 <w:color w:val="555555"/>
                 <w:sz w:val="16"/>
               </w:rPr>
@@ -2008,6 +2981,7 @@
             <w:r>
               <w:rPr>
                 <w:rFonts w:ascii="Courier New" w:hAnsi="Courier New"/>
+                <w:i/>
                 <w:color w:val="555555"/>
                 <w:sz w:val="16"/>
               </w:rPr>
@@ -2068,7 +3042,7 @@
         <w:tc>
           <w:tcPr>
             <w:tcW w:type="dxa" w:w="8152"/>
-            <w:shd w:val="clear" w:color="auto" w:fill="F2F2F2"/>
+            <w:shd w:val="clear" w:color="auto" w:fill="EAEAEA"/>
             <w:tcBorders>
               <w:left w:val="thick" w:sz="24" w:color="1A5A6A"/>
             </w:tcBorders>
@@ -2188,6 +3162,7 @@
             <w:r>
               <w:rPr>
                 <w:rFonts w:ascii="Courier New" w:hAnsi="Courier New"/>
+                <w:i/>
                 <w:color w:val="555555"/>
                 <w:sz w:val="16"/>
               </w:rPr>
@@ -2204,6 +3179,7 @@
             <w:r>
               <w:rPr>
                 <w:rFonts w:ascii="Courier New" w:hAnsi="Courier New"/>
+                <w:i/>
                 <w:color w:val="555555"/>
                 <w:sz w:val="16"/>
               </w:rPr>
@@ -2220,6 +3196,7 @@
             <w:r>
               <w:rPr>
                 <w:rFonts w:ascii="Courier New" w:hAnsi="Courier New"/>
+                <w:i/>
                 <w:color w:val="555555"/>
                 <w:sz w:val="16"/>
               </w:rPr>
@@ -2247,7 +3224,7 @@
         <w:tc>
           <w:tcPr>
             <w:tcW w:type="dxa" w:w="8152"/>
-            <w:shd w:val="clear" w:color="auto" w:fill="F2F2F2"/>
+            <w:shd w:val="clear" w:color="auto" w:fill="EAEAEA"/>
             <w:tcBorders>
               <w:left w:val="thick" w:sz="24" w:color="1A5A6A"/>
             </w:tcBorders>
@@ -2301,6 +3278,7 @@
             <w:r>
               <w:rPr>
                 <w:rFonts w:ascii="Courier New" w:hAnsi="Courier New"/>
+                <w:i/>
                 <w:color w:val="555555"/>
                 <w:sz w:val="16"/>
               </w:rPr>
@@ -2317,6 +3295,7 @@
             <w:r>
               <w:rPr>
                 <w:rFonts w:ascii="Courier New" w:hAnsi="Courier New"/>
+                <w:i/>
                 <w:color w:val="555555"/>
                 <w:sz w:val="16"/>
               </w:rPr>
@@ -2333,6 +3312,7 @@
             <w:r>
               <w:rPr>
                 <w:rFonts w:ascii="Courier New" w:hAnsi="Courier New"/>
+                <w:i/>
                 <w:color w:val="555555"/>
                 <w:sz w:val="16"/>
               </w:rPr>
@@ -2349,6 +3329,7 @@
             <w:r>
               <w:rPr>
                 <w:rFonts w:ascii="Courier New" w:hAnsi="Courier New"/>
+                <w:i/>
                 <w:color w:val="555555"/>
                 <w:sz w:val="16"/>
               </w:rPr>
@@ -2365,6 +3346,7 @@
             <w:r>
               <w:rPr>
                 <w:rFonts w:ascii="Courier New" w:hAnsi="Courier New"/>
+                <w:i/>
                 <w:color w:val="555555"/>
                 <w:sz w:val="16"/>
               </w:rPr>
@@ -2392,7 +3374,7 @@
         <w:tc>
           <w:tcPr>
             <w:tcW w:type="dxa" w:w="8152"/>
-            <w:shd w:val="clear" w:color="auto" w:fill="F2F2F2"/>
+            <w:shd w:val="clear" w:color="auto" w:fill="EAEAEA"/>
             <w:tcBorders>
               <w:left w:val="thick" w:sz="24" w:color="1A5A6A"/>
             </w:tcBorders>
@@ -2446,6 +3428,7 @@
             <w:r>
               <w:rPr>
                 <w:rFonts w:ascii="Courier New" w:hAnsi="Courier New"/>
+                <w:i/>
                 <w:color w:val="555555"/>
                 <w:sz w:val="16"/>
               </w:rPr>
@@ -2462,6 +3445,7 @@
             <w:r>
               <w:rPr>
                 <w:rFonts w:ascii="Courier New" w:hAnsi="Courier New"/>
+                <w:i/>
                 <w:color w:val="555555"/>
                 <w:sz w:val="16"/>
               </w:rPr>
@@ -2478,6 +3462,7 @@
             <w:r>
               <w:rPr>
                 <w:rFonts w:ascii="Courier New" w:hAnsi="Courier New"/>
+                <w:i/>
                 <w:color w:val="555555"/>
                 <w:sz w:val="16"/>
               </w:rPr>
@@ -2494,6 +3479,7 @@
             <w:r>
               <w:rPr>
                 <w:rFonts w:ascii="Courier New" w:hAnsi="Courier New"/>
+                <w:i/>
                 <w:color w:val="555555"/>
                 <w:sz w:val="16"/>
               </w:rPr>
@@ -2510,6 +3496,7 @@
             <w:r>
               <w:rPr>
                 <w:rFonts w:ascii="Courier New" w:hAnsi="Courier New"/>
+                <w:i/>
                 <w:color w:val="555555"/>
                 <w:sz w:val="16"/>
               </w:rPr>
@@ -2526,6 +3513,7 @@
             <w:r>
               <w:rPr>
                 <w:rFonts w:ascii="Courier New" w:hAnsi="Courier New"/>
+                <w:i/>
                 <w:color w:val="555555"/>
                 <w:sz w:val="16"/>
               </w:rPr>
@@ -2542,6 +3530,7 @@
             <w:r>
               <w:rPr>
                 <w:rFonts w:ascii="Courier New" w:hAnsi="Courier New"/>
+                <w:i/>
                 <w:color w:val="555555"/>
                 <w:sz w:val="16"/>
               </w:rPr>
@@ -2558,6 +3547,7 @@
             <w:r>
               <w:rPr>
                 <w:rFonts w:ascii="Courier New" w:hAnsi="Courier New"/>
+                <w:i/>
                 <w:color w:val="555555"/>
                 <w:sz w:val="16"/>
               </w:rPr>
@@ -2574,6 +3564,7 @@
             <w:r>
               <w:rPr>
                 <w:rFonts w:ascii="Courier New" w:hAnsi="Courier New"/>
+                <w:i/>
                 <w:color w:val="555555"/>
                 <w:sz w:val="16"/>
               </w:rPr>
@@ -2590,6 +3581,7 @@
             <w:r>
               <w:rPr>
                 <w:rFonts w:ascii="Courier New" w:hAnsi="Courier New"/>
+                <w:i/>
                 <w:color w:val="555555"/>
                 <w:sz w:val="16"/>
               </w:rPr>
@@ -2606,6 +3598,7 @@
             <w:r>
               <w:rPr>
                 <w:rFonts w:ascii="Courier New" w:hAnsi="Courier New"/>
+                <w:i/>
                 <w:color w:val="555555"/>
                 <w:sz w:val="16"/>
               </w:rPr>
@@ -2622,6 +3615,7 @@
             <w:r>
               <w:rPr>
                 <w:rFonts w:ascii="Courier New" w:hAnsi="Courier New"/>
+                <w:i/>
                 <w:color w:val="555555"/>
                 <w:sz w:val="16"/>
               </w:rPr>
@@ -2638,6 +3632,7 @@
             <w:r>
               <w:rPr>
                 <w:rFonts w:ascii="Courier New" w:hAnsi="Courier New"/>
+                <w:i/>
                 <w:color w:val="555555"/>
                 <w:sz w:val="16"/>
               </w:rPr>
@@ -2665,7 +3660,7 @@
         <w:tc>
           <w:tcPr>
             <w:tcW w:type="dxa" w:w="8152"/>
-            <w:shd w:val="clear" w:color="auto" w:fill="F2F2F2"/>
+            <w:shd w:val="clear" w:color="auto" w:fill="EAEAEA"/>
             <w:tcBorders>
               <w:left w:val="thick" w:sz="24" w:color="1A5A6A"/>
             </w:tcBorders>
@@ -2703,6 +3698,7 @@
             <w:r>
               <w:rPr>
                 <w:rFonts w:ascii="Courier New" w:hAnsi="Courier New"/>
+                <w:i/>
                 <w:color w:val="555555"/>
                 <w:sz w:val="16"/>
               </w:rPr>
@@ -2734,6 +3730,7 @@
             <w:r>
               <w:rPr>
                 <w:rFonts w:ascii="Courier New" w:hAnsi="Courier New"/>
+                <w:i/>
                 <w:color w:val="555555"/>
                 <w:sz w:val="16"/>
               </w:rPr>
@@ -2750,6 +3747,7 @@
             <w:r>
               <w:rPr>
                 <w:rFonts w:ascii="Courier New" w:hAnsi="Courier New"/>
+                <w:i/>
                 <w:color w:val="555555"/>
                 <w:sz w:val="16"/>
               </w:rPr>
@@ -2766,6 +3764,7 @@
             <w:r>
               <w:rPr>
                 <w:rFonts w:ascii="Courier New" w:hAnsi="Courier New"/>
+                <w:i/>
                 <w:color w:val="555555"/>
                 <w:sz w:val="16"/>
               </w:rPr>
@@ -2782,6 +3781,7 @@
             <w:r>
               <w:rPr>
                 <w:rFonts w:ascii="Courier New" w:hAnsi="Courier New"/>
+                <w:i/>
                 <w:color w:val="555555"/>
                 <w:sz w:val="16"/>
               </w:rPr>
@@ -2798,6 +3798,7 @@
             <w:r>
               <w:rPr>
                 <w:rFonts w:ascii="Courier New" w:hAnsi="Courier New"/>
+                <w:i/>
                 <w:color w:val="555555"/>
                 <w:sz w:val="16"/>
               </w:rPr>
@@ -2817,10 +3818,11 @@
         <w:pStyle w:val="Endure-Subhead"/>
         <w:keepNext/>
         <w:spacing w:before="160" w:after="60"/>
+        <w:outlineLvl w:val="2"/>
       </w:pPr>
       <w:r>
         <w:rPr>
-          <w:sz w:val="18"/>
+          <w:sz w:val="22"/>
         </w:rPr>
         <w:t>29.1.4 Diarización de Hablantes (¿Quién Habló Cuándo?)</w:t>
       </w:r>
@@ -2828,8 +3830,12 @@
     <w:p>
       <w:pPr>
         <w:pStyle w:val="Endure-FirstParagraphBodyText"/>
+        <w:spacing w:before="100" w:after="100"/>
       </w:pPr>
       <w:r>
+        <w:rPr>
+          <w:sz w:val="20"/>
+        </w:rPr>
         <w:t>La diarización identifica automáticamente cuántos hablantes hay en el audio y cuándo habló cada uno. Es esencial para transcripción de reuniones y conferencias.</w:t>
       </w:r>
     </w:p>
@@ -2846,7 +3852,7 @@
         <w:tc>
           <w:tcPr>
             <w:tcW w:type="dxa" w:w="8152"/>
-            <w:shd w:val="clear" w:color="auto" w:fill="F2F2F2"/>
+            <w:shd w:val="clear" w:color="auto" w:fill="EAEAEA"/>
             <w:tcBorders>
               <w:left w:val="thick" w:sz="24" w:color="1A5A6A"/>
             </w:tcBorders>
@@ -2960,7 +3966,7 @@
             <w:r>
               <w:rPr>
                 <w:rFonts w:ascii="Courier New" w:hAnsi="Courier New"/>
-                <w:sz w:val="17"/>
+                <w:sz w:val="16"/>
               </w:rPr>
               <w:t>pyannote/speaker-diarization-3.1</w:t>
             </w:r>
@@ -2970,7 +3976,7 @@
             <w:r>
               <w:rPr>
                 <w:rFonts w:ascii="Courier New" w:hAnsi="Courier New"/>
-                <w:sz w:val="17"/>
+                <w:sz w:val="16"/>
               </w:rPr>
               <w:t>huggingface.co/pyannote/speaker-diarization-3.1</w:t>
             </w:r>
@@ -2980,7 +3986,7 @@
             <w:r>
               <w:rPr>
                 <w:rFonts w:ascii="Courier New" w:hAnsi="Courier New"/>
-                <w:sz w:val="17"/>
+                <w:sz w:val="16"/>
               </w:rPr>
               <w:t>huggingface.co/settings/tokens</w:t>
             </w:r>
@@ -2990,7 +3996,7 @@
             <w:r>
               <w:rPr>
                 <w:rFonts w:ascii="Courier New" w:hAnsi="Courier New"/>
-                <w:sz w:val="17"/>
+                <w:sz w:val="16"/>
               </w:rPr>
               <w:t>export HF_TOKEN="hf_XXXX"</w:t>
             </w:r>
@@ -3000,7 +4006,7 @@
             <w:r>
               <w:rPr>
                 <w:rFonts w:ascii="Courier New" w:hAnsi="Courier New"/>
-                <w:sz w:val="17"/>
+                <w:sz w:val="16"/>
               </w:rPr>
               <w:t>~/.bash_aliases</w:t>
             </w:r>
@@ -3010,7 +4016,7 @@
             <w:r>
               <w:rPr>
                 <w:rFonts w:ascii="Courier New" w:hAnsi="Courier New"/>
-                <w:sz w:val="17"/>
+                <w:sz w:val="16"/>
               </w:rPr>
               <w:t>hf_XXXX</w:t>
             </w:r>
@@ -3039,7 +4045,7 @@
         <w:tc>
           <w:tcPr>
             <w:tcW w:type="dxa" w:w="8152"/>
-            <w:shd w:val="clear" w:color="auto" w:fill="F2F2F2"/>
+            <w:shd w:val="clear" w:color="auto" w:fill="EAEAEA"/>
             <w:tcBorders>
               <w:left w:val="thick" w:sz="24" w:color="1A5A6A"/>
             </w:tcBorders>
@@ -3060,7 +4066,8 @@
             <w:r>
               <w:rPr>
                 <w:rFonts w:ascii="Courier New" w:hAnsi="Courier New"/>
-                <w:color w:val="1A1A1A"/>
+                <w:i/>
+                <w:color w:val="888888"/>
                 <w:sz w:val="16"/>
               </w:rPr>
               <w:t>#!/usr/bin/env python3</w:t>
@@ -3616,7 +4623,8 @@
             <w:r>
               <w:rPr>
                 <w:rFonts w:ascii="Courier New" w:hAnsi="Courier New"/>
-                <w:color w:val="1A1A1A"/>
+                <w:i/>
+                <w:color w:val="888888"/>
                 <w:sz w:val="16"/>
               </w:rPr>
               <w:t xml:space="preserve">    # Extraer segmento con ffmpeg</w:t>
@@ -4596,7 +5604,7 @@
         <w:tc>
           <w:tcPr>
             <w:tcW w:type="dxa" w:w="8152"/>
-            <w:shd w:val="clear" w:color="auto" w:fill="F2F2F2"/>
+            <w:shd w:val="clear" w:color="auto" w:fill="EAEAEA"/>
             <w:tcBorders>
               <w:left w:val="thick" w:sz="24" w:color="1A5A6A"/>
             </w:tcBorders>
@@ -4669,8 +5677,12 @@
         <w:pStyle w:val="Endure-Subhead"/>
         <w:keepNext/>
         <w:spacing w:before="240" w:after="60"/>
+        <w:outlineLvl w:val="1"/>
       </w:pPr>
       <w:r>
+        <w:rPr>
+          <w:sz w:val="24"/>
+        </w:rPr>
         <w:t>29.2 TTS con kokoro-tts</w:t>
       </w:r>
     </w:p>
@@ -4679,10 +5691,11 @@
         <w:pStyle w:val="Endure-Subhead"/>
         <w:keepNext/>
         <w:spacing w:before="160" w:after="60"/>
+        <w:outlineLvl w:val="2"/>
       </w:pPr>
       <w:r>
         <w:rPr>
-          <w:sz w:val="18"/>
+          <w:sz w:val="22"/>
         </w:rPr>
         <w:t>29.2.1 Voces Disponibles en Español</w:t>
       </w:r>
@@ -4690,8 +5703,12 @@
     <w:p>
       <w:pPr>
         <w:pStyle w:val="Endure-FirstParagraphBodyText"/>
+        <w:spacing w:before="100" w:after="100"/>
       </w:pPr>
       <w:r>
+        <w:rPr>
+          <w:sz w:val="20"/>
+        </w:rPr>
         <w:t>kokoro-tts ofrece múltiples voces con diferentes acentos y registros:</w:t>
       </w:r>
     </w:p>
@@ -4709,20 +5726,38 @@
         <w:gridCol w:w="1630"/>
       </w:tblGrid>
       <w:tr>
+        <w:trPr>
+          <w:trHeight w:val="453" w:hRule="atLeast"/>
+          <w:tblHeader/>
+        </w:trPr>
         <w:tc>
           <w:tcPr>
             <w:tcW w:type="dxa" w:w="1630"/>
             <w:shd w:val="clear" w:color="auto" w:fill="1A5A6A"/>
+            <w:tcBorders>
+              <w:top w:val="single" w:sz="12" w:color="FFFFFF"/>
+              <w:left w:val="single" w:sz="12" w:color="FFFFFF"/>
+              <w:bottom w:val="single" w:sz="12" w:color="FFFFFF"/>
+              <w:right w:val="single" w:sz="12" w:color="FFFFFF"/>
+            </w:tcBorders>
+            <w:vAlign w:val="center"/>
+            <w:tcMar>
+              <w:top w:w="60" w:type="dxa"/>
+              <w:left w:w="120" w:type="dxa"/>
+              <w:bottom w:w="60" w:type="dxa"/>
+              <w:right w:w="80" w:type="dxa"/>
+            </w:tcMar>
           </w:tcPr>
           <w:p>
             <w:pPr>
+              <w:spacing w:before="0" w:after="0"/>
               <w:jc w:val="center"/>
             </w:pPr>
             <w:r>
               <w:rPr>
                 <w:b/>
                 <w:color w:val="FFFFFF"/>
-                <w:sz w:val="17"/>
+                <w:sz w:val="16"/>
               </w:rPr>
               <w:t>Voice ID</w:t>
             </w:r>
@@ -4732,16 +5767,30 @@
           <w:tcPr>
             <w:tcW w:type="dxa" w:w="1630"/>
             <w:shd w:val="clear" w:color="auto" w:fill="1A5A6A"/>
+            <w:tcBorders>
+              <w:top w:val="single" w:sz="12" w:color="FFFFFF"/>
+              <w:left w:val="single" w:sz="12" w:color="FFFFFF"/>
+              <w:bottom w:val="single" w:sz="12" w:color="FFFFFF"/>
+              <w:right w:val="single" w:sz="12" w:color="FFFFFF"/>
+            </w:tcBorders>
+            <w:vAlign w:val="center"/>
+            <w:tcMar>
+              <w:top w:w="60" w:type="dxa"/>
+              <w:left w:w="120" w:type="dxa"/>
+              <w:bottom w:w="60" w:type="dxa"/>
+              <w:right w:w="80" w:type="dxa"/>
+            </w:tcMar>
           </w:tcPr>
           <w:p>
             <w:pPr>
+              <w:spacing w:before="0" w:after="0"/>
               <w:jc w:val="center"/>
             </w:pPr>
             <w:r>
               <w:rPr>
                 <w:b/>
                 <w:color w:val="FFFFFF"/>
-                <w:sz w:val="17"/>
+                <w:sz w:val="16"/>
               </w:rPr>
               <w:t>Idioma</w:t>
             </w:r>
@@ -4751,16 +5800,30 @@
           <w:tcPr>
             <w:tcW w:type="dxa" w:w="1630"/>
             <w:shd w:val="clear" w:color="auto" w:fill="1A5A6A"/>
+            <w:tcBorders>
+              <w:top w:val="single" w:sz="12" w:color="FFFFFF"/>
+              <w:left w:val="single" w:sz="12" w:color="FFFFFF"/>
+              <w:bottom w:val="single" w:sz="12" w:color="FFFFFF"/>
+              <w:right w:val="single" w:sz="12" w:color="FFFFFF"/>
+            </w:tcBorders>
+            <w:vAlign w:val="center"/>
+            <w:tcMar>
+              <w:top w:w="60" w:type="dxa"/>
+              <w:left w:w="120" w:type="dxa"/>
+              <w:bottom w:w="60" w:type="dxa"/>
+              <w:right w:w="80" w:type="dxa"/>
+            </w:tcMar>
           </w:tcPr>
           <w:p>
             <w:pPr>
+              <w:spacing w:before="0" w:after="0"/>
               <w:jc w:val="center"/>
             </w:pPr>
             <w:r>
               <w:rPr>
                 <w:b/>
                 <w:color w:val="FFFFFF"/>
-                <w:sz w:val="17"/>
+                <w:sz w:val="16"/>
               </w:rPr>
               <w:t>Género</w:t>
             </w:r>
@@ -4770,16 +5833,30 @@
           <w:tcPr>
             <w:tcW w:type="dxa" w:w="1630"/>
             <w:shd w:val="clear" w:color="auto" w:fill="1A5A6A"/>
+            <w:tcBorders>
+              <w:top w:val="single" w:sz="12" w:color="FFFFFF"/>
+              <w:left w:val="single" w:sz="12" w:color="FFFFFF"/>
+              <w:bottom w:val="single" w:sz="12" w:color="FFFFFF"/>
+              <w:right w:val="single" w:sz="12" w:color="FFFFFF"/>
+            </w:tcBorders>
+            <w:vAlign w:val="center"/>
+            <w:tcMar>
+              <w:top w:w="60" w:type="dxa"/>
+              <w:left w:w="120" w:type="dxa"/>
+              <w:bottom w:w="60" w:type="dxa"/>
+              <w:right w:w="80" w:type="dxa"/>
+            </w:tcMar>
           </w:tcPr>
           <w:p>
             <w:pPr>
+              <w:spacing w:before="0" w:after="0"/>
               <w:jc w:val="center"/>
             </w:pPr>
             <w:r>
               <w:rPr>
                 <w:b/>
                 <w:color w:val="FFFFFF"/>
-                <w:sz w:val="17"/>
+                <w:sz w:val="16"/>
               </w:rPr>
               <w:t>Acento</w:t>
             </w:r>
@@ -4789,16 +5866,30 @@
           <w:tcPr>
             <w:tcW w:type="dxa" w:w="1630"/>
             <w:shd w:val="clear" w:color="auto" w:fill="1A5A6A"/>
+            <w:tcBorders>
+              <w:top w:val="single" w:sz="12" w:color="FFFFFF"/>
+              <w:left w:val="single" w:sz="12" w:color="FFFFFF"/>
+              <w:bottom w:val="single" w:sz="12" w:color="FFFFFF"/>
+              <w:right w:val="single" w:sz="12" w:color="FFFFFF"/>
+            </w:tcBorders>
+            <w:vAlign w:val="center"/>
+            <w:tcMar>
+              <w:top w:w="60" w:type="dxa"/>
+              <w:left w:w="120" w:type="dxa"/>
+              <w:bottom w:w="60" w:type="dxa"/>
+              <w:right w:w="80" w:type="dxa"/>
+            </w:tcMar>
           </w:tcPr>
           <w:p>
             <w:pPr>
+              <w:spacing w:before="0" w:after="0"/>
               <w:jc w:val="center"/>
             </w:pPr>
             <w:r>
               <w:rPr>
                 <w:b/>
                 <w:color w:val="FFFFFF"/>
-                <w:sz w:val="17"/>
+                <w:sz w:val="16"/>
               </w:rPr>
               <w:t>Descripción</w:t>
             </w:r>
@@ -4806,15 +5897,35 @@
         </w:tc>
       </w:tr>
       <w:tr>
+        <w:trPr>
+          <w:trHeight w:val="283" w:hRule="atLeast"/>
+        </w:trPr>
         <w:tc>
           <w:tcPr>
             <w:tcW w:type="dxa" w:w="1630"/>
-            <w:shd w:val="clear" w:color="auto" w:fill="F8F8F8"/>
+            <w:shd w:val="clear" w:color="auto" w:fill="EAEAEA"/>
+            <w:tcBorders>
+              <w:top w:val="single" w:sz="12" w:color="FFFFFF"/>
+              <w:left w:val="single" w:sz="12" w:color="FFFFFF"/>
+              <w:bottom w:val="single" w:sz="12" w:color="FFFFFF"/>
+              <w:right w:val="single" w:sz="12" w:color="FFFFFF"/>
+            </w:tcBorders>
+            <w:vAlign w:val="center"/>
+            <w:tcMar>
+              <w:top w:w="40" w:type="dxa"/>
+              <w:left w:w="120" w:type="dxa"/>
+              <w:bottom w:w="40" w:type="dxa"/>
+              <w:right w:w="80" w:type="dxa"/>
+            </w:tcMar>
           </w:tcPr>
           <w:p>
-            <w:r>
-              <w:rPr>
-                <w:sz w:val="17"/>
+            <w:pPr>
+              <w:spacing w:before="0" w:after="0"/>
+              <w:jc w:val="center"/>
+            </w:pPr>
+            <w:r>
+              <w:rPr>
+                <w:sz w:val="16"/>
               </w:rPr>
               <w:t>es_e</w:t>
             </w:r>
@@ -4823,12 +5934,29 @@
         <w:tc>
           <w:tcPr>
             <w:tcW w:type="dxa" w:w="1630"/>
-            <w:shd w:val="clear" w:color="auto" w:fill="F8F8F8"/>
+            <w:shd w:val="clear" w:color="auto" w:fill="EAEAEA"/>
+            <w:tcBorders>
+              <w:top w:val="single" w:sz="12" w:color="FFFFFF"/>
+              <w:left w:val="single" w:sz="12" w:color="FFFFFF"/>
+              <w:bottom w:val="single" w:sz="12" w:color="FFFFFF"/>
+              <w:right w:val="single" w:sz="12" w:color="FFFFFF"/>
+            </w:tcBorders>
+            <w:vAlign w:val="center"/>
+            <w:tcMar>
+              <w:top w:w="40" w:type="dxa"/>
+              <w:left w:w="120" w:type="dxa"/>
+              <w:bottom w:w="40" w:type="dxa"/>
+              <w:right w:w="80" w:type="dxa"/>
+            </w:tcMar>
           </w:tcPr>
           <w:p>
-            <w:r>
-              <w:rPr>
-                <w:sz w:val="17"/>
+            <w:pPr>
+              <w:spacing w:before="0" w:after="0"/>
+              <w:jc w:val="center"/>
+            </w:pPr>
+            <w:r>
+              <w:rPr>
+                <w:sz w:val="16"/>
               </w:rPr>
               <w:t>Español</w:t>
             </w:r>
@@ -4837,12 +5965,29 @@
         <w:tc>
           <w:tcPr>
             <w:tcW w:type="dxa" w:w="1630"/>
-            <w:shd w:val="clear" w:color="auto" w:fill="F8F8F8"/>
+            <w:shd w:val="clear" w:color="auto" w:fill="EAEAEA"/>
+            <w:tcBorders>
+              <w:top w:val="single" w:sz="12" w:color="FFFFFF"/>
+              <w:left w:val="single" w:sz="12" w:color="FFFFFF"/>
+              <w:bottom w:val="single" w:sz="12" w:color="FFFFFF"/>
+              <w:right w:val="single" w:sz="12" w:color="FFFFFF"/>
+            </w:tcBorders>
+            <w:vAlign w:val="center"/>
+            <w:tcMar>
+              <w:top w:w="40" w:type="dxa"/>
+              <w:left w:w="120" w:type="dxa"/>
+              <w:bottom w:w="40" w:type="dxa"/>
+              <w:right w:w="80" w:type="dxa"/>
+            </w:tcMar>
           </w:tcPr>
           <w:p>
-            <w:r>
-              <w:rPr>
-                <w:sz w:val="17"/>
+            <w:pPr>
+              <w:spacing w:before="0" w:after="0"/>
+              <w:jc w:val="center"/>
+            </w:pPr>
+            <w:r>
+              <w:rPr>
+                <w:sz w:val="16"/>
               </w:rPr>
               <w:t>Masculino</w:t>
             </w:r>
@@ -4851,12 +5996,29 @@
         <w:tc>
           <w:tcPr>
             <w:tcW w:type="dxa" w:w="1630"/>
-            <w:shd w:val="clear" w:color="auto" w:fill="F8F8F8"/>
+            <w:shd w:val="clear" w:color="auto" w:fill="EAEAEA"/>
+            <w:tcBorders>
+              <w:top w:val="single" w:sz="12" w:color="FFFFFF"/>
+              <w:left w:val="single" w:sz="12" w:color="FFFFFF"/>
+              <w:bottom w:val="single" w:sz="12" w:color="FFFFFF"/>
+              <w:right w:val="single" w:sz="12" w:color="FFFFFF"/>
+            </w:tcBorders>
+            <w:vAlign w:val="center"/>
+            <w:tcMar>
+              <w:top w:w="40" w:type="dxa"/>
+              <w:left w:w="120" w:type="dxa"/>
+              <w:bottom w:w="40" w:type="dxa"/>
+              <w:right w:w="80" w:type="dxa"/>
+            </w:tcMar>
           </w:tcPr>
           <w:p>
-            <w:r>
-              <w:rPr>
-                <w:sz w:val="17"/>
+            <w:pPr>
+              <w:spacing w:before="0" w:after="0"/>
+              <w:jc w:val="center"/>
+            </w:pPr>
+            <w:r>
+              <w:rPr>
+                <w:sz w:val="16"/>
               </w:rPr>
               <w:t>Neutro</w:t>
             </w:r>
@@ -4865,12 +6027,29 @@
         <w:tc>
           <w:tcPr>
             <w:tcW w:type="dxa" w:w="1630"/>
-            <w:shd w:val="clear" w:color="auto" w:fill="F8F8F8"/>
+            <w:shd w:val="clear" w:color="auto" w:fill="EAEAEA"/>
+            <w:tcBorders>
+              <w:top w:val="single" w:sz="12" w:color="FFFFFF"/>
+              <w:left w:val="single" w:sz="12" w:color="FFFFFF"/>
+              <w:bottom w:val="single" w:sz="12" w:color="FFFFFF"/>
+              <w:right w:val="single" w:sz="12" w:color="FFFFFF"/>
+            </w:tcBorders>
+            <w:vAlign w:val="center"/>
+            <w:tcMar>
+              <w:top w:w="40" w:type="dxa"/>
+              <w:left w:w="120" w:type="dxa"/>
+              <w:bottom w:w="40" w:type="dxa"/>
+              <w:right w:w="80" w:type="dxa"/>
+            </w:tcMar>
           </w:tcPr>
           <w:p>
-            <w:r>
-              <w:rPr>
-                <w:sz w:val="17"/>
+            <w:pPr>
+              <w:spacing w:before="0" w:after="0"/>
+              <w:jc w:val="both"/>
+            </w:pPr>
+            <w:r>
+              <w:rPr>
+                <w:sz w:val="16"/>
               </w:rPr>
               <w:t>Voz masculina clara para presentaciones</w:t>
             </w:r>
@@ -4878,15 +6057,35 @@
         </w:tc>
       </w:tr>
       <w:tr>
+        <w:trPr>
+          <w:trHeight w:val="283" w:hRule="atLeast"/>
+        </w:trPr>
         <w:tc>
           <w:tcPr>
             <w:tcW w:type="dxa" w:w="1630"/>
-            <w:shd w:val="clear" w:color="auto" w:fill="FFFFFF"/>
+            <w:shd w:val="clear" w:color="auto" w:fill="EAEAEA"/>
+            <w:tcBorders>
+              <w:top w:val="single" w:sz="12" w:color="FFFFFF"/>
+              <w:left w:val="single" w:sz="12" w:color="FFFFFF"/>
+              <w:bottom w:val="single" w:sz="12" w:color="FFFFFF"/>
+              <w:right w:val="single" w:sz="12" w:color="FFFFFF"/>
+            </w:tcBorders>
+            <w:vAlign w:val="center"/>
+            <w:tcMar>
+              <w:top w:w="40" w:type="dxa"/>
+              <w:left w:w="120" w:type="dxa"/>
+              <w:bottom w:w="40" w:type="dxa"/>
+              <w:right w:w="80" w:type="dxa"/>
+            </w:tcMar>
           </w:tcPr>
           <w:p>
-            <w:r>
-              <w:rPr>
-                <w:sz w:val="17"/>
+            <w:pPr>
+              <w:spacing w:before="0" w:after="0"/>
+              <w:jc w:val="center"/>
+            </w:pPr>
+            <w:r>
+              <w:rPr>
+                <w:sz w:val="16"/>
               </w:rPr>
               <w:t>es_f</w:t>
             </w:r>
@@ -4895,12 +6094,29 @@
         <w:tc>
           <w:tcPr>
             <w:tcW w:type="dxa" w:w="1630"/>
-            <w:shd w:val="clear" w:color="auto" w:fill="FFFFFF"/>
+            <w:shd w:val="clear" w:color="auto" w:fill="EAEAEA"/>
+            <w:tcBorders>
+              <w:top w:val="single" w:sz="12" w:color="FFFFFF"/>
+              <w:left w:val="single" w:sz="12" w:color="FFFFFF"/>
+              <w:bottom w:val="single" w:sz="12" w:color="FFFFFF"/>
+              <w:right w:val="single" w:sz="12" w:color="FFFFFF"/>
+            </w:tcBorders>
+            <w:vAlign w:val="center"/>
+            <w:tcMar>
+              <w:top w:w="40" w:type="dxa"/>
+              <w:left w:w="120" w:type="dxa"/>
+              <w:bottom w:w="40" w:type="dxa"/>
+              <w:right w:w="80" w:type="dxa"/>
+            </w:tcMar>
           </w:tcPr>
           <w:p>
-            <w:r>
-              <w:rPr>
-                <w:sz w:val="17"/>
+            <w:pPr>
+              <w:spacing w:before="0" w:after="0"/>
+              <w:jc w:val="center"/>
+            </w:pPr>
+            <w:r>
+              <w:rPr>
+                <w:sz w:val="16"/>
               </w:rPr>
               <w:t>Español</w:t>
             </w:r>
@@ -4909,12 +6125,29 @@
         <w:tc>
           <w:tcPr>
             <w:tcW w:type="dxa" w:w="1630"/>
-            <w:shd w:val="clear" w:color="auto" w:fill="FFFFFF"/>
+            <w:shd w:val="clear" w:color="auto" w:fill="EAEAEA"/>
+            <w:tcBorders>
+              <w:top w:val="single" w:sz="12" w:color="FFFFFF"/>
+              <w:left w:val="single" w:sz="12" w:color="FFFFFF"/>
+              <w:bottom w:val="single" w:sz="12" w:color="FFFFFF"/>
+              <w:right w:val="single" w:sz="12" w:color="FFFFFF"/>
+            </w:tcBorders>
+            <w:vAlign w:val="center"/>
+            <w:tcMar>
+              <w:top w:w="40" w:type="dxa"/>
+              <w:left w:w="120" w:type="dxa"/>
+              <w:bottom w:w="40" w:type="dxa"/>
+              <w:right w:w="80" w:type="dxa"/>
+            </w:tcMar>
           </w:tcPr>
           <w:p>
-            <w:r>
-              <w:rPr>
-                <w:sz w:val="17"/>
+            <w:pPr>
+              <w:spacing w:before="0" w:after="0"/>
+              <w:jc w:val="center"/>
+            </w:pPr>
+            <w:r>
+              <w:rPr>
+                <w:sz w:val="16"/>
               </w:rPr>
               <w:t>Femenino</w:t>
             </w:r>
@@ -4923,12 +6156,29 @@
         <w:tc>
           <w:tcPr>
             <w:tcW w:type="dxa" w:w="1630"/>
-            <w:shd w:val="clear" w:color="auto" w:fill="FFFFFF"/>
+            <w:shd w:val="clear" w:color="auto" w:fill="EAEAEA"/>
+            <w:tcBorders>
+              <w:top w:val="single" w:sz="12" w:color="FFFFFF"/>
+              <w:left w:val="single" w:sz="12" w:color="FFFFFF"/>
+              <w:bottom w:val="single" w:sz="12" w:color="FFFFFF"/>
+              <w:right w:val="single" w:sz="12" w:color="FFFFFF"/>
+            </w:tcBorders>
+            <w:vAlign w:val="center"/>
+            <w:tcMar>
+              <w:top w:w="40" w:type="dxa"/>
+              <w:left w:w="120" w:type="dxa"/>
+              <w:bottom w:w="40" w:type="dxa"/>
+              <w:right w:w="80" w:type="dxa"/>
+            </w:tcMar>
           </w:tcPr>
           <w:p>
-            <w:r>
-              <w:rPr>
-                <w:sz w:val="17"/>
+            <w:pPr>
+              <w:spacing w:before="0" w:after="0"/>
+              <w:jc w:val="center"/>
+            </w:pPr>
+            <w:r>
+              <w:rPr>
+                <w:sz w:val="16"/>
               </w:rPr>
               <w:t>Neutro</w:t>
             </w:r>
@@ -4937,12 +6187,29 @@
         <w:tc>
           <w:tcPr>
             <w:tcW w:type="dxa" w:w="1630"/>
-            <w:shd w:val="clear" w:color="auto" w:fill="FFFFFF"/>
+            <w:shd w:val="clear" w:color="auto" w:fill="EAEAEA"/>
+            <w:tcBorders>
+              <w:top w:val="single" w:sz="12" w:color="FFFFFF"/>
+              <w:left w:val="single" w:sz="12" w:color="FFFFFF"/>
+              <w:bottom w:val="single" w:sz="12" w:color="FFFFFF"/>
+              <w:right w:val="single" w:sz="12" w:color="FFFFFF"/>
+            </w:tcBorders>
+            <w:vAlign w:val="center"/>
+            <w:tcMar>
+              <w:top w:w="40" w:type="dxa"/>
+              <w:left w:w="120" w:type="dxa"/>
+              <w:bottom w:w="40" w:type="dxa"/>
+              <w:right w:w="80" w:type="dxa"/>
+            </w:tcMar>
           </w:tcPr>
           <w:p>
-            <w:r>
-              <w:rPr>
-                <w:sz w:val="17"/>
+            <w:pPr>
+              <w:spacing w:before="0" w:after="0"/>
+              <w:jc w:val="both"/>
+            </w:pPr>
+            <w:r>
+              <w:rPr>
+                <w:sz w:val="16"/>
               </w:rPr>
               <w:t>Voz femenina natural para asistentes</w:t>
             </w:r>
@@ -4950,15 +6217,35 @@
         </w:tc>
       </w:tr>
       <w:tr>
+        <w:trPr>
+          <w:trHeight w:val="283" w:hRule="atLeast"/>
+        </w:trPr>
         <w:tc>
           <w:tcPr>
             <w:tcW w:type="dxa" w:w="1630"/>
-            <w:shd w:val="clear" w:color="auto" w:fill="F8F8F8"/>
+            <w:shd w:val="clear" w:color="auto" w:fill="EAEAEA"/>
+            <w:tcBorders>
+              <w:top w:val="single" w:sz="12" w:color="FFFFFF"/>
+              <w:left w:val="single" w:sz="12" w:color="FFFFFF"/>
+              <w:bottom w:val="single" w:sz="12" w:color="FFFFFF"/>
+              <w:right w:val="single" w:sz="12" w:color="FFFFFF"/>
+            </w:tcBorders>
+            <w:vAlign w:val="center"/>
+            <w:tcMar>
+              <w:top w:w="40" w:type="dxa"/>
+              <w:left w:w="120" w:type="dxa"/>
+              <w:bottom w:w="40" w:type="dxa"/>
+              <w:right w:w="80" w:type="dxa"/>
+            </w:tcMar>
           </w:tcPr>
           <w:p>
-            <w:r>
-              <w:rPr>
-                <w:sz w:val="17"/>
+            <w:pPr>
+              <w:spacing w:before="0" w:after="0"/>
+              <w:jc w:val="center"/>
+            </w:pPr>
+            <w:r>
+              <w:rPr>
+                <w:sz w:val="16"/>
               </w:rPr>
               <w:t>af_bella</w:t>
             </w:r>
@@ -4967,12 +6254,29 @@
         <w:tc>
           <w:tcPr>
             <w:tcW w:type="dxa" w:w="1630"/>
-            <w:shd w:val="clear" w:color="auto" w:fill="F8F8F8"/>
+            <w:shd w:val="clear" w:color="auto" w:fill="EAEAEA"/>
+            <w:tcBorders>
+              <w:top w:val="single" w:sz="12" w:color="FFFFFF"/>
+              <w:left w:val="single" w:sz="12" w:color="FFFFFF"/>
+              <w:bottom w:val="single" w:sz="12" w:color="FFFFFF"/>
+              <w:right w:val="single" w:sz="12" w:color="FFFFFF"/>
+            </w:tcBorders>
+            <w:vAlign w:val="center"/>
+            <w:tcMar>
+              <w:top w:w="40" w:type="dxa"/>
+              <w:left w:w="120" w:type="dxa"/>
+              <w:bottom w:w="40" w:type="dxa"/>
+              <w:right w:w="80" w:type="dxa"/>
+            </w:tcMar>
           </w:tcPr>
           <w:p>
-            <w:r>
-              <w:rPr>
-                <w:sz w:val="17"/>
+            <w:pPr>
+              <w:spacing w:before="0" w:after="0"/>
+              <w:jc w:val="center"/>
+            </w:pPr>
+            <w:r>
+              <w:rPr>
+                <w:sz w:val="16"/>
               </w:rPr>
               <w:t>Inglés</w:t>
             </w:r>
@@ -4981,12 +6285,29 @@
         <w:tc>
           <w:tcPr>
             <w:tcW w:type="dxa" w:w="1630"/>
-            <w:shd w:val="clear" w:color="auto" w:fill="F8F8F8"/>
+            <w:shd w:val="clear" w:color="auto" w:fill="EAEAEA"/>
+            <w:tcBorders>
+              <w:top w:val="single" w:sz="12" w:color="FFFFFF"/>
+              <w:left w:val="single" w:sz="12" w:color="FFFFFF"/>
+              <w:bottom w:val="single" w:sz="12" w:color="FFFFFF"/>
+              <w:right w:val="single" w:sz="12" w:color="FFFFFF"/>
+            </w:tcBorders>
+            <w:vAlign w:val="center"/>
+            <w:tcMar>
+              <w:top w:w="40" w:type="dxa"/>
+              <w:left w:w="120" w:type="dxa"/>
+              <w:bottom w:w="40" w:type="dxa"/>
+              <w:right w:w="80" w:type="dxa"/>
+            </w:tcMar>
           </w:tcPr>
           <w:p>
-            <w:r>
-              <w:rPr>
-                <w:sz w:val="17"/>
+            <w:pPr>
+              <w:spacing w:before="0" w:after="0"/>
+              <w:jc w:val="center"/>
+            </w:pPr>
+            <w:r>
+              <w:rPr>
+                <w:sz w:val="16"/>
               </w:rPr>
               <w:t>Femenino</w:t>
             </w:r>
@@ -4995,12 +6316,29 @@
         <w:tc>
           <w:tcPr>
             <w:tcW w:type="dxa" w:w="1630"/>
-            <w:shd w:val="clear" w:color="auto" w:fill="F8F8F8"/>
+            <w:shd w:val="clear" w:color="auto" w:fill="EAEAEA"/>
+            <w:tcBorders>
+              <w:top w:val="single" w:sz="12" w:color="FFFFFF"/>
+              <w:left w:val="single" w:sz="12" w:color="FFFFFF"/>
+              <w:bottom w:val="single" w:sz="12" w:color="FFFFFF"/>
+              <w:right w:val="single" w:sz="12" w:color="FFFFFF"/>
+            </w:tcBorders>
+            <w:vAlign w:val="center"/>
+            <w:tcMar>
+              <w:top w:w="40" w:type="dxa"/>
+              <w:left w:w="120" w:type="dxa"/>
+              <w:bottom w:w="40" w:type="dxa"/>
+              <w:right w:w="80" w:type="dxa"/>
+            </w:tcMar>
           </w:tcPr>
           <w:p>
-            <w:r>
-              <w:rPr>
-                <w:sz w:val="17"/>
+            <w:pPr>
+              <w:spacing w:before="0" w:after="0"/>
+              <w:jc w:val="center"/>
+            </w:pPr>
+            <w:r>
+              <w:rPr>
+                <w:sz w:val="16"/>
               </w:rPr>
               <w:t>Americano</w:t>
             </w:r>
@@ -5009,12 +6347,29 @@
         <w:tc>
           <w:tcPr>
             <w:tcW w:type="dxa" w:w="1630"/>
-            <w:shd w:val="clear" w:color="auto" w:fill="F8F8F8"/>
+            <w:shd w:val="clear" w:color="auto" w:fill="EAEAEA"/>
+            <w:tcBorders>
+              <w:top w:val="single" w:sz="12" w:color="FFFFFF"/>
+              <w:left w:val="single" w:sz="12" w:color="FFFFFF"/>
+              <w:bottom w:val="single" w:sz="12" w:color="FFFFFF"/>
+              <w:right w:val="single" w:sz="12" w:color="FFFFFF"/>
+            </w:tcBorders>
+            <w:vAlign w:val="center"/>
+            <w:tcMar>
+              <w:top w:w="40" w:type="dxa"/>
+              <w:left w:w="120" w:type="dxa"/>
+              <w:bottom w:w="40" w:type="dxa"/>
+              <w:right w:w="80" w:type="dxa"/>
+            </w:tcMar>
           </w:tcPr>
           <w:p>
-            <w:r>
-              <w:rPr>
-                <w:sz w:val="17"/>
+            <w:pPr>
+              <w:spacing w:before="0" w:after="0"/>
+              <w:jc w:val="both"/>
+            </w:pPr>
+            <w:r>
+              <w:rPr>
+                <w:sz w:val="16"/>
               </w:rPr>
               <w:t>Alta calidad, ideal para contenido bilingüe</w:t>
             </w:r>
@@ -5022,15 +6377,35 @@
         </w:tc>
       </w:tr>
       <w:tr>
+        <w:trPr>
+          <w:trHeight w:val="283" w:hRule="atLeast"/>
+        </w:trPr>
         <w:tc>
           <w:tcPr>
             <w:tcW w:type="dxa" w:w="1630"/>
-            <w:shd w:val="clear" w:color="auto" w:fill="FFFFFF"/>
+            <w:shd w:val="clear" w:color="auto" w:fill="EAEAEA"/>
+            <w:tcBorders>
+              <w:top w:val="single" w:sz="12" w:color="FFFFFF"/>
+              <w:left w:val="single" w:sz="12" w:color="FFFFFF"/>
+              <w:bottom w:val="single" w:sz="12" w:color="FFFFFF"/>
+              <w:right w:val="single" w:sz="12" w:color="FFFFFF"/>
+            </w:tcBorders>
+            <w:vAlign w:val="center"/>
+            <w:tcMar>
+              <w:top w:w="40" w:type="dxa"/>
+              <w:left w:w="120" w:type="dxa"/>
+              <w:bottom w:w="40" w:type="dxa"/>
+              <w:right w:w="80" w:type="dxa"/>
+            </w:tcMar>
           </w:tcPr>
           <w:p>
-            <w:r>
-              <w:rPr>
-                <w:sz w:val="17"/>
+            <w:pPr>
+              <w:spacing w:before="0" w:after="0"/>
+              <w:jc w:val="center"/>
+            </w:pPr>
+            <w:r>
+              <w:rPr>
+                <w:sz w:val="16"/>
               </w:rPr>
               <w:t>af_sarah</w:t>
             </w:r>
@@ -5039,12 +6414,29 @@
         <w:tc>
           <w:tcPr>
             <w:tcW w:type="dxa" w:w="1630"/>
-            <w:shd w:val="clear" w:color="auto" w:fill="FFFFFF"/>
+            <w:shd w:val="clear" w:color="auto" w:fill="EAEAEA"/>
+            <w:tcBorders>
+              <w:top w:val="single" w:sz="12" w:color="FFFFFF"/>
+              <w:left w:val="single" w:sz="12" w:color="FFFFFF"/>
+              <w:bottom w:val="single" w:sz="12" w:color="FFFFFF"/>
+              <w:right w:val="single" w:sz="12" w:color="FFFFFF"/>
+            </w:tcBorders>
+            <w:vAlign w:val="center"/>
+            <w:tcMar>
+              <w:top w:w="40" w:type="dxa"/>
+              <w:left w:w="120" w:type="dxa"/>
+              <w:bottom w:w="40" w:type="dxa"/>
+              <w:right w:w="80" w:type="dxa"/>
+            </w:tcMar>
           </w:tcPr>
           <w:p>
-            <w:r>
-              <w:rPr>
-                <w:sz w:val="17"/>
+            <w:pPr>
+              <w:spacing w:before="0" w:after="0"/>
+              <w:jc w:val="center"/>
+            </w:pPr>
+            <w:r>
+              <w:rPr>
+                <w:sz w:val="16"/>
               </w:rPr>
               <w:t>Inglés</w:t>
             </w:r>
@@ -5053,12 +6445,29 @@
         <w:tc>
           <w:tcPr>
             <w:tcW w:type="dxa" w:w="1630"/>
-            <w:shd w:val="clear" w:color="auto" w:fill="FFFFFF"/>
+            <w:shd w:val="clear" w:color="auto" w:fill="EAEAEA"/>
+            <w:tcBorders>
+              <w:top w:val="single" w:sz="12" w:color="FFFFFF"/>
+              <w:left w:val="single" w:sz="12" w:color="FFFFFF"/>
+              <w:bottom w:val="single" w:sz="12" w:color="FFFFFF"/>
+              <w:right w:val="single" w:sz="12" w:color="FFFFFF"/>
+            </w:tcBorders>
+            <w:vAlign w:val="center"/>
+            <w:tcMar>
+              <w:top w:w="40" w:type="dxa"/>
+              <w:left w:w="120" w:type="dxa"/>
+              <w:bottom w:w="40" w:type="dxa"/>
+              <w:right w:w="80" w:type="dxa"/>
+            </w:tcMar>
           </w:tcPr>
           <w:p>
-            <w:r>
-              <w:rPr>
-                <w:sz w:val="17"/>
+            <w:pPr>
+              <w:spacing w:before="0" w:after="0"/>
+              <w:jc w:val="center"/>
+            </w:pPr>
+            <w:r>
+              <w:rPr>
+                <w:sz w:val="16"/>
               </w:rPr>
               <w:t>Femenino</w:t>
             </w:r>
@@ -5067,12 +6476,29 @@
         <w:tc>
           <w:tcPr>
             <w:tcW w:type="dxa" w:w="1630"/>
-            <w:shd w:val="clear" w:color="auto" w:fill="FFFFFF"/>
+            <w:shd w:val="clear" w:color="auto" w:fill="EAEAEA"/>
+            <w:tcBorders>
+              <w:top w:val="single" w:sz="12" w:color="FFFFFF"/>
+              <w:left w:val="single" w:sz="12" w:color="FFFFFF"/>
+              <w:bottom w:val="single" w:sz="12" w:color="FFFFFF"/>
+              <w:right w:val="single" w:sz="12" w:color="FFFFFF"/>
+            </w:tcBorders>
+            <w:vAlign w:val="center"/>
+            <w:tcMar>
+              <w:top w:w="40" w:type="dxa"/>
+              <w:left w:w="120" w:type="dxa"/>
+              <w:bottom w:w="40" w:type="dxa"/>
+              <w:right w:w="80" w:type="dxa"/>
+            </w:tcMar>
           </w:tcPr>
           <w:p>
-            <w:r>
-              <w:rPr>
-                <w:sz w:val="17"/>
+            <w:pPr>
+              <w:spacing w:before="0" w:after="0"/>
+              <w:jc w:val="center"/>
+            </w:pPr>
+            <w:r>
+              <w:rPr>
+                <w:sz w:val="16"/>
               </w:rPr>
               <w:t>Americano</w:t>
             </w:r>
@@ -5081,12 +6507,29 @@
         <w:tc>
           <w:tcPr>
             <w:tcW w:type="dxa" w:w="1630"/>
-            <w:shd w:val="clear" w:color="auto" w:fill="FFFFFF"/>
+            <w:shd w:val="clear" w:color="auto" w:fill="EAEAEA"/>
+            <w:tcBorders>
+              <w:top w:val="single" w:sz="12" w:color="FFFFFF"/>
+              <w:left w:val="single" w:sz="12" w:color="FFFFFF"/>
+              <w:bottom w:val="single" w:sz="12" w:color="FFFFFF"/>
+              <w:right w:val="single" w:sz="12" w:color="FFFFFF"/>
+            </w:tcBorders>
+            <w:vAlign w:val="center"/>
+            <w:tcMar>
+              <w:top w:w="40" w:type="dxa"/>
+              <w:left w:w="120" w:type="dxa"/>
+              <w:bottom w:w="40" w:type="dxa"/>
+              <w:right w:w="80" w:type="dxa"/>
+            </w:tcMar>
           </w:tcPr>
           <w:p>
-            <w:r>
-              <w:rPr>
-                <w:sz w:val="17"/>
+            <w:pPr>
+              <w:spacing w:before="0" w:after="0"/>
+              <w:jc w:val="both"/>
+            </w:pPr>
+            <w:r>
+              <w:rPr>
+                <w:sz w:val="16"/>
               </w:rPr>
               <w:t>Voz calmada, ideal para lecturas largas</w:t>
             </w:r>
@@ -5094,15 +6537,35 @@
         </w:tc>
       </w:tr>
       <w:tr>
+        <w:trPr>
+          <w:trHeight w:val="283" w:hRule="atLeast"/>
+        </w:trPr>
         <w:tc>
           <w:tcPr>
             <w:tcW w:type="dxa" w:w="1630"/>
-            <w:shd w:val="clear" w:color="auto" w:fill="F8F8F8"/>
+            <w:shd w:val="clear" w:color="auto" w:fill="EAEAEA"/>
+            <w:tcBorders>
+              <w:top w:val="single" w:sz="12" w:color="FFFFFF"/>
+              <w:left w:val="single" w:sz="12" w:color="FFFFFF"/>
+              <w:bottom w:val="single" w:sz="12" w:color="FFFFFF"/>
+              <w:right w:val="single" w:sz="12" w:color="FFFFFF"/>
+            </w:tcBorders>
+            <w:vAlign w:val="center"/>
+            <w:tcMar>
+              <w:top w:w="40" w:type="dxa"/>
+              <w:left w:w="120" w:type="dxa"/>
+              <w:bottom w:w="40" w:type="dxa"/>
+              <w:right w:w="80" w:type="dxa"/>
+            </w:tcMar>
           </w:tcPr>
           <w:p>
-            <w:r>
-              <w:rPr>
-                <w:sz w:val="17"/>
+            <w:pPr>
+              <w:spacing w:before="0" w:after="0"/>
+              <w:jc w:val="center"/>
+            </w:pPr>
+            <w:r>
+              <w:rPr>
+                <w:sz w:val="16"/>
               </w:rPr>
               <w:t>bm_george</w:t>
             </w:r>
@@ -5111,12 +6574,29 @@
         <w:tc>
           <w:tcPr>
             <w:tcW w:type="dxa" w:w="1630"/>
-            <w:shd w:val="clear" w:color="auto" w:fill="F8F8F8"/>
+            <w:shd w:val="clear" w:color="auto" w:fill="EAEAEA"/>
+            <w:tcBorders>
+              <w:top w:val="single" w:sz="12" w:color="FFFFFF"/>
+              <w:left w:val="single" w:sz="12" w:color="FFFFFF"/>
+              <w:bottom w:val="single" w:sz="12" w:color="FFFFFF"/>
+              <w:right w:val="single" w:sz="12" w:color="FFFFFF"/>
+            </w:tcBorders>
+            <w:vAlign w:val="center"/>
+            <w:tcMar>
+              <w:top w:w="40" w:type="dxa"/>
+              <w:left w:w="120" w:type="dxa"/>
+              <w:bottom w:w="40" w:type="dxa"/>
+              <w:right w:w="80" w:type="dxa"/>
+            </w:tcMar>
           </w:tcPr>
           <w:p>
-            <w:r>
-              <w:rPr>
-                <w:sz w:val="17"/>
+            <w:pPr>
+              <w:spacing w:before="0" w:after="0"/>
+              <w:jc w:val="center"/>
+            </w:pPr>
+            <w:r>
+              <w:rPr>
+                <w:sz w:val="16"/>
               </w:rPr>
               <w:t>Inglés</w:t>
             </w:r>
@@ -5125,12 +6605,29 @@
         <w:tc>
           <w:tcPr>
             <w:tcW w:type="dxa" w:w="1630"/>
-            <w:shd w:val="clear" w:color="auto" w:fill="F8F8F8"/>
+            <w:shd w:val="clear" w:color="auto" w:fill="EAEAEA"/>
+            <w:tcBorders>
+              <w:top w:val="single" w:sz="12" w:color="FFFFFF"/>
+              <w:left w:val="single" w:sz="12" w:color="FFFFFF"/>
+              <w:bottom w:val="single" w:sz="12" w:color="FFFFFF"/>
+              <w:right w:val="single" w:sz="12" w:color="FFFFFF"/>
+            </w:tcBorders>
+            <w:vAlign w:val="center"/>
+            <w:tcMar>
+              <w:top w:w="40" w:type="dxa"/>
+              <w:left w:w="120" w:type="dxa"/>
+              <w:bottom w:w="40" w:type="dxa"/>
+              <w:right w:w="80" w:type="dxa"/>
+            </w:tcMar>
           </w:tcPr>
           <w:p>
-            <w:r>
-              <w:rPr>
-                <w:sz w:val="17"/>
+            <w:pPr>
+              <w:spacing w:before="0" w:after="0"/>
+              <w:jc w:val="center"/>
+            </w:pPr>
+            <w:r>
+              <w:rPr>
+                <w:sz w:val="16"/>
               </w:rPr>
               <w:t>Masculino</w:t>
             </w:r>
@@ -5139,12 +6636,29 @@
         <w:tc>
           <w:tcPr>
             <w:tcW w:type="dxa" w:w="1630"/>
-            <w:shd w:val="clear" w:color="auto" w:fill="F8F8F8"/>
+            <w:shd w:val="clear" w:color="auto" w:fill="EAEAEA"/>
+            <w:tcBorders>
+              <w:top w:val="single" w:sz="12" w:color="FFFFFF"/>
+              <w:left w:val="single" w:sz="12" w:color="FFFFFF"/>
+              <w:bottom w:val="single" w:sz="12" w:color="FFFFFF"/>
+              <w:right w:val="single" w:sz="12" w:color="FFFFFF"/>
+            </w:tcBorders>
+            <w:vAlign w:val="center"/>
+            <w:tcMar>
+              <w:top w:w="40" w:type="dxa"/>
+              <w:left w:w="120" w:type="dxa"/>
+              <w:bottom w:w="40" w:type="dxa"/>
+              <w:right w:w="80" w:type="dxa"/>
+            </w:tcMar>
           </w:tcPr>
           <w:p>
-            <w:r>
-              <w:rPr>
-                <w:sz w:val="17"/>
+            <w:pPr>
+              <w:spacing w:before="0" w:after="0"/>
+              <w:jc w:val="center"/>
+            </w:pPr>
+            <w:r>
+              <w:rPr>
+                <w:sz w:val="16"/>
               </w:rPr>
               <w:t>Británico</w:t>
             </w:r>
@@ -5153,12 +6667,29 @@
         <w:tc>
           <w:tcPr>
             <w:tcW w:type="dxa" w:w="1630"/>
-            <w:shd w:val="clear" w:color="auto" w:fill="F8F8F8"/>
+            <w:shd w:val="clear" w:color="auto" w:fill="EAEAEA"/>
+            <w:tcBorders>
+              <w:top w:val="single" w:sz="12" w:color="FFFFFF"/>
+              <w:left w:val="single" w:sz="12" w:color="FFFFFF"/>
+              <w:bottom w:val="single" w:sz="12" w:color="FFFFFF"/>
+              <w:right w:val="single" w:sz="12" w:color="FFFFFF"/>
+            </w:tcBorders>
+            <w:vAlign w:val="center"/>
+            <w:tcMar>
+              <w:top w:w="40" w:type="dxa"/>
+              <w:left w:w="120" w:type="dxa"/>
+              <w:bottom w:w="40" w:type="dxa"/>
+              <w:right w:w="80" w:type="dxa"/>
+            </w:tcMar>
           </w:tcPr>
           <w:p>
-            <w:r>
-              <w:rPr>
-                <w:sz w:val="17"/>
+            <w:pPr>
+              <w:spacing w:before="0" w:after="0"/>
+              <w:jc w:val="both"/>
+            </w:pPr>
+            <w:r>
+              <w:rPr>
+                <w:sz w:val="16"/>
               </w:rPr>
               <w:t>Profesional, ideal para narración</w:t>
             </w:r>
@@ -5166,15 +6697,35 @@
         </w:tc>
       </w:tr>
       <w:tr>
+        <w:trPr>
+          <w:trHeight w:val="283" w:hRule="atLeast"/>
+        </w:trPr>
         <w:tc>
           <w:tcPr>
             <w:tcW w:type="dxa" w:w="1630"/>
-            <w:shd w:val="clear" w:color="auto" w:fill="FFFFFF"/>
+            <w:shd w:val="clear" w:color="auto" w:fill="EAEAEA"/>
+            <w:tcBorders>
+              <w:top w:val="single" w:sz="12" w:color="FFFFFF"/>
+              <w:left w:val="single" w:sz="12" w:color="FFFFFF"/>
+              <w:bottom w:val="single" w:sz="12" w:color="FFFFFF"/>
+              <w:right w:val="single" w:sz="12" w:color="FFFFFF"/>
+            </w:tcBorders>
+            <w:vAlign w:val="center"/>
+            <w:tcMar>
+              <w:top w:w="40" w:type="dxa"/>
+              <w:left w:w="120" w:type="dxa"/>
+              <w:bottom w:w="40" w:type="dxa"/>
+              <w:right w:w="80" w:type="dxa"/>
+            </w:tcMar>
           </w:tcPr>
           <w:p>
-            <w:r>
-              <w:rPr>
-                <w:sz w:val="17"/>
+            <w:pPr>
+              <w:spacing w:before="0" w:after="0"/>
+              <w:jc w:val="center"/>
+            </w:pPr>
+            <w:r>
+              <w:rPr>
+                <w:sz w:val="16"/>
               </w:rPr>
               <w:t>am_adam</w:t>
             </w:r>
@@ -5183,12 +6734,29 @@
         <w:tc>
           <w:tcPr>
             <w:tcW w:type="dxa" w:w="1630"/>
-            <w:shd w:val="clear" w:color="auto" w:fill="FFFFFF"/>
+            <w:shd w:val="clear" w:color="auto" w:fill="EAEAEA"/>
+            <w:tcBorders>
+              <w:top w:val="single" w:sz="12" w:color="FFFFFF"/>
+              <w:left w:val="single" w:sz="12" w:color="FFFFFF"/>
+              <w:bottom w:val="single" w:sz="12" w:color="FFFFFF"/>
+              <w:right w:val="single" w:sz="12" w:color="FFFFFF"/>
+            </w:tcBorders>
+            <w:vAlign w:val="center"/>
+            <w:tcMar>
+              <w:top w:w="40" w:type="dxa"/>
+              <w:left w:w="120" w:type="dxa"/>
+              <w:bottom w:w="40" w:type="dxa"/>
+              <w:right w:w="80" w:type="dxa"/>
+            </w:tcMar>
           </w:tcPr>
           <w:p>
-            <w:r>
-              <w:rPr>
-                <w:sz w:val="17"/>
+            <w:pPr>
+              <w:spacing w:before="0" w:after="0"/>
+              <w:jc w:val="center"/>
+            </w:pPr>
+            <w:r>
+              <w:rPr>
+                <w:sz w:val="16"/>
               </w:rPr>
               <w:t>Inglés</w:t>
             </w:r>
@@ -5197,12 +6765,29 @@
         <w:tc>
           <w:tcPr>
             <w:tcW w:type="dxa" w:w="1630"/>
-            <w:shd w:val="clear" w:color="auto" w:fill="FFFFFF"/>
+            <w:shd w:val="clear" w:color="auto" w:fill="EAEAEA"/>
+            <w:tcBorders>
+              <w:top w:val="single" w:sz="12" w:color="FFFFFF"/>
+              <w:left w:val="single" w:sz="12" w:color="FFFFFF"/>
+              <w:bottom w:val="single" w:sz="12" w:color="FFFFFF"/>
+              <w:right w:val="single" w:sz="12" w:color="FFFFFF"/>
+            </w:tcBorders>
+            <w:vAlign w:val="center"/>
+            <w:tcMar>
+              <w:top w:w="40" w:type="dxa"/>
+              <w:left w:w="120" w:type="dxa"/>
+              <w:bottom w:w="40" w:type="dxa"/>
+              <w:right w:w="80" w:type="dxa"/>
+            </w:tcMar>
           </w:tcPr>
           <w:p>
-            <w:r>
-              <w:rPr>
-                <w:sz w:val="17"/>
+            <w:pPr>
+              <w:spacing w:before="0" w:after="0"/>
+              <w:jc w:val="center"/>
+            </w:pPr>
+            <w:r>
+              <w:rPr>
+                <w:sz w:val="16"/>
               </w:rPr>
               <w:t>Masculino</w:t>
             </w:r>
@@ -5211,12 +6796,29 @@
         <w:tc>
           <w:tcPr>
             <w:tcW w:type="dxa" w:w="1630"/>
-            <w:shd w:val="clear" w:color="auto" w:fill="FFFFFF"/>
+            <w:shd w:val="clear" w:color="auto" w:fill="EAEAEA"/>
+            <w:tcBorders>
+              <w:top w:val="single" w:sz="12" w:color="FFFFFF"/>
+              <w:left w:val="single" w:sz="12" w:color="FFFFFF"/>
+              <w:bottom w:val="single" w:sz="12" w:color="FFFFFF"/>
+              <w:right w:val="single" w:sz="12" w:color="FFFFFF"/>
+            </w:tcBorders>
+            <w:vAlign w:val="center"/>
+            <w:tcMar>
+              <w:top w:w="40" w:type="dxa"/>
+              <w:left w:w="120" w:type="dxa"/>
+              <w:bottom w:w="40" w:type="dxa"/>
+              <w:right w:w="80" w:type="dxa"/>
+            </w:tcMar>
           </w:tcPr>
           <w:p>
-            <w:r>
-              <w:rPr>
-                <w:sz w:val="17"/>
+            <w:pPr>
+              <w:spacing w:before="0" w:after="0"/>
+              <w:jc w:val="center"/>
+            </w:pPr>
+            <w:r>
+              <w:rPr>
+                <w:sz w:val="16"/>
               </w:rPr>
               <w:t>Americano</w:t>
             </w:r>
@@ -5225,12 +6827,29 @@
         <w:tc>
           <w:tcPr>
             <w:tcW w:type="dxa" w:w="1630"/>
-            <w:shd w:val="clear" w:color="auto" w:fill="FFFFFF"/>
+            <w:shd w:val="clear" w:color="auto" w:fill="EAEAEA"/>
+            <w:tcBorders>
+              <w:top w:val="single" w:sz="12" w:color="FFFFFF"/>
+              <w:left w:val="single" w:sz="12" w:color="FFFFFF"/>
+              <w:bottom w:val="single" w:sz="12" w:color="FFFFFF"/>
+              <w:right w:val="single" w:sz="12" w:color="FFFFFF"/>
+            </w:tcBorders>
+            <w:vAlign w:val="center"/>
+            <w:tcMar>
+              <w:top w:w="40" w:type="dxa"/>
+              <w:left w:w="120" w:type="dxa"/>
+              <w:bottom w:w="40" w:type="dxa"/>
+              <w:right w:w="80" w:type="dxa"/>
+            </w:tcMar>
           </w:tcPr>
           <w:p>
-            <w:r>
-              <w:rPr>
-                <w:sz w:val="17"/>
+            <w:pPr>
+              <w:spacing w:before="0" w:after="0"/>
+              <w:jc w:val="center"/>
+            </w:pPr>
+            <w:r>
+              <w:rPr>
+                <w:sz w:val="16"/>
               </w:rPr>
               <w:t>Casual, conversacional</w:t>
             </w:r>
@@ -5248,10 +6867,11 @@
         <w:pStyle w:val="Endure-Subhead"/>
         <w:keepNext/>
         <w:spacing w:before="160" w:after="60"/>
+        <w:outlineLvl w:val="2"/>
       </w:pPr>
       <w:r>
         <w:rPr>
-          <w:sz w:val="18"/>
+          <w:sz w:val="22"/>
         </w:rPr>
         <w:t>29.2.2 Instalar kokoro-tts</w:t>
       </w:r>
@@ -5269,7 +6889,7 @@
         <w:tc>
           <w:tcPr>
             <w:tcW w:type="dxa" w:w="8152"/>
-            <w:shd w:val="clear" w:color="auto" w:fill="F2F2F2"/>
+            <w:shd w:val="clear" w:color="auto" w:fill="EAEAEA"/>
             <w:tcBorders>
               <w:left w:val="thick" w:sz="24" w:color="1A5A6A"/>
             </w:tcBorders>
@@ -5323,6 +6943,7 @@
             <w:r>
               <w:rPr>
                 <w:rFonts w:ascii="Courier New" w:hAnsi="Courier New"/>
+                <w:i/>
                 <w:color w:val="555555"/>
                 <w:sz w:val="16"/>
               </w:rPr>
@@ -5403,6 +7024,7 @@
             <w:r>
               <w:rPr>
                 <w:rFonts w:ascii="Courier New" w:hAnsi="Courier New"/>
+                <w:i/>
                 <w:color w:val="555555"/>
                 <w:sz w:val="16"/>
               </w:rPr>
@@ -5419,6 +7041,7 @@
             <w:r>
               <w:rPr>
                 <w:rFonts w:ascii="Courier New" w:hAnsi="Courier New"/>
+                <w:i/>
                 <w:color w:val="555555"/>
                 <w:sz w:val="16"/>
               </w:rPr>
@@ -5435,6 +7058,7 @@
             <w:r>
               <w:rPr>
                 <w:rFonts w:ascii="Courier New" w:hAnsi="Courier New"/>
+                <w:i/>
                 <w:color w:val="555555"/>
                 <w:sz w:val="16"/>
               </w:rPr>
@@ -5451,6 +7075,7 @@
             <w:r>
               <w:rPr>
                 <w:rFonts w:ascii="Courier New" w:hAnsi="Courier New"/>
+                <w:i/>
                 <w:color w:val="555555"/>
                 <w:sz w:val="16"/>
               </w:rPr>
@@ -5467,6 +7092,7 @@
             <w:r>
               <w:rPr>
                 <w:rFonts w:ascii="Courier New" w:hAnsi="Courier New"/>
+                <w:i/>
                 <w:color w:val="555555"/>
                 <w:sz w:val="16"/>
               </w:rPr>
@@ -5514,6 +7140,7 @@
             <w:r>
               <w:rPr>
                 <w:rFonts w:ascii="Courier New" w:hAnsi="Courier New"/>
+                <w:i/>
                 <w:color w:val="555555"/>
                 <w:sz w:val="16"/>
               </w:rPr>
@@ -5530,6 +7157,7 @@
             <w:r>
               <w:rPr>
                 <w:rFonts w:ascii="Courier New" w:hAnsi="Courier New"/>
+                <w:i/>
                 <w:color w:val="555555"/>
                 <w:sz w:val="16"/>
               </w:rPr>
@@ -5562,6 +7190,7 @@
             <w:r>
               <w:rPr>
                 <w:rFonts w:ascii="Courier New" w:hAnsi="Courier New"/>
+                <w:i/>
                 <w:color w:val="555555"/>
                 <w:sz w:val="16"/>
               </w:rPr>
@@ -5628,10 +7257,11 @@
         <w:pStyle w:val="Endure-Subhead"/>
         <w:keepNext/>
         <w:spacing w:before="160" w:after="60"/>
+        <w:outlineLvl w:val="2"/>
       </w:pPr>
       <w:r>
         <w:rPr>
-          <w:sz w:val="18"/>
+          <w:sz w:val="22"/>
         </w:rPr>
         <w:t>29.2.3 Síntesis de Voz con kokoro-tts</w:t>
       </w:r>
@@ -5649,7 +7279,7 @@
         <w:tc>
           <w:tcPr>
             <w:tcW w:type="dxa" w:w="8152"/>
-            <w:shd w:val="clear" w:color="auto" w:fill="F2F2F2"/>
+            <w:shd w:val="clear" w:color="auto" w:fill="EAEAEA"/>
             <w:tcBorders>
               <w:left w:val="thick" w:sz="24" w:color="1A5A6A"/>
             </w:tcBorders>
@@ -5751,6 +7381,7 @@
             <w:r>
               <w:rPr>
                 <w:rFonts w:ascii="Courier New" w:hAnsi="Courier New"/>
+                <w:i/>
                 <w:color w:val="555555"/>
                 <w:sz w:val="16"/>
               </w:rPr>
@@ -5767,6 +7398,7 @@
             <w:r>
               <w:rPr>
                 <w:rFonts w:ascii="Courier New" w:hAnsi="Courier New"/>
+                <w:i/>
                 <w:color w:val="555555"/>
                 <w:sz w:val="16"/>
               </w:rPr>
@@ -5783,6 +7415,7 @@
             <w:r>
               <w:rPr>
                 <w:rFonts w:ascii="Courier New" w:hAnsi="Courier New"/>
+                <w:i/>
                 <w:color w:val="555555"/>
                 <w:sz w:val="16"/>
               </w:rPr>
@@ -5799,6 +7432,7 @@
             <w:r>
               <w:rPr>
                 <w:rFonts w:ascii="Courier New" w:hAnsi="Courier New"/>
+                <w:i/>
                 <w:color w:val="555555"/>
                 <w:sz w:val="16"/>
               </w:rPr>
@@ -5815,6 +7449,7 @@
             <w:r>
               <w:rPr>
                 <w:rFonts w:ascii="Courier New" w:hAnsi="Courier New"/>
+                <w:i/>
                 <w:color w:val="555555"/>
                 <w:sz w:val="16"/>
               </w:rPr>
@@ -5831,6 +7466,7 @@
             <w:r>
               <w:rPr>
                 <w:rFonts w:ascii="Courier New" w:hAnsi="Courier New"/>
+                <w:i/>
                 <w:color w:val="555555"/>
                 <w:sz w:val="16"/>
               </w:rPr>
@@ -5847,6 +7483,7 @@
             <w:r>
               <w:rPr>
                 <w:rFonts w:ascii="Courier New" w:hAnsi="Courier New"/>
+                <w:i/>
                 <w:color w:val="555555"/>
                 <w:sz w:val="16"/>
               </w:rPr>
@@ -5863,6 +7500,7 @@
             <w:r>
               <w:rPr>
                 <w:rFonts w:ascii="Courier New" w:hAnsi="Courier New"/>
+                <w:i/>
                 <w:color w:val="555555"/>
                 <w:sz w:val="16"/>
               </w:rPr>
@@ -5976,6 +7614,7 @@
             <w:r>
               <w:rPr>
                 <w:rFonts w:ascii="Courier New" w:hAnsi="Courier New"/>
+                <w:i/>
                 <w:color w:val="555555"/>
                 <w:sz w:val="16"/>
               </w:rPr>
@@ -6003,7 +7642,7 @@
         <w:tc>
           <w:tcPr>
             <w:tcW w:type="dxa" w:w="8152"/>
-            <w:shd w:val="clear" w:color="auto" w:fill="F2F2F2"/>
+            <w:shd w:val="clear" w:color="auto" w:fill="EAEAEA"/>
             <w:tcBorders>
               <w:left w:val="thick" w:sz="24" w:color="1A5A6A"/>
             </w:tcBorders>
@@ -6024,7 +7663,8 @@
             <w:r>
               <w:rPr>
                 <w:rFonts w:ascii="Courier New" w:hAnsi="Courier New"/>
-                <w:color w:val="1A1A1A"/>
+                <w:i/>
+                <w:color w:val="888888"/>
                 <w:sz w:val="16"/>
               </w:rPr>
               <w:t>#!/usr/bin/env python3</w:t>
@@ -7329,16 +8969,24 @@
         <w:pStyle w:val="Endure-Subhead"/>
         <w:keepNext/>
         <w:spacing w:before="240" w:after="60"/>
+        <w:outlineLvl w:val="1"/>
       </w:pPr>
       <w:r>
+        <w:rPr>
+          <w:sz w:val="24"/>
+        </w:rPr>
         <w:t>29.3 TTS con piper-tts (Síntesis Ultrarrápida)</w:t>
       </w:r>
     </w:p>
     <w:p>
       <w:pPr>
         <w:pStyle w:val="Endure-FirstParagraphBodyText"/>
+        <w:spacing w:before="100" w:after="100"/>
       </w:pPr>
       <w:r>
+        <w:rPr>
+          <w:sz w:val="20"/>
+        </w:rPr>
         <w:t>Piper-tts es un sintetizador neuronal ultraligero que corre completamente en CPU con latencia &lt;200ms. Ideal para respuestas cortas en el asistente de voz.</w:t>
       </w:r>
     </w:p>
@@ -7355,7 +9003,7 @@
         <w:tc>
           <w:tcPr>
             <w:tcW w:type="dxa" w:w="8152"/>
-            <w:shd w:val="clear" w:color="auto" w:fill="F2F2F2"/>
+            <w:shd w:val="clear" w:color="auto" w:fill="EAEAEA"/>
             <w:tcBorders>
               <w:left w:val="thick" w:sz="24" w:color="1A5A6A"/>
             </w:tcBorders>
@@ -7521,6 +9169,7 @@
             <w:r>
               <w:rPr>
                 <w:rFonts w:ascii="Courier New" w:hAnsi="Courier New"/>
+                <w:i/>
                 <w:color w:val="555555"/>
                 <w:sz w:val="16"/>
               </w:rPr>
@@ -7537,6 +9186,7 @@
             <w:r>
               <w:rPr>
                 <w:rFonts w:ascii="Courier New" w:hAnsi="Courier New"/>
+                <w:i/>
                 <w:color w:val="555555"/>
                 <w:sz w:val="16"/>
               </w:rPr>
@@ -7568,6 +9218,7 @@
             <w:r>
               <w:rPr>
                 <w:rFonts w:ascii="Courier New" w:hAnsi="Courier New"/>
+                <w:i/>
                 <w:color w:val="555555"/>
                 <w:sz w:val="16"/>
               </w:rPr>
@@ -7584,6 +9235,7 @@
             <w:r>
               <w:rPr>
                 <w:rFonts w:ascii="Courier New" w:hAnsi="Courier New"/>
+                <w:i/>
                 <w:color w:val="555555"/>
                 <w:sz w:val="16"/>
               </w:rPr>
@@ -7600,6 +9252,7 @@
             <w:r>
               <w:rPr>
                 <w:rFonts w:ascii="Courier New" w:hAnsi="Courier New"/>
+                <w:i/>
                 <w:color w:val="555555"/>
                 <w:sz w:val="16"/>
               </w:rPr>
@@ -7631,6 +9284,7 @@
             <w:r>
               <w:rPr>
                 <w:rFonts w:ascii="Courier New" w:hAnsi="Courier New"/>
+                <w:i/>
                 <w:color w:val="555555"/>
                 <w:sz w:val="16"/>
               </w:rPr>
@@ -7647,6 +9301,7 @@
             <w:r>
               <w:rPr>
                 <w:rFonts w:ascii="Courier New" w:hAnsi="Courier New"/>
+                <w:i/>
                 <w:color w:val="555555"/>
                 <w:sz w:val="16"/>
               </w:rPr>
@@ -7663,6 +9318,7 @@
             <w:r>
               <w:rPr>
                 <w:rFonts w:ascii="Courier New" w:hAnsi="Courier New"/>
+                <w:i/>
                 <w:color w:val="555555"/>
                 <w:sz w:val="16"/>
               </w:rPr>
@@ -7679,6 +9335,7 @@
             <w:r>
               <w:rPr>
                 <w:rFonts w:ascii="Courier New" w:hAnsi="Courier New"/>
+                <w:i/>
                 <w:color w:val="555555"/>
                 <w:sz w:val="16"/>
               </w:rPr>
@@ -7695,6 +9352,7 @@
             <w:r>
               <w:rPr>
                 <w:rFonts w:ascii="Courier New" w:hAnsi="Courier New"/>
+                <w:i/>
                 <w:color w:val="555555"/>
                 <w:sz w:val="16"/>
               </w:rPr>
@@ -7722,7 +9380,7 @@
         <w:tc>
           <w:tcPr>
             <w:tcW w:type="dxa" w:w="8152"/>
-            <w:shd w:val="clear" w:color="auto" w:fill="F2F2F2"/>
+            <w:shd w:val="clear" w:color="auto" w:fill="EAEAEA"/>
             <w:tcBorders>
               <w:left w:val="thick" w:sz="24" w:color="1A5A6A"/>
             </w:tcBorders>
@@ -7743,7 +9401,8 @@
             <w:r>
               <w:rPr>
                 <w:rFonts w:ascii="Courier New" w:hAnsi="Courier New"/>
-                <w:color w:val="1A1A1A"/>
+                <w:i/>
+                <w:color w:val="888888"/>
                 <w:sz w:val="16"/>
               </w:rPr>
               <w:t>#!/usr/bin/env python3</w:t>
@@ -8366,10 +10025,11 @@
         <w:pStyle w:val="Endure-Subhead"/>
         <w:keepNext/>
         <w:spacing w:before="160" w:after="60"/>
+        <w:outlineLvl w:val="2"/>
       </w:pPr>
       <w:r>
         <w:rPr>
-          <w:sz w:val="18"/>
+          <w:sz w:val="22"/>
         </w:rPr>
         <w:t>29.3.1 Tabla Comparativa kokoro-tts vs piper</w:t>
       </w:r>
@@ -8386,20 +10046,38 @@
         <w:gridCol w:w="2717"/>
       </w:tblGrid>
       <w:tr>
+        <w:trPr>
+          <w:trHeight w:val="453" w:hRule="atLeast"/>
+          <w:tblHeader/>
+        </w:trPr>
         <w:tc>
           <w:tcPr>
             <w:tcW w:type="dxa" w:w="2717"/>
             <w:shd w:val="clear" w:color="auto" w:fill="1A5A6A"/>
+            <w:tcBorders>
+              <w:top w:val="single" w:sz="12" w:color="FFFFFF"/>
+              <w:left w:val="single" w:sz="12" w:color="FFFFFF"/>
+              <w:bottom w:val="single" w:sz="12" w:color="FFFFFF"/>
+              <w:right w:val="single" w:sz="12" w:color="FFFFFF"/>
+            </w:tcBorders>
+            <w:vAlign w:val="center"/>
+            <w:tcMar>
+              <w:top w:w="60" w:type="dxa"/>
+              <w:left w:w="120" w:type="dxa"/>
+              <w:bottom w:w="60" w:type="dxa"/>
+              <w:right w:w="80" w:type="dxa"/>
+            </w:tcMar>
           </w:tcPr>
           <w:p>
             <w:pPr>
+              <w:spacing w:before="0" w:after="0"/>
               <w:jc w:val="center"/>
             </w:pPr>
             <w:r>
               <w:rPr>
                 <w:b/>
                 <w:color w:val="FFFFFF"/>
-                <w:sz w:val="17"/>
+                <w:sz w:val="16"/>
               </w:rPr>
               <w:t>Característica</w:t>
             </w:r>
@@ -8409,16 +10087,30 @@
           <w:tcPr>
             <w:tcW w:type="dxa" w:w="2717"/>
             <w:shd w:val="clear" w:color="auto" w:fill="1A5A6A"/>
+            <w:tcBorders>
+              <w:top w:val="single" w:sz="12" w:color="FFFFFF"/>
+              <w:left w:val="single" w:sz="12" w:color="FFFFFF"/>
+              <w:bottom w:val="single" w:sz="12" w:color="FFFFFF"/>
+              <w:right w:val="single" w:sz="12" w:color="FFFFFF"/>
+            </w:tcBorders>
+            <w:vAlign w:val="center"/>
+            <w:tcMar>
+              <w:top w:w="60" w:type="dxa"/>
+              <w:left w:w="120" w:type="dxa"/>
+              <w:bottom w:w="60" w:type="dxa"/>
+              <w:right w:w="80" w:type="dxa"/>
+            </w:tcMar>
           </w:tcPr>
           <w:p>
             <w:pPr>
+              <w:spacing w:before="0" w:after="0"/>
               <w:jc w:val="center"/>
             </w:pPr>
             <w:r>
               <w:rPr>
                 <w:b/>
                 <w:color w:val="FFFFFF"/>
-                <w:sz w:val="17"/>
+                <w:sz w:val="16"/>
               </w:rPr>
               <w:t>kokoro-tts</w:t>
             </w:r>
@@ -8428,16 +10120,30 @@
           <w:tcPr>
             <w:tcW w:type="dxa" w:w="2717"/>
             <w:shd w:val="clear" w:color="auto" w:fill="1A5A6A"/>
+            <w:tcBorders>
+              <w:top w:val="single" w:sz="12" w:color="FFFFFF"/>
+              <w:left w:val="single" w:sz="12" w:color="FFFFFF"/>
+              <w:bottom w:val="single" w:sz="12" w:color="FFFFFF"/>
+              <w:right w:val="single" w:sz="12" w:color="FFFFFF"/>
+            </w:tcBorders>
+            <w:vAlign w:val="center"/>
+            <w:tcMar>
+              <w:top w:w="60" w:type="dxa"/>
+              <w:left w:w="120" w:type="dxa"/>
+              <w:bottom w:w="60" w:type="dxa"/>
+              <w:right w:w="80" w:type="dxa"/>
+            </w:tcMar>
           </w:tcPr>
           <w:p>
             <w:pPr>
+              <w:spacing w:before="0" w:after="0"/>
               <w:jc w:val="center"/>
             </w:pPr>
             <w:r>
               <w:rPr>
                 <w:b/>
                 <w:color w:val="FFFFFF"/>
-                <w:sz w:val="17"/>
+                <w:sz w:val="16"/>
               </w:rPr>
               <w:t>piper-tts</w:t>
             </w:r>
@@ -8445,15 +10151,35 @@
         </w:tc>
       </w:tr>
       <w:tr>
+        <w:trPr>
+          <w:trHeight w:val="283" w:hRule="atLeast"/>
+        </w:trPr>
         <w:tc>
           <w:tcPr>
             <w:tcW w:type="dxa" w:w="2717"/>
-            <w:shd w:val="clear" w:color="auto" w:fill="F8F8F8"/>
+            <w:shd w:val="clear" w:color="auto" w:fill="EAEAEA"/>
+            <w:tcBorders>
+              <w:top w:val="single" w:sz="12" w:color="FFFFFF"/>
+              <w:left w:val="single" w:sz="12" w:color="FFFFFF"/>
+              <w:bottom w:val="single" w:sz="12" w:color="FFFFFF"/>
+              <w:right w:val="single" w:sz="12" w:color="FFFFFF"/>
+            </w:tcBorders>
+            <w:vAlign w:val="center"/>
+            <w:tcMar>
+              <w:top w:w="40" w:type="dxa"/>
+              <w:left w:w="120" w:type="dxa"/>
+              <w:bottom w:w="40" w:type="dxa"/>
+              <w:right w:w="80" w:type="dxa"/>
+            </w:tcMar>
           </w:tcPr>
           <w:p>
-            <w:r>
-              <w:rPr>
-                <w:sz w:val="17"/>
+            <w:pPr>
+              <w:spacing w:before="0" w:after="0"/>
+              <w:jc w:val="center"/>
+            </w:pPr>
+            <w:r>
+              <w:rPr>
+                <w:sz w:val="16"/>
               </w:rPr>
               <w:t>Latencia (respuesta corta)</w:t>
             </w:r>
@@ -8462,12 +10188,29 @@
         <w:tc>
           <w:tcPr>
             <w:tcW w:type="dxa" w:w="2717"/>
-            <w:shd w:val="clear" w:color="auto" w:fill="F8F8F8"/>
+            <w:shd w:val="clear" w:color="auto" w:fill="EAEAEA"/>
+            <w:tcBorders>
+              <w:top w:val="single" w:sz="12" w:color="FFFFFF"/>
+              <w:left w:val="single" w:sz="12" w:color="FFFFFF"/>
+              <w:bottom w:val="single" w:sz="12" w:color="FFFFFF"/>
+              <w:right w:val="single" w:sz="12" w:color="FFFFFF"/>
+            </w:tcBorders>
+            <w:vAlign w:val="center"/>
+            <w:tcMar>
+              <w:top w:w="40" w:type="dxa"/>
+              <w:left w:w="120" w:type="dxa"/>
+              <w:bottom w:w="40" w:type="dxa"/>
+              <w:right w:w="80" w:type="dxa"/>
+            </w:tcMar>
           </w:tcPr>
           <w:p>
-            <w:r>
-              <w:rPr>
-                <w:sz w:val="17"/>
+            <w:pPr>
+              <w:spacing w:before="0" w:after="0"/>
+              <w:jc w:val="center"/>
+            </w:pPr>
+            <w:r>
+              <w:rPr>
+                <w:sz w:val="16"/>
               </w:rPr>
               <w:t>~800ms</w:t>
             </w:r>
@@ -8476,12 +10219,29 @@
         <w:tc>
           <w:tcPr>
             <w:tcW w:type="dxa" w:w="2717"/>
-            <w:shd w:val="clear" w:color="auto" w:fill="F8F8F8"/>
+            <w:shd w:val="clear" w:color="auto" w:fill="EAEAEA"/>
+            <w:tcBorders>
+              <w:top w:val="single" w:sz="12" w:color="FFFFFF"/>
+              <w:left w:val="single" w:sz="12" w:color="FFFFFF"/>
+              <w:bottom w:val="single" w:sz="12" w:color="FFFFFF"/>
+              <w:right w:val="single" w:sz="12" w:color="FFFFFF"/>
+            </w:tcBorders>
+            <w:vAlign w:val="center"/>
+            <w:tcMar>
+              <w:top w:w="40" w:type="dxa"/>
+              <w:left w:w="120" w:type="dxa"/>
+              <w:bottom w:w="40" w:type="dxa"/>
+              <w:right w:w="80" w:type="dxa"/>
+            </w:tcMar>
           </w:tcPr>
           <w:p>
-            <w:r>
-              <w:rPr>
-                <w:sz w:val="17"/>
+            <w:pPr>
+              <w:spacing w:before="0" w:after="0"/>
+              <w:jc w:val="center"/>
+            </w:pPr>
+            <w:r>
+              <w:rPr>
+                <w:sz w:val="16"/>
               </w:rPr>
               <w:t>~150ms</w:t>
             </w:r>
@@ -8489,15 +10249,35 @@
         </w:tc>
       </w:tr>
       <w:tr>
+        <w:trPr>
+          <w:trHeight w:val="283" w:hRule="atLeast"/>
+        </w:trPr>
         <w:tc>
           <w:tcPr>
             <w:tcW w:type="dxa" w:w="2717"/>
-            <w:shd w:val="clear" w:color="auto" w:fill="FFFFFF"/>
+            <w:shd w:val="clear" w:color="auto" w:fill="EAEAEA"/>
+            <w:tcBorders>
+              <w:top w:val="single" w:sz="12" w:color="FFFFFF"/>
+              <w:left w:val="single" w:sz="12" w:color="FFFFFF"/>
+              <w:bottom w:val="single" w:sz="12" w:color="FFFFFF"/>
+              <w:right w:val="single" w:sz="12" w:color="FFFFFF"/>
+            </w:tcBorders>
+            <w:vAlign w:val="center"/>
+            <w:tcMar>
+              <w:top w:w="40" w:type="dxa"/>
+              <w:left w:w="120" w:type="dxa"/>
+              <w:bottom w:w="40" w:type="dxa"/>
+              <w:right w:w="80" w:type="dxa"/>
+            </w:tcMar>
           </w:tcPr>
           <w:p>
-            <w:r>
-              <w:rPr>
-                <w:sz w:val="17"/>
+            <w:pPr>
+              <w:spacing w:before="0" w:after="0"/>
+              <w:jc w:val="center"/>
+            </w:pPr>
+            <w:r>
+              <w:rPr>
+                <w:sz w:val="16"/>
               </w:rPr>
               <w:t>Latencia (párrafo)</w:t>
             </w:r>
@@ -8506,12 +10286,29 @@
         <w:tc>
           <w:tcPr>
             <w:tcW w:type="dxa" w:w="2717"/>
-            <w:shd w:val="clear" w:color="auto" w:fill="FFFFFF"/>
+            <w:shd w:val="clear" w:color="auto" w:fill="EAEAEA"/>
+            <w:tcBorders>
+              <w:top w:val="single" w:sz="12" w:color="FFFFFF"/>
+              <w:left w:val="single" w:sz="12" w:color="FFFFFF"/>
+              <w:bottom w:val="single" w:sz="12" w:color="FFFFFF"/>
+              <w:right w:val="single" w:sz="12" w:color="FFFFFF"/>
+            </w:tcBorders>
+            <w:vAlign w:val="center"/>
+            <w:tcMar>
+              <w:top w:w="40" w:type="dxa"/>
+              <w:left w:w="120" w:type="dxa"/>
+              <w:bottom w:w="40" w:type="dxa"/>
+              <w:right w:w="80" w:type="dxa"/>
+            </w:tcMar>
           </w:tcPr>
           <w:p>
-            <w:r>
-              <w:rPr>
-                <w:sz w:val="17"/>
+            <w:pPr>
+              <w:spacing w:before="0" w:after="0"/>
+              <w:jc w:val="center"/>
+            </w:pPr>
+            <w:r>
+              <w:rPr>
+                <w:sz w:val="16"/>
               </w:rPr>
               <w:t>~2-3s</w:t>
             </w:r>
@@ -8520,12 +10317,29 @@
         <w:tc>
           <w:tcPr>
             <w:tcW w:type="dxa" w:w="2717"/>
-            <w:shd w:val="clear" w:color="auto" w:fill="FFFFFF"/>
+            <w:shd w:val="clear" w:color="auto" w:fill="EAEAEA"/>
+            <w:tcBorders>
+              <w:top w:val="single" w:sz="12" w:color="FFFFFF"/>
+              <w:left w:val="single" w:sz="12" w:color="FFFFFF"/>
+              <w:bottom w:val="single" w:sz="12" w:color="FFFFFF"/>
+              <w:right w:val="single" w:sz="12" w:color="FFFFFF"/>
+            </w:tcBorders>
+            <w:vAlign w:val="center"/>
+            <w:tcMar>
+              <w:top w:w="40" w:type="dxa"/>
+              <w:left w:w="120" w:type="dxa"/>
+              <w:bottom w:w="40" w:type="dxa"/>
+              <w:right w:w="80" w:type="dxa"/>
+            </w:tcMar>
           </w:tcPr>
           <w:p>
-            <w:r>
-              <w:rPr>
-                <w:sz w:val="17"/>
+            <w:pPr>
+              <w:spacing w:before="0" w:after="0"/>
+              <w:jc w:val="center"/>
+            </w:pPr>
+            <w:r>
+              <w:rPr>
+                <w:sz w:val="16"/>
               </w:rPr>
               <w:t>~500ms</w:t>
             </w:r>
@@ -8533,15 +10347,35 @@
         </w:tc>
       </w:tr>
       <w:tr>
+        <w:trPr>
+          <w:trHeight w:val="283" w:hRule="atLeast"/>
+        </w:trPr>
         <w:tc>
           <w:tcPr>
             <w:tcW w:type="dxa" w:w="2717"/>
-            <w:shd w:val="clear" w:color="auto" w:fill="F8F8F8"/>
+            <w:shd w:val="clear" w:color="auto" w:fill="EAEAEA"/>
+            <w:tcBorders>
+              <w:top w:val="single" w:sz="12" w:color="FFFFFF"/>
+              <w:left w:val="single" w:sz="12" w:color="FFFFFF"/>
+              <w:bottom w:val="single" w:sz="12" w:color="FFFFFF"/>
+              <w:right w:val="single" w:sz="12" w:color="FFFFFF"/>
+            </w:tcBorders>
+            <w:vAlign w:val="center"/>
+            <w:tcMar>
+              <w:top w:w="40" w:type="dxa"/>
+              <w:left w:w="120" w:type="dxa"/>
+              <w:bottom w:w="40" w:type="dxa"/>
+              <w:right w:w="80" w:type="dxa"/>
+            </w:tcMar>
           </w:tcPr>
           <w:p>
-            <w:r>
-              <w:rPr>
-                <w:sz w:val="17"/>
+            <w:pPr>
+              <w:spacing w:before="0" w:after="0"/>
+              <w:jc w:val="center"/>
+            </w:pPr>
+            <w:r>
+              <w:rPr>
+                <w:sz w:val="16"/>
               </w:rPr>
               <w:t>Calidad de voz</w:t>
             </w:r>
@@ -8550,12 +10384,29 @@
         <w:tc>
           <w:tcPr>
             <w:tcW w:type="dxa" w:w="2717"/>
-            <w:shd w:val="clear" w:color="auto" w:fill="F8F8F8"/>
+            <w:shd w:val="clear" w:color="auto" w:fill="EAEAEA"/>
+            <w:tcBorders>
+              <w:top w:val="single" w:sz="12" w:color="FFFFFF"/>
+              <w:left w:val="single" w:sz="12" w:color="FFFFFF"/>
+              <w:bottom w:val="single" w:sz="12" w:color="FFFFFF"/>
+              <w:right w:val="single" w:sz="12" w:color="FFFFFF"/>
+            </w:tcBorders>
+            <w:vAlign w:val="center"/>
+            <w:tcMar>
+              <w:top w:w="40" w:type="dxa"/>
+              <w:left w:w="120" w:type="dxa"/>
+              <w:bottom w:w="40" w:type="dxa"/>
+              <w:right w:w="80" w:type="dxa"/>
+            </w:tcMar>
           </w:tcPr>
           <w:p>
-            <w:r>
-              <w:rPr>
-                <w:sz w:val="17"/>
+            <w:pPr>
+              <w:spacing w:before="0" w:after="0"/>
+              <w:jc w:val="center"/>
+            </w:pPr>
+            <w:r>
+              <w:rPr>
+                <w:sz w:val="16"/>
               </w:rPr>
               <w:t>Excelente</w:t>
             </w:r>
@@ -8564,12 +10415,29 @@
         <w:tc>
           <w:tcPr>
             <w:tcW w:type="dxa" w:w="2717"/>
-            <w:shd w:val="clear" w:color="auto" w:fill="F8F8F8"/>
+            <w:shd w:val="clear" w:color="auto" w:fill="EAEAEA"/>
+            <w:tcBorders>
+              <w:top w:val="single" w:sz="12" w:color="FFFFFF"/>
+              <w:left w:val="single" w:sz="12" w:color="FFFFFF"/>
+              <w:bottom w:val="single" w:sz="12" w:color="FFFFFF"/>
+              <w:right w:val="single" w:sz="12" w:color="FFFFFF"/>
+            </w:tcBorders>
+            <w:vAlign w:val="center"/>
+            <w:tcMar>
+              <w:top w:w="40" w:type="dxa"/>
+              <w:left w:w="120" w:type="dxa"/>
+              <w:bottom w:w="40" w:type="dxa"/>
+              <w:right w:w="80" w:type="dxa"/>
+            </w:tcMar>
           </w:tcPr>
           <w:p>
-            <w:r>
-              <w:rPr>
-                <w:sz w:val="17"/>
+            <w:pPr>
+              <w:spacing w:before="0" w:after="0"/>
+              <w:jc w:val="center"/>
+            </w:pPr>
+            <w:r>
+              <w:rPr>
+                <w:sz w:val="16"/>
               </w:rPr>
               <w:t>Muy buena</w:t>
             </w:r>
@@ -8577,15 +10445,35 @@
         </w:tc>
       </w:tr>
       <w:tr>
+        <w:trPr>
+          <w:trHeight w:val="283" w:hRule="atLeast"/>
+        </w:trPr>
         <w:tc>
           <w:tcPr>
             <w:tcW w:type="dxa" w:w="2717"/>
-            <w:shd w:val="clear" w:color="auto" w:fill="FFFFFF"/>
+            <w:shd w:val="clear" w:color="auto" w:fill="EAEAEA"/>
+            <w:tcBorders>
+              <w:top w:val="single" w:sz="12" w:color="FFFFFF"/>
+              <w:left w:val="single" w:sz="12" w:color="FFFFFF"/>
+              <w:bottom w:val="single" w:sz="12" w:color="FFFFFF"/>
+              <w:right w:val="single" w:sz="12" w:color="FFFFFF"/>
+            </w:tcBorders>
+            <w:vAlign w:val="center"/>
+            <w:tcMar>
+              <w:top w:w="40" w:type="dxa"/>
+              <w:left w:w="120" w:type="dxa"/>
+              <w:bottom w:w="40" w:type="dxa"/>
+              <w:right w:w="80" w:type="dxa"/>
+            </w:tcMar>
           </w:tcPr>
           <w:p>
-            <w:r>
-              <w:rPr>
-                <w:sz w:val="17"/>
+            <w:pPr>
+              <w:spacing w:before="0" w:after="0"/>
+              <w:jc w:val="center"/>
+            </w:pPr>
+            <w:r>
+              <w:rPr>
+                <w:sz w:val="16"/>
               </w:rPr>
               <w:t>Voces en español</w:t>
             </w:r>
@@ -8594,12 +10482,29 @@
         <w:tc>
           <w:tcPr>
             <w:tcW w:type="dxa" w:w="2717"/>
-            <w:shd w:val="clear" w:color="auto" w:fill="FFFFFF"/>
+            <w:shd w:val="clear" w:color="auto" w:fill="EAEAEA"/>
+            <w:tcBorders>
+              <w:top w:val="single" w:sz="12" w:color="FFFFFF"/>
+              <w:left w:val="single" w:sz="12" w:color="FFFFFF"/>
+              <w:bottom w:val="single" w:sz="12" w:color="FFFFFF"/>
+              <w:right w:val="single" w:sz="12" w:color="FFFFFF"/>
+            </w:tcBorders>
+            <w:vAlign w:val="center"/>
+            <w:tcMar>
+              <w:top w:w="40" w:type="dxa"/>
+              <w:left w:w="120" w:type="dxa"/>
+              <w:bottom w:w="40" w:type="dxa"/>
+              <w:right w:w="80" w:type="dxa"/>
+            </w:tcMar>
           </w:tcPr>
           <w:p>
-            <w:r>
-              <w:rPr>
-                <w:sz w:val="17"/>
+            <w:pPr>
+              <w:spacing w:before="0" w:after="0"/>
+              <w:jc w:val="center"/>
+            </w:pPr>
+            <w:r>
+              <w:rPr>
+                <w:sz w:val="16"/>
               </w:rPr>
               <w:t>es_e, es_f</w:t>
             </w:r>
@@ -8608,12 +10513,29 @@
         <w:tc>
           <w:tcPr>
             <w:tcW w:type="dxa" w:w="2717"/>
-            <w:shd w:val="clear" w:color="auto" w:fill="FFFFFF"/>
+            <w:shd w:val="clear" w:color="auto" w:fill="EAEAEA"/>
+            <w:tcBorders>
+              <w:top w:val="single" w:sz="12" w:color="FFFFFF"/>
+              <w:left w:val="single" w:sz="12" w:color="FFFFFF"/>
+              <w:bottom w:val="single" w:sz="12" w:color="FFFFFF"/>
+              <w:right w:val="single" w:sz="12" w:color="FFFFFF"/>
+            </w:tcBorders>
+            <w:vAlign w:val="center"/>
+            <w:tcMar>
+              <w:top w:w="40" w:type="dxa"/>
+              <w:left w:w="120" w:type="dxa"/>
+              <w:bottom w:w="40" w:type="dxa"/>
+              <w:right w:w="80" w:type="dxa"/>
+            </w:tcMar>
           </w:tcPr>
           <w:p>
-            <w:r>
-              <w:rPr>
-                <w:sz w:val="17"/>
+            <w:pPr>
+              <w:spacing w:before="0" w:after="0"/>
+              <w:jc w:val="center"/>
+            </w:pPr>
+            <w:r>
+              <w:rPr>
+                <w:sz w:val="16"/>
               </w:rPr>
               <w:t>20+ voces regionales</w:t>
             </w:r>
@@ -8621,15 +10543,35 @@
         </w:tc>
       </w:tr>
       <w:tr>
+        <w:trPr>
+          <w:trHeight w:val="283" w:hRule="atLeast"/>
+        </w:trPr>
         <w:tc>
           <w:tcPr>
             <w:tcW w:type="dxa" w:w="2717"/>
-            <w:shd w:val="clear" w:color="auto" w:fill="F8F8F8"/>
+            <w:shd w:val="clear" w:color="auto" w:fill="EAEAEA"/>
+            <w:tcBorders>
+              <w:top w:val="single" w:sz="12" w:color="FFFFFF"/>
+              <w:left w:val="single" w:sz="12" w:color="FFFFFF"/>
+              <w:bottom w:val="single" w:sz="12" w:color="FFFFFF"/>
+              <w:right w:val="single" w:sz="12" w:color="FFFFFF"/>
+            </w:tcBorders>
+            <w:vAlign w:val="center"/>
+            <w:tcMar>
+              <w:top w:w="40" w:type="dxa"/>
+              <w:left w:w="120" w:type="dxa"/>
+              <w:bottom w:w="40" w:type="dxa"/>
+              <w:right w:w="80" w:type="dxa"/>
+            </w:tcMar>
           </w:tcPr>
           <w:p>
-            <w:r>
-              <w:rPr>
-                <w:sz w:val="17"/>
+            <w:pPr>
+              <w:spacing w:before="0" w:after="0"/>
+              <w:jc w:val="center"/>
+            </w:pPr>
+            <w:r>
+              <w:rPr>
+                <w:sz w:val="16"/>
               </w:rPr>
               <w:t>Requiere GPU</w:t>
             </w:r>
@@ -8638,12 +10580,29 @@
         <w:tc>
           <w:tcPr>
             <w:tcW w:type="dxa" w:w="2717"/>
-            <w:shd w:val="clear" w:color="auto" w:fill="F8F8F8"/>
+            <w:shd w:val="clear" w:color="auto" w:fill="EAEAEA"/>
+            <w:tcBorders>
+              <w:top w:val="single" w:sz="12" w:color="FFFFFF"/>
+              <w:left w:val="single" w:sz="12" w:color="FFFFFF"/>
+              <w:bottom w:val="single" w:sz="12" w:color="FFFFFF"/>
+              <w:right w:val="single" w:sz="12" w:color="FFFFFF"/>
+            </w:tcBorders>
+            <w:vAlign w:val="center"/>
+            <w:tcMar>
+              <w:top w:w="40" w:type="dxa"/>
+              <w:left w:w="120" w:type="dxa"/>
+              <w:bottom w:w="40" w:type="dxa"/>
+              <w:right w:w="80" w:type="dxa"/>
+            </w:tcMar>
           </w:tcPr>
           <w:p>
-            <w:r>
-              <w:rPr>
-                <w:sz w:val="17"/>
+            <w:pPr>
+              <w:spacing w:before="0" w:after="0"/>
+              <w:jc w:val="center"/>
+            </w:pPr>
+            <w:r>
+              <w:rPr>
+                <w:sz w:val="16"/>
               </w:rPr>
               <w:t>Sí (mejor calidad)</w:t>
             </w:r>
@@ -8652,12 +10611,29 @@
         <w:tc>
           <w:tcPr>
             <w:tcW w:type="dxa" w:w="2717"/>
-            <w:shd w:val="clear" w:color="auto" w:fill="F8F8F8"/>
+            <w:shd w:val="clear" w:color="auto" w:fill="EAEAEA"/>
+            <w:tcBorders>
+              <w:top w:val="single" w:sz="12" w:color="FFFFFF"/>
+              <w:left w:val="single" w:sz="12" w:color="FFFFFF"/>
+              <w:bottom w:val="single" w:sz="12" w:color="FFFFFF"/>
+              <w:right w:val="single" w:sz="12" w:color="FFFFFF"/>
+            </w:tcBorders>
+            <w:vAlign w:val="center"/>
+            <w:tcMar>
+              <w:top w:w="40" w:type="dxa"/>
+              <w:left w:w="120" w:type="dxa"/>
+              <w:bottom w:w="40" w:type="dxa"/>
+              <w:right w:w="80" w:type="dxa"/>
+            </w:tcMar>
           </w:tcPr>
           <w:p>
-            <w:r>
-              <w:rPr>
-                <w:sz w:val="17"/>
+            <w:pPr>
+              <w:spacing w:before="0" w:after="0"/>
+              <w:jc w:val="center"/>
+            </w:pPr>
+            <w:r>
+              <w:rPr>
+                <w:sz w:val="16"/>
               </w:rPr>
               <w:t>No (CPU puro)</w:t>
             </w:r>
@@ -8665,15 +10641,35 @@
         </w:tc>
       </w:tr>
       <w:tr>
+        <w:trPr>
+          <w:trHeight w:val="283" w:hRule="atLeast"/>
+        </w:trPr>
         <w:tc>
           <w:tcPr>
             <w:tcW w:type="dxa" w:w="2717"/>
-            <w:shd w:val="clear" w:color="auto" w:fill="FFFFFF"/>
+            <w:shd w:val="clear" w:color="auto" w:fill="EAEAEA"/>
+            <w:tcBorders>
+              <w:top w:val="single" w:sz="12" w:color="FFFFFF"/>
+              <w:left w:val="single" w:sz="12" w:color="FFFFFF"/>
+              <w:bottom w:val="single" w:sz="12" w:color="FFFFFF"/>
+              <w:right w:val="single" w:sz="12" w:color="FFFFFF"/>
+            </w:tcBorders>
+            <w:vAlign w:val="center"/>
+            <w:tcMar>
+              <w:top w:w="40" w:type="dxa"/>
+              <w:left w:w="120" w:type="dxa"/>
+              <w:bottom w:w="40" w:type="dxa"/>
+              <w:right w:w="80" w:type="dxa"/>
+            </w:tcMar>
           </w:tcPr>
           <w:p>
-            <w:r>
-              <w:rPr>
-                <w:sz w:val="17"/>
+            <w:pPr>
+              <w:spacing w:before="0" w:after="0"/>
+              <w:jc w:val="center"/>
+            </w:pPr>
+            <w:r>
+              <w:rPr>
+                <w:sz w:val="16"/>
               </w:rPr>
               <w:t>API HTTP</w:t>
             </w:r>
@@ -8682,12 +10678,29 @@
         <w:tc>
           <w:tcPr>
             <w:tcW w:type="dxa" w:w="2717"/>
-            <w:shd w:val="clear" w:color="auto" w:fill="FFFFFF"/>
+            <w:shd w:val="clear" w:color="auto" w:fill="EAEAEA"/>
+            <w:tcBorders>
+              <w:top w:val="single" w:sz="12" w:color="FFFFFF"/>
+              <w:left w:val="single" w:sz="12" w:color="FFFFFF"/>
+              <w:bottom w:val="single" w:sz="12" w:color="FFFFFF"/>
+              <w:right w:val="single" w:sz="12" w:color="FFFFFF"/>
+            </w:tcBorders>
+            <w:vAlign w:val="center"/>
+            <w:tcMar>
+              <w:top w:w="40" w:type="dxa"/>
+              <w:left w:w="120" w:type="dxa"/>
+              <w:bottom w:w="40" w:type="dxa"/>
+              <w:right w:w="80" w:type="dxa"/>
+            </w:tcMar>
           </w:tcPr>
           <w:p>
-            <w:r>
-              <w:rPr>
-                <w:sz w:val="17"/>
+            <w:pPr>
+              <w:spacing w:before="0" w:after="0"/>
+              <w:jc w:val="center"/>
+            </w:pPr>
+            <w:r>
+              <w:rPr>
+                <w:sz w:val="16"/>
               </w:rPr>
               <w:t>Sí (OpenAI compatible)</w:t>
             </w:r>
@@ -8696,12 +10709,29 @@
         <w:tc>
           <w:tcPr>
             <w:tcW w:type="dxa" w:w="2717"/>
-            <w:shd w:val="clear" w:color="auto" w:fill="FFFFFF"/>
+            <w:shd w:val="clear" w:color="auto" w:fill="EAEAEA"/>
+            <w:tcBorders>
+              <w:top w:val="single" w:sz="12" w:color="FFFFFF"/>
+              <w:left w:val="single" w:sz="12" w:color="FFFFFF"/>
+              <w:bottom w:val="single" w:sz="12" w:color="FFFFFF"/>
+              <w:right w:val="single" w:sz="12" w:color="FFFFFF"/>
+            </w:tcBorders>
+            <w:vAlign w:val="center"/>
+            <w:tcMar>
+              <w:top w:w="40" w:type="dxa"/>
+              <w:left w:w="120" w:type="dxa"/>
+              <w:bottom w:w="40" w:type="dxa"/>
+              <w:right w:w="80" w:type="dxa"/>
+            </w:tcMar>
           </w:tcPr>
           <w:p>
-            <w:r>
-              <w:rPr>
-                <w:sz w:val="17"/>
+            <w:pPr>
+              <w:spacing w:before="0" w:after="0"/>
+              <w:jc w:val="center"/>
+            </w:pPr>
+            <w:r>
+              <w:rPr>
+                <w:sz w:val="16"/>
               </w:rPr>
               <w:t>No (CLI)</w:t>
             </w:r>
@@ -8709,15 +10739,35 @@
         </w:tc>
       </w:tr>
       <w:tr>
+        <w:trPr>
+          <w:trHeight w:val="283" w:hRule="atLeast"/>
+        </w:trPr>
         <w:tc>
           <w:tcPr>
             <w:tcW w:type="dxa" w:w="2717"/>
-            <w:shd w:val="clear" w:color="auto" w:fill="F8F8F8"/>
+            <w:shd w:val="clear" w:color="auto" w:fill="EAEAEA"/>
+            <w:tcBorders>
+              <w:top w:val="single" w:sz="12" w:color="FFFFFF"/>
+              <w:left w:val="single" w:sz="12" w:color="FFFFFF"/>
+              <w:bottom w:val="single" w:sz="12" w:color="FFFFFF"/>
+              <w:right w:val="single" w:sz="12" w:color="FFFFFF"/>
+            </w:tcBorders>
+            <w:vAlign w:val="center"/>
+            <w:tcMar>
+              <w:top w:w="40" w:type="dxa"/>
+              <w:left w:w="120" w:type="dxa"/>
+              <w:bottom w:w="40" w:type="dxa"/>
+              <w:right w:w="80" w:type="dxa"/>
+            </w:tcMar>
           </w:tcPr>
           <w:p>
-            <w:r>
-              <w:rPr>
-                <w:sz w:val="17"/>
+            <w:pPr>
+              <w:spacing w:before="0" w:after="0"/>
+              <w:jc w:val="center"/>
+            </w:pPr>
+            <w:r>
+              <w:rPr>
+                <w:sz w:val="16"/>
               </w:rPr>
               <w:t>Streaming</w:t>
             </w:r>
@@ -8726,12 +10776,29 @@
         <w:tc>
           <w:tcPr>
             <w:tcW w:type="dxa" w:w="2717"/>
-            <w:shd w:val="clear" w:color="auto" w:fill="F8F8F8"/>
+            <w:shd w:val="clear" w:color="auto" w:fill="EAEAEA"/>
+            <w:tcBorders>
+              <w:top w:val="single" w:sz="12" w:color="FFFFFF"/>
+              <w:left w:val="single" w:sz="12" w:color="FFFFFF"/>
+              <w:bottom w:val="single" w:sz="12" w:color="FFFFFF"/>
+              <w:right w:val="single" w:sz="12" w:color="FFFFFF"/>
+            </w:tcBorders>
+            <w:vAlign w:val="center"/>
+            <w:tcMar>
+              <w:top w:w="40" w:type="dxa"/>
+              <w:left w:w="120" w:type="dxa"/>
+              <w:bottom w:w="40" w:type="dxa"/>
+              <w:right w:w="80" w:type="dxa"/>
+            </w:tcMar>
           </w:tcPr>
           <w:p>
-            <w:r>
-              <w:rPr>
-                <w:sz w:val="17"/>
+            <w:pPr>
+              <w:spacing w:before="0" w:after="0"/>
+              <w:jc w:val="center"/>
+            </w:pPr>
+            <w:r>
+              <w:rPr>
+                <w:sz w:val="16"/>
               </w:rPr>
               <w:t>Parcial</w:t>
             </w:r>
@@ -8740,12 +10807,29 @@
         <w:tc>
           <w:tcPr>
             <w:tcW w:type="dxa" w:w="2717"/>
-            <w:shd w:val="clear" w:color="auto" w:fill="F8F8F8"/>
+            <w:shd w:val="clear" w:color="auto" w:fill="EAEAEA"/>
+            <w:tcBorders>
+              <w:top w:val="single" w:sz="12" w:color="FFFFFF"/>
+              <w:left w:val="single" w:sz="12" w:color="FFFFFF"/>
+              <w:bottom w:val="single" w:sz="12" w:color="FFFFFF"/>
+              <w:right w:val="single" w:sz="12" w:color="FFFFFF"/>
+            </w:tcBorders>
+            <w:vAlign w:val="center"/>
+            <w:tcMar>
+              <w:top w:w="40" w:type="dxa"/>
+              <w:left w:w="120" w:type="dxa"/>
+              <w:bottom w:w="40" w:type="dxa"/>
+              <w:right w:w="80" w:type="dxa"/>
+            </w:tcMar>
           </w:tcPr>
           <w:p>
-            <w:r>
-              <w:rPr>
-                <w:sz w:val="17"/>
+            <w:pPr>
+              <w:spacing w:before="0" w:after="0"/>
+              <w:jc w:val="center"/>
+            </w:pPr>
+            <w:r>
+              <w:rPr>
+                <w:sz w:val="16"/>
               </w:rPr>
               <w:t>No</w:t>
             </w:r>
@@ -8761,14 +10845,19 @@
     <w:p>
       <w:pPr>
         <w:pStyle w:val="Endure-ChapterBodyText"/>
+        <w:spacing w:before="100" w:after="100"/>
       </w:pPr>
       <w:r>
         <w:rPr>
           <w:b/>
+          <w:sz w:val="20"/>
         </w:rPr>
         <w:t>Recomendación:</w:t>
       </w:r>
       <w:r>
+        <w:rPr>
+          <w:sz w:val="20"/>
+        </w:rPr>
         <w:t xml:space="preserve"> Use piper para respuestas cortas en tiempo real (&lt;1 oración), kokoro-tts para narración larga o cuando necesite la API HTTP.</w:t>
       </w:r>
     </w:p>
@@ -8777,8 +10866,12 @@
         <w:pStyle w:val="Endure-Subhead"/>
         <w:keepNext/>
         <w:spacing w:before="240" w:after="60"/>
+        <w:outlineLvl w:val="1"/>
       </w:pPr>
       <w:r>
+        <w:rPr>
+          <w:sz w:val="24"/>
+        </w:rPr>
         <w:t>29.4 Pipeline Completo: STT → LLM → TTS (Asistente de Voz)</w:t>
       </w:r>
     </w:p>
@@ -8790,7 +10883,7 @@
         <w:drawing>
           <wp:inline xmlns:a="http://schemas.openxmlformats.org/drawingml/2006/main" xmlns:pic="http://schemas.openxmlformats.org/drawingml/2006/picture">
             <wp:extent cx="5029200" cy="2935191"/>
-            <wp:docPr id="1" name="Picture 1"/>
+            <wp:docPr id="2" name="Picture 2"/>
             <wp:cNvGraphicFramePr>
               <a:graphicFrameLocks noChangeAspect="1"/>
             </wp:cNvGraphicFramePr>
@@ -8802,7 +10895,7 @@
                     <pic:cNvPicPr/>
                   </pic:nvPicPr>
                   <pic:blipFill>
-                    <a:blip r:embed="rId46"/>
+                    <a:blip r:embed="rId47"/>
                     <a:stretch>
                       <a:fillRect/>
                     </a:stretch>
@@ -8830,6 +10923,7 @@
       <w:r>
         <w:rPr>
           <w:i/>
+          <w:sz w:val="16"/>
         </w:rPr>
         <w:t>Pipeline STT→LLM→TTS en el Jetson AGX Orin</w:t>
       </w:r>
@@ -8837,8 +10931,12 @@
     <w:p>
       <w:pPr>
         <w:pStyle w:val="Endure-ChapterBodyText"/>
+        <w:spacing w:before="100" w:after="100"/>
       </w:pPr>
       <w:r>
+        <w:rPr>
+          <w:sz w:val="20"/>
+        </w:rPr>
         <w:t>Este es el pipeline de asistente de voz offline completo del Jetson. Para la latencia mínima, combine faster-whisper (large-v3 para calidad) + Qwen3.5-4B via vLLM + piper-tts para respuestas:</w:t>
       </w:r>
     </w:p>
@@ -8855,7 +10953,7 @@
         <w:tc>
           <w:tcPr>
             <w:tcW w:type="dxa" w:w="8152"/>
-            <w:shd w:val="clear" w:color="auto" w:fill="F2F2F2"/>
+            <w:shd w:val="clear" w:color="auto" w:fill="EAEAEA"/>
             <w:tcBorders>
               <w:left w:val="thick" w:sz="24" w:color="1A5A6A"/>
             </w:tcBorders>
@@ -8876,6 +10974,7 @@
             <w:r>
               <w:rPr>
                 <w:rFonts w:ascii="Courier New" w:hAnsi="Courier New"/>
+                <w:i/>
                 <w:color w:val="555555"/>
                 <w:sz w:val="16"/>
               </w:rPr>
@@ -8892,6 +10991,7 @@
             <w:r>
               <w:rPr>
                 <w:rFonts w:ascii="Courier New" w:hAnsi="Courier New"/>
+                <w:i/>
                 <w:color w:val="555555"/>
                 <w:sz w:val="16"/>
               </w:rPr>
@@ -8908,6 +11008,7 @@
             <w:r>
               <w:rPr>
                 <w:rFonts w:ascii="Courier New" w:hAnsi="Courier New"/>
+                <w:i/>
                 <w:color w:val="555555"/>
                 <w:sz w:val="16"/>
               </w:rPr>
@@ -8924,6 +11025,7 @@
             <w:r>
               <w:rPr>
                 <w:rFonts w:ascii="Courier New" w:hAnsi="Courier New"/>
+                <w:i/>
                 <w:color w:val="555555"/>
                 <w:sz w:val="16"/>
               </w:rPr>
@@ -8940,6 +11042,7 @@
             <w:r>
               <w:rPr>
                 <w:rFonts w:ascii="Courier New" w:hAnsi="Courier New"/>
+                <w:i/>
                 <w:color w:val="555555"/>
                 <w:sz w:val="16"/>
               </w:rPr>
@@ -8956,6 +11059,7 @@
             <w:r>
               <w:rPr>
                 <w:rFonts w:ascii="Courier New" w:hAnsi="Courier New"/>
+                <w:i/>
                 <w:color w:val="555555"/>
                 <w:sz w:val="16"/>
               </w:rPr>
@@ -8972,6 +11076,7 @@
             <w:r>
               <w:rPr>
                 <w:rFonts w:ascii="Courier New" w:hAnsi="Courier New"/>
+                <w:i/>
                 <w:color w:val="555555"/>
                 <w:sz w:val="16"/>
               </w:rPr>
@@ -8988,6 +11093,7 @@
             <w:r>
               <w:rPr>
                 <w:rFonts w:ascii="Courier New" w:hAnsi="Courier New"/>
+                <w:i/>
                 <w:color w:val="555555"/>
                 <w:sz w:val="16"/>
               </w:rPr>
@@ -9015,7 +11121,7 @@
         <w:tc>
           <w:tcPr>
             <w:tcW w:type="dxa" w:w="8152"/>
-            <w:shd w:val="clear" w:color="auto" w:fill="F2F2F2"/>
+            <w:shd w:val="clear" w:color="auto" w:fill="EAEAEA"/>
             <w:tcBorders>
               <w:left w:val="thick" w:sz="24" w:color="1A5A6A"/>
             </w:tcBorders>
@@ -9112,7 +11218,7 @@
         <w:tc>
           <w:tcPr>
             <w:tcW w:type="dxa" w:w="8152"/>
-            <w:shd w:val="clear" w:color="auto" w:fill="F2F2F2"/>
+            <w:shd w:val="clear" w:color="auto" w:fill="EAEAEA"/>
             <w:tcBorders>
               <w:left w:val="thick" w:sz="24" w:color="1A5A6A"/>
             </w:tcBorders>
@@ -9133,7 +11239,8 @@
             <w:r>
               <w:rPr>
                 <w:rFonts w:ascii="Courier New" w:hAnsi="Courier New"/>
-                <w:color w:val="1A1A1A"/>
+                <w:i/>
+                <w:color w:val="888888"/>
                 <w:sz w:val="16"/>
               </w:rPr>
               <w:t>#!/usr/bin/env python3</w:t>
@@ -9404,7 +11511,8 @@
             <w:r>
               <w:rPr>
                 <w:rFonts w:ascii="Courier New" w:hAnsi="Courier New"/>
-                <w:color w:val="1A1A1A"/>
+                <w:i/>
+                <w:color w:val="888888"/>
                 <w:sz w:val="16"/>
               </w:rPr>
               <w:t># ── Configuración ────────────────────────────────────────────────────────────</w:t>
@@ -9499,7 +11607,8 @@
             <w:r>
               <w:rPr>
                 <w:rFonts w:ascii="Courier New" w:hAnsi="Courier New"/>
-                <w:color w:val="1A1A1A"/>
+                <w:i/>
+                <w:color w:val="888888"/>
                 <w:sz w:val="16"/>
               </w:rPr>
               <w:t># Audio config</w:t>
@@ -10211,7 +12320,8 @@
             <w:r>
               <w:rPr>
                 <w:rFonts w:ascii="Courier New" w:hAnsi="Courier New"/>
-                <w:color w:val="1A1A1A"/>
+                <w:i/>
+                <w:color w:val="888888"/>
                 <w:sz w:val="16"/>
               </w:rPr>
               <w:t xml:space="preserve">    # Convertir a WAV en memoria</w:t>
@@ -11374,7 +13484,8 @@
             <w:r>
               <w:rPr>
                 <w:rFonts w:ascii="Courier New" w:hAnsi="Courier New"/>
-                <w:color w:val="1A1A1A"/>
+                <w:i/>
+                <w:color w:val="888888"/>
                 <w:sz w:val="16"/>
               </w:rPr>
               <w:t xml:space="preserve">            # Grabación con VAD</w:t>
@@ -11469,7 +13580,8 @@
             <w:r>
               <w:rPr>
                 <w:rFonts w:ascii="Courier New" w:hAnsi="Courier New"/>
-                <w:color w:val="1A1A1A"/>
+                <w:i/>
+                <w:color w:val="888888"/>
                 <w:sz w:val="16"/>
               </w:rPr>
               <w:t xml:space="preserve">            # STT</w:t>
@@ -11580,7 +13692,8 @@
             <w:r>
               <w:rPr>
                 <w:rFonts w:ascii="Courier New" w:hAnsi="Courier New"/>
-                <w:color w:val="1A1A1A"/>
+                <w:i/>
+                <w:color w:val="888888"/>
                 <w:sz w:val="16"/>
               </w:rPr>
               <w:t xml:space="preserve">            # LLM</w:t>
@@ -11659,7 +13772,8 @@
             <w:r>
               <w:rPr>
                 <w:rFonts w:ascii="Courier New" w:hAnsi="Courier New"/>
-                <w:color w:val="1A1A1A"/>
+                <w:i/>
+                <w:color w:val="888888"/>
                 <w:sz w:val="16"/>
               </w:rPr>
               <w:t xml:space="preserve">            # TTS</w:t>
@@ -11897,7 +14011,8 @@
             <w:r>
               <w:rPr>
                 <w:rFonts w:ascii="Courier New" w:hAnsi="Courier New"/>
-                <w:color w:val="1A1A1A"/>
+                <w:i/>
+                <w:color w:val="888888"/>
                 <w:sz w:val="16"/>
               </w:rPr>
               <w:t xml:space="preserve">    # Verificar servicios antes de iniciar</w:t>
@@ -12100,7 +14215,7 @@
         <w:tc>
           <w:tcPr>
             <w:tcW w:type="dxa" w:w="8152"/>
-            <w:shd w:val="clear" w:color="auto" w:fill="F2F2F2"/>
+            <w:shd w:val="clear" w:color="auto" w:fill="EAEAEA"/>
             <w:tcBorders>
               <w:left w:val="thick" w:sz="24" w:color="1A5A6A"/>
             </w:tcBorders>
@@ -12138,6 +14253,7 @@
             <w:r>
               <w:rPr>
                 <w:rFonts w:ascii="Courier New" w:hAnsi="Courier New"/>
+                <w:i/>
                 <w:color w:val="555555"/>
                 <w:sz w:val="16"/>
               </w:rPr>
@@ -12202,6 +14318,7 @@
             <w:r>
               <w:rPr>
                 <w:rFonts w:ascii="Courier New" w:hAnsi="Courier New"/>
+                <w:i/>
                 <w:color w:val="555555"/>
                 <w:sz w:val="16"/>
               </w:rPr>
@@ -12218,6 +14335,7 @@
             <w:r>
               <w:rPr>
                 <w:rFonts w:ascii="Courier New" w:hAnsi="Courier New"/>
+                <w:i/>
                 <w:color w:val="555555"/>
                 <w:sz w:val="16"/>
               </w:rPr>
@@ -12282,6 +14400,7 @@
             <w:r>
               <w:rPr>
                 <w:rFonts w:ascii="Courier New" w:hAnsi="Courier New"/>
+                <w:i/>
                 <w:color w:val="555555"/>
                 <w:sz w:val="16"/>
               </w:rPr>
@@ -12298,6 +14417,7 @@
             <w:r>
               <w:rPr>
                 <w:rFonts w:ascii="Courier New" w:hAnsi="Courier New"/>
+                <w:i/>
                 <w:color w:val="555555"/>
                 <w:sz w:val="16"/>
               </w:rPr>
@@ -12330,6 +14450,7 @@
             <w:r>
               <w:rPr>
                 <w:rFonts w:ascii="Courier New" w:hAnsi="Courier New"/>
+                <w:i/>
                 <w:color w:val="555555"/>
                 <w:sz w:val="16"/>
               </w:rPr>
@@ -12346,6 +14467,7 @@
             <w:r>
               <w:rPr>
                 <w:rFonts w:ascii="Courier New" w:hAnsi="Courier New"/>
+                <w:i/>
                 <w:color w:val="555555"/>
                 <w:sz w:val="16"/>
               </w:rPr>
@@ -12362,6 +14484,7 @@
             <w:r>
               <w:rPr>
                 <w:rFonts w:ascii="Courier New" w:hAnsi="Courier New"/>
+                <w:i/>
                 <w:color w:val="555555"/>
                 <w:sz w:val="16"/>
               </w:rPr>
@@ -12426,6 +14549,7 @@
             <w:r>
               <w:rPr>
                 <w:rFonts w:ascii="Courier New" w:hAnsi="Courier New"/>
+                <w:i/>
                 <w:color w:val="555555"/>
                 <w:sz w:val="16"/>
               </w:rPr>
@@ -12474,6 +14598,7 @@
             <w:r>
               <w:rPr>
                 <w:rFonts w:ascii="Courier New" w:hAnsi="Courier New"/>
+                <w:i/>
                 <w:color w:val="555555"/>
                 <w:sz w:val="16"/>
               </w:rPr>
@@ -12573,8 +14698,12 @@
         <w:pStyle w:val="Endure-Subhead"/>
         <w:keepNext/>
         <w:spacing w:before="240" w:after="60"/>
+        <w:outlineLvl w:val="1"/>
       </w:pPr>
       <w:r>
+        <w:rPr>
+          <w:sz w:val="24"/>
+        </w:rPr>
         <w:t>29.5 Monitoreo</w:t>
       </w:r>
     </w:p>
@@ -12591,7 +14720,7 @@
         <w:tc>
           <w:tcPr>
             <w:tcW w:type="dxa" w:w="8152"/>
-            <w:shd w:val="clear" w:color="auto" w:fill="F2F2F2"/>
+            <w:shd w:val="clear" w:color="auto" w:fill="EAEAEA"/>
             <w:tcBorders>
               <w:left w:val="thick" w:sz="24" w:color="1A5A6A"/>
             </w:tcBorders>
@@ -12773,6 +14902,7 @@
             <w:r>
               <w:rPr>
                 <w:rFonts w:ascii="Courier New" w:hAnsi="Courier New"/>
+                <w:i/>
                 <w:color w:val="555555"/>
                 <w:sz w:val="16"/>
               </w:rPr>
@@ -12789,6 +14919,7 @@
             <w:r>
               <w:rPr>
                 <w:rFonts w:ascii="Courier New" w:hAnsi="Courier New"/>
+                <w:i/>
                 <w:color w:val="555555"/>
                 <w:sz w:val="16"/>
               </w:rPr>
@@ -12837,6 +14968,7 @@
             <w:r>
               <w:rPr>
                 <w:rFonts w:ascii="Courier New" w:hAnsi="Courier New"/>
+                <w:i/>
                 <w:color w:val="555555"/>
                 <w:sz w:val="16"/>
               </w:rPr>
@@ -12853,6 +14985,7 @@
             <w:r>
               <w:rPr>
                 <w:rFonts w:ascii="Courier New" w:hAnsi="Courier New"/>
+                <w:i/>
                 <w:color w:val="555555"/>
                 <w:sz w:val="16"/>
               </w:rPr>
@@ -12872,8 +15005,12 @@
         <w:pStyle w:val="Endure-Subhead"/>
         <w:keepNext/>
         <w:spacing w:before="240" w:after="60"/>
+        <w:outlineLvl w:val="1"/>
       </w:pPr>
       <w:r>
+        <w:rPr>
+          <w:sz w:val="24"/>
+        </w:rPr>
         <w:t>29.6 Aliases</w:t>
       </w:r>
     </w:p>
@@ -12890,7 +15027,7 @@
         <w:tc>
           <w:tcPr>
             <w:tcW w:type="dxa" w:w="8152"/>
-            <w:shd w:val="clear" w:color="auto" w:fill="F2F2F2"/>
+            <w:shd w:val="clear" w:color="auto" w:fill="EAEAEA"/>
             <w:tcBorders>
               <w:left w:val="thick" w:sz="24" w:color="1A5A6A"/>
             </w:tcBorders>
@@ -12976,6 +15113,7 @@
             <w:r>
               <w:rPr>
                 <w:rFonts w:ascii="Courier New" w:hAnsi="Courier New"/>
+                <w:i/>
                 <w:color w:val="555555"/>
                 <w:sz w:val="16"/>
               </w:rPr>
@@ -12992,6 +15130,7 @@
             <w:r>
               <w:rPr>
                 <w:rFonts w:ascii="Courier New" w:hAnsi="Courier New"/>
+                <w:i/>
                 <w:color w:val="555555"/>
                 <w:sz w:val="16"/>
               </w:rPr>
@@ -13008,6 +15147,7 @@
             <w:r>
               <w:rPr>
                 <w:rFonts w:ascii="Courier New" w:hAnsi="Courier New"/>
+                <w:i/>
                 <w:color w:val="555555"/>
                 <w:sz w:val="16"/>
               </w:rPr>
@@ -13024,6 +15164,7 @@
             <w:r>
               <w:rPr>
                 <w:rFonts w:ascii="Courier New" w:hAnsi="Courier New"/>
+                <w:i/>
                 <w:color w:val="555555"/>
                 <w:sz w:val="16"/>
               </w:rPr>
@@ -13040,6 +15181,7 @@
             <w:r>
               <w:rPr>
                 <w:rFonts w:ascii="Courier New" w:hAnsi="Courier New"/>
+                <w:i/>
                 <w:color w:val="555555"/>
                 <w:sz w:val="16"/>
               </w:rPr>
@@ -13056,6 +15198,7 @@
             <w:r>
               <w:rPr>
                 <w:rFonts w:ascii="Courier New" w:hAnsi="Courier New"/>
+                <w:i/>
                 <w:color w:val="555555"/>
                 <w:sz w:val="16"/>
               </w:rPr>
@@ -13072,6 +15215,7 @@
             <w:r>
               <w:rPr>
                 <w:rFonts w:ascii="Courier New" w:hAnsi="Courier New"/>
+                <w:i/>
                 <w:color w:val="555555"/>
                 <w:sz w:val="16"/>
               </w:rPr>
@@ -13088,6 +15232,7 @@
             <w:r>
               <w:rPr>
                 <w:rFonts w:ascii="Courier New" w:hAnsi="Courier New"/>
+                <w:i/>
                 <w:color w:val="555555"/>
                 <w:sz w:val="16"/>
               </w:rPr>
@@ -13104,6 +15249,7 @@
             <w:r>
               <w:rPr>
                 <w:rFonts w:ascii="Courier New" w:hAnsi="Courier New"/>
+                <w:i/>
                 <w:color w:val="555555"/>
                 <w:sz w:val="16"/>
               </w:rPr>
@@ -13120,6 +15266,7 @@
             <w:r>
               <w:rPr>
                 <w:rFonts w:ascii="Courier New" w:hAnsi="Courier New"/>
+                <w:i/>
                 <w:color w:val="555555"/>
                 <w:sz w:val="16"/>
               </w:rPr>
@@ -13136,6 +15283,7 @@
             <w:r>
               <w:rPr>
                 <w:rFonts w:ascii="Courier New" w:hAnsi="Courier New"/>
+                <w:i/>
                 <w:color w:val="555555"/>
                 <w:sz w:val="16"/>
               </w:rPr>
@@ -13152,6 +15300,7 @@
             <w:r>
               <w:rPr>
                 <w:rFonts w:ascii="Courier New" w:hAnsi="Courier New"/>
+                <w:i/>
                 <w:color w:val="555555"/>
                 <w:sz w:val="16"/>
               </w:rPr>
@@ -13168,6 +15317,7 @@
             <w:r>
               <w:rPr>
                 <w:rFonts w:ascii="Courier New" w:hAnsi="Courier New"/>
+                <w:i/>
                 <w:color w:val="555555"/>
                 <w:sz w:val="16"/>
               </w:rPr>
@@ -13184,6 +15334,7 @@
             <w:r>
               <w:rPr>
                 <w:rFonts w:ascii="Courier New" w:hAnsi="Courier New"/>
+                <w:i/>
                 <w:color w:val="555555"/>
                 <w:sz w:val="16"/>
               </w:rPr>
@@ -13200,6 +15351,7 @@
             <w:r>
               <w:rPr>
                 <w:rFonts w:ascii="Courier New" w:hAnsi="Courier New"/>
+                <w:i/>
                 <w:color w:val="555555"/>
                 <w:sz w:val="16"/>
               </w:rPr>
@@ -13216,6 +15368,7 @@
             <w:r>
               <w:rPr>
                 <w:rFonts w:ascii="Courier New" w:hAnsi="Courier New"/>
+                <w:i/>
                 <w:color w:val="555555"/>
                 <w:sz w:val="16"/>
               </w:rPr>
@@ -13232,6 +15385,7 @@
             <w:r>
               <w:rPr>
                 <w:rFonts w:ascii="Courier New" w:hAnsi="Courier New"/>
+                <w:i/>
                 <w:color w:val="555555"/>
                 <w:sz w:val="16"/>
               </w:rPr>
@@ -13248,6 +15402,7 @@
             <w:r>
               <w:rPr>
                 <w:rFonts w:ascii="Courier New" w:hAnsi="Courier New"/>
+                <w:i/>
                 <w:color w:val="555555"/>
                 <w:sz w:val="16"/>
               </w:rPr>
@@ -13264,6 +15419,7 @@
             <w:r>
               <w:rPr>
                 <w:rFonts w:ascii="Courier New" w:hAnsi="Courier New"/>
+                <w:i/>
                 <w:color w:val="555555"/>
                 <w:sz w:val="16"/>
               </w:rPr>
@@ -13280,6 +15436,7 @@
             <w:r>
               <w:rPr>
                 <w:rFonts w:ascii="Courier New" w:hAnsi="Courier New"/>
+                <w:i/>
                 <w:color w:val="555555"/>
                 <w:sz w:val="16"/>
               </w:rPr>
@@ -13296,6 +15453,7 @@
             <w:r>
               <w:rPr>
                 <w:rFonts w:ascii="Courier New" w:hAnsi="Courier New"/>
+                <w:i/>
                 <w:color w:val="555555"/>
                 <w:sz w:val="16"/>
               </w:rPr>
@@ -13346,8 +15504,12 @@
         <w:pStyle w:val="Endure-Subhead"/>
         <w:keepNext/>
         <w:spacing w:before="240" w:after="60"/>
+        <w:outlineLvl w:val="1"/>
       </w:pPr>
       <w:r>
+        <w:rPr>
+          <w:sz w:val="24"/>
+        </w:rPr>
         <w:t>29.7 Solución de Problemas</w:t>
       </w:r>
     </w:p>
@@ -13356,10 +15518,11 @@
         <w:pStyle w:val="Endure-Subhead"/>
         <w:keepNext/>
         <w:spacing w:before="160" w:after="60"/>
+        <w:outlineLvl w:val="2"/>
       </w:pPr>
       <w:r>
         <w:rPr>
-          <w:sz w:val="18"/>
+          <w:sz w:val="22"/>
         </w:rPr>
         <w:t>faster-whisper: `CUDA out of memory` con modelo large-v3</w:t>
       </w:r>
@@ -13377,7 +15540,7 @@
         <w:tc>
           <w:tcPr>
             <w:tcW w:type="dxa" w:w="8152"/>
-            <w:shd w:val="clear" w:color="auto" w:fill="F2F2F2"/>
+            <w:shd w:val="clear" w:color="auto" w:fill="EAEAEA"/>
             <w:tcBorders>
               <w:left w:val="thick" w:sz="24" w:color="1A5A6A"/>
             </w:tcBorders>
@@ -13447,6 +15610,7 @@
             <w:r>
               <w:rPr>
                 <w:rFonts w:ascii="Courier New" w:hAnsi="Courier New"/>
+                <w:i/>
                 <w:color w:val="555555"/>
                 <w:sz w:val="16"/>
               </w:rPr>
@@ -13463,6 +15627,7 @@
             <w:r>
               <w:rPr>
                 <w:rFonts w:ascii="Courier New" w:hAnsi="Courier New"/>
+                <w:i/>
                 <w:color w:val="555555"/>
                 <w:sz w:val="16"/>
               </w:rPr>
@@ -13479,6 +15644,7 @@
             <w:r>
               <w:rPr>
                 <w:rFonts w:ascii="Courier New" w:hAnsi="Courier New"/>
+                <w:i/>
                 <w:color w:val="555555"/>
                 <w:sz w:val="16"/>
               </w:rPr>
@@ -13495,6 +15661,7 @@
             <w:r>
               <w:rPr>
                 <w:rFonts w:ascii="Courier New" w:hAnsi="Courier New"/>
+                <w:i/>
                 <w:color w:val="555555"/>
                 <w:sz w:val="16"/>
               </w:rPr>
@@ -13514,10 +15681,11 @@
         <w:pStyle w:val="Endure-Subhead"/>
         <w:keepNext/>
         <w:spacing w:before="160" w:after="60"/>
+        <w:outlineLvl w:val="2"/>
       </w:pPr>
       <w:r>
         <w:rPr>
-          <w:sz w:val="18"/>
+          <w:sz w:val="22"/>
         </w:rPr>
         <w:t>kokoro-tts: Error `No voice found`</w:t>
       </w:r>
@@ -13535,7 +15703,7 @@
         <w:tc>
           <w:tcPr>
             <w:tcW w:type="dxa" w:w="8152"/>
-            <w:shd w:val="clear" w:color="auto" w:fill="F2F2F2"/>
+            <w:shd w:val="clear" w:color="auto" w:fill="EAEAEA"/>
             <w:tcBorders>
               <w:left w:val="thick" w:sz="24" w:color="1A5A6A"/>
             </w:tcBorders>
@@ -13688,10 +15856,11 @@
         <w:pStyle w:val="Endure-Subhead"/>
         <w:keepNext/>
         <w:spacing w:before="160" w:after="60"/>
+        <w:outlineLvl w:val="2"/>
       </w:pPr>
       <w:r>
         <w:rPr>
-          <w:sz w:val="18"/>
+          <w:sz w:val="22"/>
         </w:rPr>
         <w:t>arecord: `cannot open audio device hw:0,0`</w:t>
       </w:r>
@@ -13709,7 +15878,7 @@
         <w:tc>
           <w:tcPr>
             <w:tcW w:type="dxa" w:w="8152"/>
-            <w:shd w:val="clear" w:color="auto" w:fill="F2F2F2"/>
+            <w:shd w:val="clear" w:color="auto" w:fill="EAEAEA"/>
             <w:tcBorders>
               <w:left w:val="thick" w:sz="24" w:color="1A5A6A"/>
             </w:tcBorders>
@@ -13747,6 +15916,7 @@
             <w:r>
               <w:rPr>
                 <w:rFonts w:ascii="Courier New" w:hAnsi="Courier New"/>
+                <w:i/>
                 <w:color w:val="555555"/>
                 <w:sz w:val="16"/>
               </w:rPr>
@@ -13763,6 +15933,7 @@
             <w:r>
               <w:rPr>
                 <w:rFonts w:ascii="Courier New" w:hAnsi="Courier New"/>
+                <w:i/>
                 <w:color w:val="555555"/>
                 <w:sz w:val="16"/>
               </w:rPr>
@@ -13811,6 +15982,7 @@
             <w:r>
               <w:rPr>
                 <w:rFonts w:ascii="Courier New" w:hAnsi="Courier New"/>
+                <w:i/>
                 <w:color w:val="555555"/>
                 <w:sz w:val="16"/>
               </w:rPr>
@@ -13827,6 +15999,7 @@
             <w:r>
               <w:rPr>
                 <w:rFonts w:ascii="Courier New" w:hAnsi="Courier New"/>
+                <w:i/>
                 <w:color w:val="555555"/>
                 <w:sz w:val="16"/>
               </w:rPr>
@@ -13891,6 +16064,7 @@
             <w:r>
               <w:rPr>
                 <w:rFonts w:ascii="Courier New" w:hAnsi="Courier New"/>
+                <w:i/>
                 <w:color w:val="555555"/>
                 <w:sz w:val="16"/>
               </w:rPr>
@@ -13907,6 +16081,7 @@
             <w:r>
               <w:rPr>
                 <w:rFonts w:ascii="Courier New" w:hAnsi="Courier New"/>
+                <w:i/>
                 <w:color w:val="555555"/>
                 <w:sz w:val="16"/>
               </w:rPr>
@@ -13923,6 +16098,7 @@
             <w:r>
               <w:rPr>
                 <w:rFonts w:ascii="Courier New" w:hAnsi="Courier New"/>
+                <w:i/>
                 <w:color w:val="555555"/>
                 <w:sz w:val="16"/>
               </w:rPr>
@@ -13942,10 +16118,11 @@
         <w:pStyle w:val="Endure-Subhead"/>
         <w:keepNext/>
         <w:spacing w:before="160" w:after="60"/>
+        <w:outlineLvl w:val="2"/>
       </w:pPr>
       <w:r>
         <w:rPr>
-          <w:sz w:val="18"/>
+          <w:sz w:val="22"/>
         </w:rPr>
         <w:t>El pipeline de asistente tiene alta latencia (&gt;5 segundos)</w:t>
       </w:r>
@@ -13963,7 +16140,7 @@
         <w:tc>
           <w:tcPr>
             <w:tcW w:type="dxa" w:w="8152"/>
-            <w:shd w:val="clear" w:color="auto" w:fill="F2F2F2"/>
+            <w:shd w:val="clear" w:color="auto" w:fill="EAEAEA"/>
             <w:tcBorders>
               <w:left w:val="thick" w:sz="24" w:color="1A5A6A"/>
             </w:tcBorders>
@@ -14001,6 +16178,7 @@
             <w:r>
               <w:rPr>
                 <w:rFonts w:ascii="Courier New" w:hAnsi="Courier New"/>
+                <w:i/>
                 <w:color w:val="555555"/>
                 <w:sz w:val="16"/>
               </w:rPr>
@@ -14017,6 +16195,7 @@
             <w:r>
               <w:rPr>
                 <w:rFonts w:ascii="Courier New" w:hAnsi="Courier New"/>
+                <w:i/>
                 <w:color w:val="555555"/>
                 <w:sz w:val="16"/>
               </w:rPr>
@@ -14065,6 +16244,7 @@
             <w:r>
               <w:rPr>
                 <w:rFonts w:ascii="Courier New" w:hAnsi="Courier New"/>
+                <w:i/>
                 <w:color w:val="555555"/>
                 <w:sz w:val="16"/>
               </w:rPr>
@@ -14081,6 +16261,7 @@
             <w:r>
               <w:rPr>
                 <w:rFonts w:ascii="Courier New" w:hAnsi="Courier New"/>
+                <w:i/>
                 <w:color w:val="555555"/>
                 <w:sz w:val="16"/>
               </w:rPr>
@@ -14097,6 +16278,7 @@
             <w:r>
               <w:rPr>
                 <w:rFonts w:ascii="Courier New" w:hAnsi="Courier New"/>
+                <w:i/>
                 <w:color w:val="555555"/>
                 <w:sz w:val="16"/>
               </w:rPr>
@@ -14165,8 +16347,12 @@
         <w:pStyle w:val="Endure-Subhead"/>
         <w:keepNext/>
         <w:spacing w:before="240" w:after="60"/>
+        <w:outlineLvl w:val="1"/>
       </w:pPr>
       <w:r>
+        <w:rPr>
+          <w:sz w:val="24"/>
+        </w:rPr>
         <w:t>Casos de Uso Reales</w:t>
       </w:r>
     </w:p>
@@ -14175,10 +16361,11 @@
         <w:pStyle w:val="Endure-Subhead"/>
         <w:keepNext/>
         <w:spacing w:before="160" w:after="60"/>
+        <w:outlineLvl w:val="2"/>
       </w:pPr>
       <w:r>
         <w:rPr>
-          <w:sz w:val="18"/>
+          <w:sz w:val="22"/>
         </w:rPr>
         <w:t>Caso 1: Dictado de informes de campo (STT)</w:t>
       </w:r>
@@ -14186,8 +16373,12 @@
     <w:p>
       <w:pPr>
         <w:pStyle w:val="Endure-FirstParagraphBodyText"/>
+        <w:spacing w:before="100" w:after="100"/>
       </w:pPr>
       <w:r>
+        <w:rPr>
+          <w:sz w:val="20"/>
+        </w:rPr>
         <w:t>Un técnico de campo dicta observaciones directamente desde el teléfono vía WhatsApp. El bot (OpenClaw + faster-whisper) transcribe el audio a texto estructurado y lo guarda en un informe:</w:t>
       </w:r>
     </w:p>
@@ -14204,7 +16395,7 @@
         <w:tc>
           <w:tcPr>
             <w:tcW w:type="dxa" w:w="8152"/>
-            <w:shd w:val="clear" w:color="auto" w:fill="F2F2F2"/>
+            <w:shd w:val="clear" w:color="auto" w:fill="EAEAEA"/>
             <w:tcBorders>
               <w:left w:val="thick" w:sz="24" w:color="1A5A6A"/>
             </w:tcBorders>
@@ -14259,6 +16450,7 @@
             <w:r>
               <w:rPr>
                 <w:rFonts w:ascii="Courier New" w:hAnsi="Courier New"/>
+                <w:i/>
                 <w:color w:val="555555"/>
                 <w:sz w:val="16"/>
               </w:rPr>
@@ -14286,7 +16478,7 @@
         <w:tc>
           <w:tcPr>
             <w:tcW w:type="dxa" w:w="8152"/>
-            <w:shd w:val="clear" w:color="auto" w:fill="F2F2F2"/>
+            <w:shd w:val="clear" w:color="auto" w:fill="EAEAEA"/>
             <w:tcBorders>
               <w:left w:val="thick" w:sz="24" w:color="1A5A6A"/>
             </w:tcBorders>
@@ -14454,10 +16646,11 @@
         <w:pStyle w:val="Endure-Subhead"/>
         <w:keepNext/>
         <w:spacing w:before="160" w:after="60"/>
+        <w:outlineLvl w:val="2"/>
       </w:pPr>
       <w:r>
         <w:rPr>
-          <w:sz w:val="18"/>
+          <w:sz w:val="22"/>
         </w:rPr>
         <w:t>Caso 2: Narración automática de contenido (TTS)</w:t>
       </w:r>
@@ -14465,8 +16658,12 @@
     <w:p>
       <w:pPr>
         <w:pStyle w:val="Endure-FirstParagraphBodyText"/>
+        <w:spacing w:before="100" w:after="100"/>
       </w:pPr>
       <w:r>
+        <w:rPr>
+          <w:sz w:val="20"/>
+        </w:rPr>
         <w:t>Sistema que convierte artículos de blog o documentos PDF en audio MP3 para consumo en el carro o durante el ejercicio:</w:t>
       </w:r>
     </w:p>
@@ -14483,7 +16680,7 @@
         <w:tc>
           <w:tcPr>
             <w:tcW w:type="dxa" w:w="8152"/>
-            <w:shd w:val="clear" w:color="auto" w:fill="F2F2F2"/>
+            <w:shd w:val="clear" w:color="auto" w:fill="EAEAEA"/>
             <w:tcBorders>
               <w:left w:val="thick" w:sz="24" w:color="1A5A6A"/>
             </w:tcBorders>
@@ -14537,6 +16734,7 @@
             <w:r>
               <w:rPr>
                 <w:rFonts w:ascii="Courier New" w:hAnsi="Courier New"/>
+                <w:i/>
                 <w:color w:val="555555"/>
                 <w:sz w:val="16"/>
               </w:rPr>
@@ -14553,6 +16751,7 @@
             <w:r>
               <w:rPr>
                 <w:rFonts w:ascii="Courier New" w:hAnsi="Courier New"/>
+                <w:i/>
                 <w:color w:val="555555"/>
                 <w:sz w:val="16"/>
               </w:rPr>
@@ -14601,6 +16800,7 @@
             <w:r>
               <w:rPr>
                 <w:rFonts w:ascii="Courier New" w:hAnsi="Courier New"/>
+                <w:i/>
                 <w:color w:val="555555"/>
                 <w:sz w:val="16"/>
               </w:rPr>
@@ -14649,6 +16849,7 @@
             <w:r>
               <w:rPr>
                 <w:rFonts w:ascii="Courier New" w:hAnsi="Courier New"/>
+                <w:i/>
                 <w:color w:val="555555"/>
                 <w:sz w:val="16"/>
               </w:rPr>
@@ -14680,6 +16881,7 @@
             <w:r>
               <w:rPr>
                 <w:rFonts w:ascii="Courier New" w:hAnsi="Courier New"/>
+                <w:i/>
                 <w:color w:val="555555"/>
                 <w:sz w:val="16"/>
               </w:rPr>
@@ -14696,6 +16898,7 @@
             <w:r>
               <w:rPr>
                 <w:rFonts w:ascii="Courier New" w:hAnsi="Courier New"/>
+                <w:i/>
                 <w:color w:val="555555"/>
                 <w:sz w:val="16"/>
               </w:rPr>
@@ -14712,6 +16915,7 @@
             <w:r>
               <w:rPr>
                 <w:rFonts w:ascii="Courier New" w:hAnsi="Courier New"/>
+                <w:i/>
                 <w:color w:val="555555"/>
                 <w:sz w:val="16"/>
               </w:rPr>
@@ -14728,6 +16932,7 @@
             <w:r>
               <w:rPr>
                 <w:rFonts w:ascii="Courier New" w:hAnsi="Courier New"/>
+                <w:i/>
                 <w:color w:val="555555"/>
                 <w:sz w:val="16"/>
               </w:rPr>
@@ -14760,6 +16965,7 @@
             <w:r>
               <w:rPr>
                 <w:rFonts w:ascii="Courier New" w:hAnsi="Courier New"/>
+                <w:i/>
                 <w:color w:val="555555"/>
                 <w:sz w:val="16"/>
               </w:rPr>
@@ -14776,6 +16982,7 @@
             <w:r>
               <w:rPr>
                 <w:rFonts w:ascii="Courier New" w:hAnsi="Courier New"/>
+                <w:i/>
                 <w:color w:val="555555"/>
                 <w:sz w:val="16"/>
               </w:rPr>
@@ -14803,7 +17010,7 @@
         <w:tc>
           <w:tcPr>
             <w:tcW w:type="dxa" w:w="8152"/>
-            <w:shd w:val="clear" w:color="auto" w:fill="F2F2F2"/>
+            <w:shd w:val="clear" w:color="auto" w:fill="EAEAEA"/>
             <w:tcBorders>
               <w:left w:val="thick" w:sz="24" w:color="1A5A6A"/>
             </w:tcBorders>
@@ -14841,6 +17048,7 @@
             <w:r>
               <w:rPr>
                 <w:rFonts w:ascii="Courier New" w:hAnsi="Courier New"/>
+                <w:i/>
                 <w:color w:val="555555"/>
                 <w:sz w:val="16"/>
               </w:rPr>
@@ -14857,6 +17065,7 @@
             <w:r>
               <w:rPr>
                 <w:rFonts w:ascii="Courier New" w:hAnsi="Courier New"/>
+                <w:i/>
                 <w:color w:val="555555"/>
                 <w:sz w:val="16"/>
               </w:rPr>
@@ -14873,6 +17082,7 @@
             <w:r>
               <w:rPr>
                 <w:rFonts w:ascii="Courier New" w:hAnsi="Courier New"/>
+                <w:i/>
                 <w:color w:val="555555"/>
                 <w:sz w:val="16"/>
               </w:rPr>
@@ -14889,6 +17099,7 @@
             <w:r>
               <w:rPr>
                 <w:rFonts w:ascii="Courier New" w:hAnsi="Courier New"/>
+                <w:i/>
                 <w:color w:val="555555"/>
                 <w:sz w:val="16"/>
               </w:rPr>
@@ -14908,10 +17119,11 @@
         <w:pStyle w:val="Endure-Subhead"/>
         <w:keepNext/>
         <w:spacing w:before="160" w:after="60"/>
+        <w:outlineLvl w:val="2"/>
       </w:pPr>
       <w:r>
         <w:rPr>
-          <w:sz w:val="18"/>
+          <w:sz w:val="22"/>
         </w:rPr>
         <w:t>Caso 3: Asistente de idiomas (STT + LLM + TTS)</w:t>
       </w:r>
@@ -14919,8 +17131,12 @@
     <w:p>
       <w:pPr>
         <w:pStyle w:val="Endure-FirstParagraphBodyText"/>
+        <w:spacing w:before="100" w:after="100"/>
       </w:pPr>
       <w:r>
+        <w:rPr>
+          <w:sz w:val="20"/>
+        </w:rPr>
         <w:t>Corrector de pronunciación en inglés: el usuario habla en inglés, faster-whisper transcribe, el LLM evalúa la gramática y pronunciación, y piper responde con la versión correcta en voz:</w:t>
       </w:r>
     </w:p>
@@ -14937,7 +17153,7 @@
         <w:tc>
           <w:tcPr>
             <w:tcW w:type="dxa" w:w="8152"/>
-            <w:shd w:val="clear" w:color="auto" w:fill="F2F2F2"/>
+            <w:shd w:val="clear" w:color="auto" w:fill="EAEAEA"/>
             <w:tcBorders>
               <w:left w:val="thick" w:sz="24" w:color="1A5A6A"/>
             </w:tcBorders>
@@ -14991,6 +17207,7 @@
             <w:r>
               <w:rPr>
                 <w:rFonts w:ascii="Courier New" w:hAnsi="Courier New"/>
+                <w:i/>
                 <w:color w:val="555555"/>
                 <w:sz w:val="16"/>
               </w:rPr>
@@ -15007,6 +17224,7 @@
             <w:r>
               <w:rPr>
                 <w:rFonts w:ascii="Courier New" w:hAnsi="Courier New"/>
+                <w:i/>
                 <w:color w:val="555555"/>
                 <w:sz w:val="16"/>
               </w:rPr>
@@ -15023,6 +17241,7 @@
             <w:r>
               <w:rPr>
                 <w:rFonts w:ascii="Courier New" w:hAnsi="Courier New"/>
+                <w:i/>
                 <w:color w:val="555555"/>
                 <w:sz w:val="16"/>
               </w:rPr>
@@ -15050,7 +17269,7 @@
         <w:tc>
           <w:tcPr>
             <w:tcW w:type="dxa" w:w="8152"/>
-            <w:shd w:val="clear" w:color="auto" w:fill="F2F2F2"/>
+            <w:shd w:val="clear" w:color="auto" w:fill="EAEAEA"/>
             <w:tcBorders>
               <w:left w:val="thick" w:sz="24" w:color="1A5A6A"/>
             </w:tcBorders>
@@ -15071,6 +17290,7 @@
             <w:r>
               <w:rPr>
                 <w:rFonts w:ascii="Courier New" w:hAnsi="Courier New"/>
+                <w:i/>
                 <w:color w:val="555555"/>
                 <w:sz w:val="16"/>
               </w:rPr>
@@ -15087,6 +17307,7 @@
             <w:r>
               <w:rPr>
                 <w:rFonts w:ascii="Courier New" w:hAnsi="Courier New"/>
+                <w:i/>
                 <w:color w:val="555555"/>
                 <w:sz w:val="16"/>
               </w:rPr>
@@ -15103,6 +17324,7 @@
             <w:r>
               <w:rPr>
                 <w:rFonts w:ascii="Courier New" w:hAnsi="Courier New"/>
+                <w:i/>
                 <w:color w:val="555555"/>
                 <w:sz w:val="16"/>
               </w:rPr>
@@ -15119,6 +17341,7 @@
             <w:r>
               <w:rPr>
                 <w:rFonts w:ascii="Courier New" w:hAnsi="Courier New"/>
+                <w:i/>
                 <w:color w:val="555555"/>
                 <w:sz w:val="16"/>
               </w:rPr>
@@ -15138,142 +17361,173 @@
         <w:pStyle w:val="Endure-Subhead"/>
         <w:keepNext/>
         <w:spacing w:before="240" w:after="60"/>
+        <w:outlineLvl w:val="1"/>
       </w:pPr>
       <w:r>
+        <w:rPr>
+          <w:sz w:val="24"/>
+        </w:rPr>
         <w:t>Resumen del Capítulo</w:t>
       </w:r>
     </w:p>
     <w:p>
       <w:pPr>
         <w:pStyle w:val="Endure-FirstParagraphBodyText"/>
+        <w:spacing w:before="100" w:after="100"/>
       </w:pPr>
       <w:r>
+        <w:rPr>
+          <w:sz w:val="20"/>
+        </w:rPr>
         <w:t>El Jetson AGX Orin procesa voz completamente offline con calidad profesional:</w:t>
       </w:r>
     </w:p>
     <w:p>
       <w:pPr>
         <w:pStyle w:val="Endure-ChapterBodyText"/>
-        <w:spacing w:before="20" w:after="20"/>
+        <w:spacing w:before="40" w:after="40"/>
         <w:ind w:left="360" w:hanging="216"/>
       </w:pPr>
       <w:r>
         <w:rPr>
-          <w:sz w:val="18"/>
+          <w:sz w:val="20"/>
         </w:rPr>
         <w:t xml:space="preserve">• </w:t>
       </w:r>
       <w:r>
         <w:rPr>
           <w:b/>
+          <w:sz w:val="20"/>
         </w:rPr>
         <w:t>faster-whisper large-v3</w:t>
       </w:r>
       <w:r>
+        <w:rPr>
+          <w:sz w:val="20"/>
+        </w:rPr>
         <w:t xml:space="preserve"> — mejor calidad en español (~8% WER), usa GPU CUDA 13</w:t>
       </w:r>
     </w:p>
     <w:p>
       <w:pPr>
         <w:pStyle w:val="Endure-ChapterBodyText"/>
-        <w:spacing w:before="20" w:after="20"/>
+        <w:spacing w:before="40" w:after="40"/>
         <w:ind w:left="360" w:hanging="216"/>
       </w:pPr>
       <w:r>
         <w:rPr>
-          <w:sz w:val="18"/>
+          <w:sz w:val="20"/>
         </w:rPr>
         <w:t xml:space="preserve">• </w:t>
       </w:r>
       <w:r>
         <w:rPr>
           <w:b/>
+          <w:sz w:val="20"/>
         </w:rPr>
         <w:t>kokoro-tts</w:t>
       </w:r>
       <w:r>
+        <w:rPr>
+          <w:sz w:val="20"/>
+        </w:rPr>
         <w:t xml:space="preserve"> — síntesis natural en español e inglés, API HTTP compatible OpenAI</w:t>
       </w:r>
     </w:p>
     <w:p>
       <w:pPr>
         <w:pStyle w:val="Endure-ChapterBodyText"/>
-        <w:spacing w:before="20" w:after="20"/>
+        <w:spacing w:before="40" w:after="40"/>
         <w:ind w:left="360" w:hanging="216"/>
       </w:pPr>
       <w:r>
         <w:rPr>
-          <w:sz w:val="18"/>
+          <w:sz w:val="20"/>
         </w:rPr>
         <w:t xml:space="preserve">• </w:t>
       </w:r>
       <w:r>
         <w:rPr>
           <w:b/>
+          <w:sz w:val="20"/>
         </w:rPr>
         <w:t>piper-tts</w:t>
       </w:r>
       <w:r>
+        <w:rPr>
+          <w:sz w:val="20"/>
+        </w:rPr>
         <w:t xml:space="preserve"> — síntesis ultrarrápida (&lt;200ms) en CPU, ideal para el asistente de voz en tiempo real</w:t>
       </w:r>
     </w:p>
     <w:p>
       <w:pPr>
         <w:pStyle w:val="Endure-ChapterBodyText"/>
-        <w:spacing w:before="20" w:after="20"/>
+        <w:spacing w:before="40" w:after="40"/>
         <w:ind w:left="360" w:hanging="216"/>
       </w:pPr>
       <w:r>
         <w:rPr>
-          <w:sz w:val="18"/>
+          <w:sz w:val="20"/>
         </w:rPr>
         <w:t xml:space="preserve">• </w:t>
       </w:r>
       <w:r>
         <w:rPr>
           <w:b/>
+          <w:sz w:val="20"/>
         </w:rPr>
         <w:t>Diarización</w:t>
       </w:r>
       <w:r>
+        <w:rPr>
+          <w:sz w:val="20"/>
+        </w:rPr>
         <w:t xml:space="preserve"> con pyannote.audio + GPU — identifica hablantes en reuniones grabadas</w:t>
       </w:r>
     </w:p>
     <w:p>
       <w:pPr>
         <w:pStyle w:val="Endure-ChapterBodyText"/>
-        <w:spacing w:before="20" w:after="20"/>
+        <w:spacing w:before="40" w:after="40"/>
         <w:ind w:left="360" w:hanging="216"/>
       </w:pPr>
       <w:r>
         <w:rPr>
-          <w:sz w:val="18"/>
+          <w:sz w:val="20"/>
         </w:rPr>
         <w:t xml:space="preserve">• </w:t>
       </w:r>
       <w:r>
         <w:rPr>
           <w:b/>
+          <w:sz w:val="20"/>
         </w:rPr>
         <w:t>Pipeline completo STT → LLM → TTS</w:t>
       </w:r>
       <w:r>
+        <w:rPr>
+          <w:sz w:val="20"/>
+        </w:rPr>
         <w:t xml:space="preserve"> en &lt;3 segundos con modelos 30W (faster-whisper medium + Qwen3.5-4B + piper)</w:t>
       </w:r>
     </w:p>
     <w:p>
       <w:pPr>
         <w:pStyle w:val="Endure-ChapterBodyText"/>
-        <w:spacing w:before="20" w:after="20"/>
+        <w:spacing w:before="40" w:after="40"/>
         <w:ind w:left="360" w:hanging="216"/>
       </w:pPr>
       <w:r>
         <w:rPr>
-          <w:sz w:val="18"/>
+          <w:sz w:val="20"/>
         </w:rPr>
         <w:t xml:space="preserve">• </w:t>
       </w:r>
       <w:r>
+        <w:rPr>
+          <w:sz w:val="20"/>
+        </w:rPr>
         <w:t>Los dos contenedores (faster-whisper y kokoro-tts) usan 30W y juntos consumen ~5 GB — dejan &gt;55 GB libres</w:t>
       </w:r>
     </w:p>
@@ -15285,8 +17539,12 @@
     <w:p>
       <w:pPr>
         <w:pStyle w:val="Endure-ChapterBodyText"/>
+        <w:spacing w:before="100" w:after="100"/>
       </w:pPr>
       <w:r>
+        <w:rPr>
+          <w:sz w:val="20"/>
+        </w:rPr>
         <w:t>Los capítulos siguientes expanden estos pipelines: el de generación de imágenes y video (Capítulo 19) usa estos mismos contenedores de audio como base para proyectos multimedia completos, y el de despliegue en producción (Capítulo 20) cubre cómo ejecutar el asistente de voz de forma fiable sin riesgos de OOM tras un reinicio.</w:t>
       </w:r>
     </w:p>

--- a/book/docx-por-capitulo/capitulo-13-tts-stt.docx
+++ b/book/docx-por-capitulo/capitulo-13-tts-stt.docx
@@ -26,7 +26,7 @@
       <w:pPr>
         <w:pStyle w:val="Endure-Subhead"/>
         <w:keepNext/>
-        <w:spacing w:before="240" w:after="60"/>
+        <w:spacing w:before="240" w:after="60" w:line="240" w:lineRule="auto"/>
         <w:outlineLvl w:val="1"/>
       </w:pPr>
       <w:r>
@@ -39,7 +39,7 @@
     <w:p>
       <w:pPr>
         <w:pStyle w:val="Endure-FirstParagraphBodyText"/>
-        <w:spacing w:before="100" w:after="100"/>
+        <w:spacing w:before="100" w:after="100" w:line="240" w:lineRule="auto"/>
       </w:pPr>
       <w:r>
         <w:rPr>
@@ -51,7 +51,7 @@
     <w:p>
       <w:pPr>
         <w:pStyle w:val="Endure-ChapterBodyText"/>
-        <w:spacing w:before="100" w:after="100"/>
+        <w:spacing w:before="100" w:after="100" w:line="240" w:lineRule="auto"/>
       </w:pPr>
       <w:r>
         <w:rPr>
@@ -64,7 +64,7 @@
     <w:p>
       <w:pPr>
         <w:pStyle w:val="Endure-ChapterBodyText"/>
-        <w:spacing w:before="40" w:after="40"/>
+        <w:spacing w:before="40" w:after="40" w:line="240" w:lineRule="auto"/>
         <w:ind w:left="360" w:hanging="216"/>
       </w:pPr>
       <w:r>
@@ -90,7 +90,7 @@
     <w:p>
       <w:pPr>
         <w:pStyle w:val="Endure-ChapterBodyText"/>
-        <w:spacing w:before="40" w:after="40"/>
+        <w:spacing w:before="40" w:after="40" w:line="240" w:lineRule="auto"/>
         <w:ind w:left="360" w:hanging="216"/>
       </w:pPr>
       <w:r>
@@ -116,7 +116,7 @@
     <w:p>
       <w:pPr>
         <w:pStyle w:val="Endure-ChapterBodyText"/>
-        <w:spacing w:before="40" w:after="40"/>
+        <w:spacing w:before="40" w:after="40" w:line="240" w:lineRule="auto"/>
         <w:ind w:left="360" w:hanging="216"/>
       </w:pPr>
       <w:r>
@@ -135,7 +135,7 @@
     <w:p>
       <w:pPr>
         <w:pStyle w:val="Endure-ChapterBodyText"/>
-        <w:spacing w:before="40" w:after="40"/>
+        <w:spacing w:before="40" w:after="40" w:line="240" w:lineRule="auto"/>
         <w:ind w:left="360" w:hanging="216"/>
       </w:pPr>
       <w:r>
@@ -159,7 +159,7 @@
     <w:p>
       <w:pPr>
         <w:pStyle w:val="Endure-ChapterBodyText"/>
-        <w:spacing w:before="100" w:after="100"/>
+        <w:spacing w:before="100" w:after="100" w:line="240" w:lineRule="auto"/>
       </w:pPr>
       <w:r>
         <w:rPr>
@@ -172,7 +172,7 @@
     <w:p>
       <w:pPr>
         <w:pStyle w:val="Endure-ChapterBodyText"/>
-        <w:spacing w:before="40" w:after="40"/>
+        <w:spacing w:before="40" w:after="40" w:line="240" w:lineRule="auto"/>
         <w:ind w:left="360" w:hanging="216"/>
       </w:pPr>
       <w:r>
@@ -198,7 +198,7 @@
     <w:p>
       <w:pPr>
         <w:pStyle w:val="Endure-ChapterBodyText"/>
-        <w:spacing w:before="40" w:after="40"/>
+        <w:spacing w:before="40" w:after="40" w:line="240" w:lineRule="auto"/>
         <w:ind w:left="360" w:hanging="216"/>
       </w:pPr>
       <w:r>
@@ -224,7 +224,7 @@
     <w:p>
       <w:pPr>
         <w:pStyle w:val="Endure-ChapterBodyText"/>
-        <w:spacing w:before="40" w:after="40"/>
+        <w:spacing w:before="40" w:after="40" w:line="240" w:lineRule="auto"/>
         <w:ind w:left="360" w:hanging="216"/>
       </w:pPr>
       <w:r>
@@ -261,11 +261,11 @@
               <a:graphicData uri="http://schemas.openxmlformats.org/drawingml/2006/picture">
                 <pic:pic>
                   <pic:nvPicPr>
-                    <pic:cNvPr id="0" name="ascii_87771.png"/>
+                    <pic:cNvPr id="0" name="ascii_10964.png"/>
                     <pic:cNvPicPr/>
                   </pic:nvPicPr>
                   <pic:blipFill>
-                    <a:blip r:embed="rId46"/>
+                    <a:blip r:embed="rId51"/>
                     <a:stretch>
                       <a:fillRect/>
                     </a:stretch>
@@ -287,7 +287,7 @@
     <w:p>
       <w:pPr>
         <w:pStyle w:val="Endure-ChapterBodyText"/>
-        <w:spacing w:before="100" w:after="100"/>
+        <w:spacing w:before="100" w:after="100" w:line="240" w:lineRule="auto"/>
       </w:pPr>
       <w:r>
         <w:rPr>
@@ -332,7 +332,7 @@
           </w:tcPr>
           <w:p>
             <w:pPr>
-              <w:spacing w:before="0" w:after="0"/>
+              <w:spacing w:before="0" w:after="0" w:line="240" w:lineRule="auto"/>
               <w:jc w:val="center"/>
             </w:pPr>
             <w:r>
@@ -365,7 +365,7 @@
           </w:tcPr>
           <w:p>
             <w:pPr>
-              <w:spacing w:before="0" w:after="0"/>
+              <w:spacing w:before="0" w:after="0" w:line="240" w:lineRule="auto"/>
               <w:jc w:val="center"/>
             </w:pPr>
             <w:r>
@@ -403,7 +403,7 @@
           </w:tcPr>
           <w:p>
             <w:pPr>
-              <w:spacing w:before="0" w:after="0"/>
+              <w:spacing w:before="0" w:after="0" w:line="240" w:lineRule="auto"/>
               <w:jc w:val="center"/>
             </w:pPr>
             <w:r>
@@ -434,7 +434,7 @@
           </w:tcPr>
           <w:p>
             <w:pPr>
-              <w:spacing w:before="0" w:after="0"/>
+              <w:spacing w:before="0" w:after="0" w:line="240" w:lineRule="auto"/>
               <w:jc w:val="center"/>
             </w:pPr>
             <w:r>
@@ -470,7 +470,7 @@
           </w:tcPr>
           <w:p>
             <w:pPr>
-              <w:spacing w:before="0" w:after="0"/>
+              <w:spacing w:before="0" w:after="0" w:line="240" w:lineRule="auto"/>
               <w:jc w:val="both"/>
             </w:pPr>
             <w:r>
@@ -501,7 +501,7 @@
           </w:tcPr>
           <w:p>
             <w:pPr>
-              <w:spacing w:before="0" w:after="0"/>
+              <w:spacing w:before="0" w:after="0" w:line="240" w:lineRule="auto"/>
               <w:jc w:val="center"/>
             </w:pPr>
             <w:r>
@@ -537,7 +537,7 @@
           </w:tcPr>
           <w:p>
             <w:pPr>
-              <w:spacing w:before="0" w:after="0"/>
+              <w:spacing w:before="0" w:after="0" w:line="240" w:lineRule="auto"/>
               <w:jc w:val="center"/>
             </w:pPr>
             <w:r>
@@ -568,7 +568,7 @@
           </w:tcPr>
           <w:p>
             <w:pPr>
-              <w:spacing w:before="0" w:after="0"/>
+              <w:spacing w:before="0" w:after="0" w:line="240" w:lineRule="auto"/>
               <w:jc w:val="center"/>
             </w:pPr>
             <w:r>
@@ -604,7 +604,7 @@
           </w:tcPr>
           <w:p>
             <w:pPr>
-              <w:spacing w:before="0" w:after="0"/>
+              <w:spacing w:before="0" w:after="0" w:line="240" w:lineRule="auto"/>
               <w:jc w:val="center"/>
             </w:pPr>
             <w:r>
@@ -635,7 +635,7 @@
           </w:tcPr>
           <w:p>
             <w:pPr>
-              <w:spacing w:before="0" w:after="0"/>
+              <w:spacing w:before="0" w:after="0" w:line="240" w:lineRule="auto"/>
               <w:jc w:val="center"/>
             </w:pPr>
             <w:r>
@@ -671,7 +671,7 @@
           </w:tcPr>
           <w:p>
             <w:pPr>
-              <w:spacing w:before="0" w:after="0"/>
+              <w:spacing w:before="0" w:after="0" w:line="240" w:lineRule="auto"/>
               <w:jc w:val="center"/>
             </w:pPr>
             <w:r>
@@ -702,7 +702,7 @@
           </w:tcPr>
           <w:p>
             <w:pPr>
-              <w:spacing w:before="0" w:after="0"/>
+              <w:spacing w:before="0" w:after="0" w:line="240" w:lineRule="auto"/>
               <w:jc w:val="center"/>
             </w:pPr>
             <w:r>
@@ -738,7 +738,7 @@
           </w:tcPr>
           <w:p>
             <w:pPr>
-              <w:spacing w:before="0" w:after="0"/>
+              <w:spacing w:before="0" w:after="0" w:line="240" w:lineRule="auto"/>
               <w:jc w:val="both"/>
             </w:pPr>
             <w:r>
@@ -769,7 +769,7 @@
           </w:tcPr>
           <w:p>
             <w:pPr>
-              <w:spacing w:before="0" w:after="0"/>
+              <w:spacing w:before="0" w:after="0" w:line="240" w:lineRule="auto"/>
               <w:jc w:val="center"/>
             </w:pPr>
             <w:r>
@@ -790,7 +790,7 @@
     <w:p>
       <w:pPr>
         <w:pStyle w:val="Endure-ChapterBodyText"/>
-        <w:spacing w:before="100" w:after="100"/>
+        <w:spacing w:before="100" w:after="100" w:line="240" w:lineRule="auto"/>
       </w:pPr>
       <w:r>
         <w:rPr>
@@ -810,28 +810,28 @@
       <w:pPr>
         <w:pStyle w:val="Endure-Subhead"/>
         <w:keepNext/>
-        <w:spacing w:before="240" w:after="60"/>
+        <w:spacing w:before="240" w:after="60" w:line="240" w:lineRule="auto"/>
         <w:outlineLvl w:val="1"/>
       </w:pPr>
       <w:r>
         <w:rPr>
           <w:sz w:val="24"/>
         </w:rPr>
-        <w:t>29.1 STT con faster-whisper</w:t>
+        <w:t>13.1 STT con faster-whisper</w:t>
       </w:r>
     </w:p>
     <w:p>
       <w:pPr>
         <w:pStyle w:val="Endure-Subhead"/>
         <w:keepNext/>
-        <w:spacing w:before="160" w:after="60"/>
+        <w:spacing w:before="160" w:after="60" w:line="240" w:lineRule="auto"/>
         <w:outlineLvl w:val="2"/>
       </w:pPr>
       <w:r>
         <w:rPr>
           <w:sz w:val="22"/>
         </w:rPr>
-        <w:t>29.1.1 Comparativa de Motores STT para Español</w:t>
+        <w:t>13.1.1 Comparativa de Motores STT para Español</w:t>
       </w:r>
     </w:p>
     <w:tbl>
@@ -873,7 +873,7 @@
           </w:tcPr>
           <w:p>
             <w:pPr>
-              <w:spacing w:before="0" w:after="0"/>
+              <w:spacing w:before="0" w:after="0" w:line="240" w:lineRule="auto"/>
               <w:jc w:val="center"/>
             </w:pPr>
             <w:r>
@@ -906,7 +906,7 @@
           </w:tcPr>
           <w:p>
             <w:pPr>
-              <w:spacing w:before="0" w:after="0"/>
+              <w:spacing w:before="0" w:after="0" w:line="240" w:lineRule="auto"/>
               <w:jc w:val="center"/>
             </w:pPr>
             <w:r>
@@ -939,7 +939,7 @@
           </w:tcPr>
           <w:p>
             <w:pPr>
-              <w:spacing w:before="0" w:after="0"/>
+              <w:spacing w:before="0" w:after="0" w:line="240" w:lineRule="auto"/>
               <w:jc w:val="center"/>
             </w:pPr>
             <w:r>
@@ -972,7 +972,7 @@
           </w:tcPr>
           <w:p>
             <w:pPr>
-              <w:spacing w:before="0" w:after="0"/>
+              <w:spacing w:before="0" w:after="0" w:line="240" w:lineRule="auto"/>
               <w:jc w:val="center"/>
             </w:pPr>
             <w:r>
@@ -1005,7 +1005,7 @@
           </w:tcPr>
           <w:p>
             <w:pPr>
-              <w:spacing w:before="0" w:after="0"/>
+              <w:spacing w:before="0" w:after="0" w:line="240" w:lineRule="auto"/>
               <w:jc w:val="center"/>
             </w:pPr>
             <w:r>
@@ -1038,7 +1038,7 @@
           </w:tcPr>
           <w:p>
             <w:pPr>
-              <w:spacing w:before="0" w:after="0"/>
+              <w:spacing w:before="0" w:after="0" w:line="240" w:lineRule="auto"/>
               <w:jc w:val="center"/>
             </w:pPr>
             <w:r>
@@ -1076,7 +1076,7 @@
           </w:tcPr>
           <w:p>
             <w:pPr>
-              <w:spacing w:before="0" w:after="0"/>
+              <w:spacing w:before="0" w:after="0" w:line="240" w:lineRule="auto"/>
               <w:jc w:val="center"/>
             </w:pPr>
             <w:r>
@@ -1107,7 +1107,7 @@
           </w:tcPr>
           <w:p>
             <w:pPr>
-              <w:spacing w:before="0" w:after="0"/>
+              <w:spacing w:before="0" w:after="0" w:line="240" w:lineRule="auto"/>
               <w:jc w:val="center"/>
             </w:pPr>
             <w:r>
@@ -1138,7 +1138,7 @@
           </w:tcPr>
           <w:p>
             <w:pPr>
-              <w:spacing w:before="0" w:after="0"/>
+              <w:spacing w:before="0" w:after="0" w:line="240" w:lineRule="auto"/>
               <w:jc w:val="center"/>
             </w:pPr>
             <w:r>
@@ -1169,7 +1169,7 @@
           </w:tcPr>
           <w:p>
             <w:pPr>
-              <w:spacing w:before="0" w:after="0"/>
+              <w:spacing w:before="0" w:after="0" w:line="240" w:lineRule="auto"/>
               <w:jc w:val="center"/>
             </w:pPr>
             <w:r>
@@ -1200,7 +1200,7 @@
           </w:tcPr>
           <w:p>
             <w:pPr>
-              <w:spacing w:before="0" w:after="0"/>
+              <w:spacing w:before="0" w:after="0" w:line="240" w:lineRule="auto"/>
               <w:jc w:val="center"/>
             </w:pPr>
             <w:r>
@@ -1231,7 +1231,7 @@
           </w:tcPr>
           <w:p>
             <w:pPr>
-              <w:spacing w:before="0" w:after="0"/>
+              <w:spacing w:before="0" w:after="0" w:line="240" w:lineRule="auto"/>
               <w:jc w:val="center"/>
             </w:pPr>
             <w:r>
@@ -1267,7 +1267,7 @@
           </w:tcPr>
           <w:p>
             <w:pPr>
-              <w:spacing w:before="0" w:after="0"/>
+              <w:spacing w:before="0" w:after="0" w:line="240" w:lineRule="auto"/>
               <w:jc w:val="center"/>
             </w:pPr>
             <w:r>
@@ -1298,7 +1298,7 @@
           </w:tcPr>
           <w:p>
             <w:pPr>
-              <w:spacing w:before="0" w:after="0"/>
+              <w:spacing w:before="0" w:after="0" w:line="240" w:lineRule="auto"/>
               <w:jc w:val="center"/>
             </w:pPr>
             <w:r>
@@ -1329,7 +1329,7 @@
           </w:tcPr>
           <w:p>
             <w:pPr>
-              <w:spacing w:before="0" w:after="0"/>
+              <w:spacing w:before="0" w:after="0" w:line="240" w:lineRule="auto"/>
               <w:jc w:val="center"/>
             </w:pPr>
             <w:r>
@@ -1360,7 +1360,7 @@
           </w:tcPr>
           <w:p>
             <w:pPr>
-              <w:spacing w:before="0" w:after="0"/>
+              <w:spacing w:before="0" w:after="0" w:line="240" w:lineRule="auto"/>
               <w:jc w:val="center"/>
             </w:pPr>
             <w:r>
@@ -1391,7 +1391,7 @@
           </w:tcPr>
           <w:p>
             <w:pPr>
-              <w:spacing w:before="0" w:after="0"/>
+              <w:spacing w:before="0" w:after="0" w:line="240" w:lineRule="auto"/>
               <w:jc w:val="center"/>
             </w:pPr>
             <w:r>
@@ -1422,7 +1422,7 @@
           </w:tcPr>
           <w:p>
             <w:pPr>
-              <w:spacing w:before="0" w:after="0"/>
+              <w:spacing w:before="0" w:after="0" w:line="240" w:lineRule="auto"/>
               <w:jc w:val="center"/>
             </w:pPr>
             <w:r>
@@ -1458,7 +1458,7 @@
           </w:tcPr>
           <w:p>
             <w:pPr>
-              <w:spacing w:before="0" w:after="0"/>
+              <w:spacing w:before="0" w:after="0" w:line="240" w:lineRule="auto"/>
               <w:jc w:val="center"/>
             </w:pPr>
             <w:r>
@@ -1489,7 +1489,7 @@
           </w:tcPr>
           <w:p>
             <w:pPr>
-              <w:spacing w:before="0" w:after="0"/>
+              <w:spacing w:before="0" w:after="0" w:line="240" w:lineRule="auto"/>
               <w:jc w:val="center"/>
             </w:pPr>
             <w:r>
@@ -1520,7 +1520,7 @@
           </w:tcPr>
           <w:p>
             <w:pPr>
-              <w:spacing w:before="0" w:after="0"/>
+              <w:spacing w:before="0" w:after="0" w:line="240" w:lineRule="auto"/>
               <w:jc w:val="center"/>
             </w:pPr>
             <w:r>
@@ -1551,7 +1551,7 @@
           </w:tcPr>
           <w:p>
             <w:pPr>
-              <w:spacing w:before="0" w:after="0"/>
+              <w:spacing w:before="0" w:after="0" w:line="240" w:lineRule="auto"/>
               <w:jc w:val="center"/>
             </w:pPr>
             <w:r>
@@ -1582,7 +1582,7 @@
           </w:tcPr>
           <w:p>
             <w:pPr>
-              <w:spacing w:before="0" w:after="0"/>
+              <w:spacing w:before="0" w:after="0" w:line="240" w:lineRule="auto"/>
               <w:jc w:val="center"/>
             </w:pPr>
             <w:r>
@@ -1613,7 +1613,7 @@
           </w:tcPr>
           <w:p>
             <w:pPr>
-              <w:spacing w:before="0" w:after="0"/>
+              <w:spacing w:before="0" w:after="0" w:line="240" w:lineRule="auto"/>
               <w:jc w:val="center"/>
             </w:pPr>
             <w:r>
@@ -1649,7 +1649,7 @@
           </w:tcPr>
           <w:p>
             <w:pPr>
-              <w:spacing w:before="0" w:after="0"/>
+              <w:spacing w:before="0" w:after="0" w:line="240" w:lineRule="auto"/>
               <w:jc w:val="center"/>
             </w:pPr>
             <w:r>
@@ -1680,7 +1680,7 @@
           </w:tcPr>
           <w:p>
             <w:pPr>
-              <w:spacing w:before="0" w:after="0"/>
+              <w:spacing w:before="0" w:after="0" w:line="240" w:lineRule="auto"/>
               <w:jc w:val="center"/>
             </w:pPr>
             <w:r>
@@ -1711,7 +1711,7 @@
           </w:tcPr>
           <w:p>
             <w:pPr>
-              <w:spacing w:before="0" w:after="0"/>
+              <w:spacing w:before="0" w:after="0" w:line="240" w:lineRule="auto"/>
               <w:jc w:val="center"/>
             </w:pPr>
             <w:r>
@@ -1742,7 +1742,7 @@
           </w:tcPr>
           <w:p>
             <w:pPr>
-              <w:spacing w:before="0" w:after="0"/>
+              <w:spacing w:before="0" w:after="0" w:line="240" w:lineRule="auto"/>
               <w:jc w:val="center"/>
             </w:pPr>
             <w:r>
@@ -1773,7 +1773,7 @@
           </w:tcPr>
           <w:p>
             <w:pPr>
-              <w:spacing w:before="0" w:after="0"/>
+              <w:spacing w:before="0" w:after="0" w:line="240" w:lineRule="auto"/>
               <w:jc w:val="center"/>
             </w:pPr>
             <w:r>
@@ -1804,7 +1804,7 @@
           </w:tcPr>
           <w:p>
             <w:pPr>
-              <w:spacing w:before="0" w:after="0"/>
+              <w:spacing w:before="0" w:after="0" w:line="240" w:lineRule="auto"/>
               <w:jc w:val="center"/>
             </w:pPr>
             <w:r>
@@ -1840,7 +1840,7 @@
           </w:tcPr>
           <w:p>
             <w:pPr>
-              <w:spacing w:before="0" w:after="0"/>
+              <w:spacing w:before="0" w:after="0" w:line="240" w:lineRule="auto"/>
               <w:jc w:val="center"/>
             </w:pPr>
             <w:r>
@@ -1871,7 +1871,7 @@
           </w:tcPr>
           <w:p>
             <w:pPr>
-              <w:spacing w:before="0" w:after="0"/>
+              <w:spacing w:before="0" w:after="0" w:line="240" w:lineRule="auto"/>
               <w:jc w:val="center"/>
             </w:pPr>
             <w:r>
@@ -1902,7 +1902,7 @@
           </w:tcPr>
           <w:p>
             <w:pPr>
-              <w:spacing w:before="0" w:after="0"/>
+              <w:spacing w:before="0" w:after="0" w:line="240" w:lineRule="auto"/>
               <w:jc w:val="center"/>
             </w:pPr>
             <w:r>
@@ -1933,7 +1933,7 @@
           </w:tcPr>
           <w:p>
             <w:pPr>
-              <w:spacing w:before="0" w:after="0"/>
+              <w:spacing w:before="0" w:after="0" w:line="240" w:lineRule="auto"/>
               <w:jc w:val="center"/>
             </w:pPr>
             <w:r>
@@ -1964,7 +1964,7 @@
           </w:tcPr>
           <w:p>
             <w:pPr>
-              <w:spacing w:before="0" w:after="0"/>
+              <w:spacing w:before="0" w:after="0" w:line="240" w:lineRule="auto"/>
               <w:jc w:val="center"/>
             </w:pPr>
             <w:r>
@@ -1995,7 +1995,7 @@
           </w:tcPr>
           <w:p>
             <w:pPr>
-              <w:spacing w:before="0" w:after="0"/>
+              <w:spacing w:before="0" w:after="0" w:line="240" w:lineRule="auto"/>
               <w:jc w:val="center"/>
             </w:pPr>
             <w:r>
@@ -2016,7 +2016,7 @@
     <w:p>
       <w:pPr>
         <w:pStyle w:val="Endure-ChapterBodyText"/>
-        <w:spacing w:before="100" w:after="100"/>
+        <w:spacing w:before="100" w:after="100" w:line="240" w:lineRule="auto"/>
       </w:pPr>
       <w:r>
         <w:rPr>
@@ -2029,14 +2029,14 @@
       <w:pPr>
         <w:pStyle w:val="Endure-Subhead"/>
         <w:keepNext/>
-        <w:spacing w:before="160" w:after="60"/>
+        <w:spacing w:before="160" w:after="60" w:line="240" w:lineRule="auto"/>
         <w:outlineLvl w:val="2"/>
       </w:pPr>
       <w:r>
         <w:rPr>
           <w:sz w:val="22"/>
         </w:rPr>
-        <w:t>29.1.2 Instalar faster-whisper via Container NVIDIA</w:t>
+        <w:t>13.1.2 Instalar faster-whisper via Container NVIDIA</w:t>
       </w:r>
     </w:p>
     <w:tbl>
@@ -2665,20 +2665,20 @@
       <w:pPr>
         <w:pStyle w:val="Endure-Subhead"/>
         <w:keepNext/>
-        <w:spacing w:before="160" w:after="60"/>
+        <w:spacing w:before="160" w:after="60" w:line="240" w:lineRule="auto"/>
         <w:outlineLvl w:val="2"/>
       </w:pPr>
       <w:r>
         <w:rPr>
           <w:sz w:val="22"/>
         </w:rPr>
-        <w:t>29.1.3 Transcripción de Audio</w:t>
+        <w:t>13.1.3 Transcripción de Audio</w:t>
       </w:r>
     </w:p>
     <w:p>
       <w:pPr>
         <w:pStyle w:val="Endure-FirstParagraphBodyText"/>
-        <w:spacing w:before="100" w:after="100"/>
+        <w:spacing w:before="100" w:after="100" w:line="240" w:lineRule="auto"/>
       </w:pPr>
       <w:r>
         <w:rPr>
@@ -3817,20 +3817,20 @@
       <w:pPr>
         <w:pStyle w:val="Endure-Subhead"/>
         <w:keepNext/>
-        <w:spacing w:before="160" w:after="60"/>
+        <w:spacing w:before="160" w:after="60" w:line="240" w:lineRule="auto"/>
         <w:outlineLvl w:val="2"/>
       </w:pPr>
       <w:r>
         <w:rPr>
           <w:sz w:val="22"/>
         </w:rPr>
-        <w:t>29.1.4 Diarización de Hablantes (¿Quién Habló Cuándo?)</w:t>
+        <w:t>13.1.4 Diarización de Hablantes (¿Quién Habló Cuándo?)</w:t>
       </w:r>
     </w:p>
     <w:p>
       <w:pPr>
         <w:pStyle w:val="Endure-FirstParagraphBodyText"/>
-        <w:spacing w:before="100" w:after="100"/>
+        <w:spacing w:before="100" w:after="100" w:line="240" w:lineRule="auto"/>
       </w:pPr>
       <w:r>
         <w:rPr>
@@ -5676,34 +5676,34 @@
       <w:pPr>
         <w:pStyle w:val="Endure-Subhead"/>
         <w:keepNext/>
-        <w:spacing w:before="240" w:after="60"/>
+        <w:spacing w:before="240" w:after="60" w:line="240" w:lineRule="auto"/>
         <w:outlineLvl w:val="1"/>
       </w:pPr>
       <w:r>
         <w:rPr>
           <w:sz w:val="24"/>
         </w:rPr>
-        <w:t>29.2 TTS con kokoro-tts</w:t>
+        <w:t>13.2 TTS con kokoro-tts</w:t>
       </w:r>
     </w:p>
     <w:p>
       <w:pPr>
         <w:pStyle w:val="Endure-Subhead"/>
         <w:keepNext/>
-        <w:spacing w:before="160" w:after="60"/>
+        <w:spacing w:before="160" w:after="60" w:line="240" w:lineRule="auto"/>
         <w:outlineLvl w:val="2"/>
       </w:pPr>
       <w:r>
         <w:rPr>
           <w:sz w:val="22"/>
         </w:rPr>
-        <w:t>29.2.1 Voces Disponibles en Español</w:t>
+        <w:t>13.2.1 Voces Disponibles en Español</w:t>
       </w:r>
     </w:p>
     <w:p>
       <w:pPr>
         <w:pStyle w:val="Endure-FirstParagraphBodyText"/>
-        <w:spacing w:before="100" w:after="100"/>
+        <w:spacing w:before="100" w:after="100" w:line="240" w:lineRule="auto"/>
       </w:pPr>
       <w:r>
         <w:rPr>
@@ -5750,7 +5750,7 @@
           </w:tcPr>
           <w:p>
             <w:pPr>
-              <w:spacing w:before="0" w:after="0"/>
+              <w:spacing w:before="0" w:after="0" w:line="240" w:lineRule="auto"/>
               <w:jc w:val="center"/>
             </w:pPr>
             <w:r>
@@ -5783,7 +5783,7 @@
           </w:tcPr>
           <w:p>
             <w:pPr>
-              <w:spacing w:before="0" w:after="0"/>
+              <w:spacing w:before="0" w:after="0" w:line="240" w:lineRule="auto"/>
               <w:jc w:val="center"/>
             </w:pPr>
             <w:r>
@@ -5816,7 +5816,7 @@
           </w:tcPr>
           <w:p>
             <w:pPr>
-              <w:spacing w:before="0" w:after="0"/>
+              <w:spacing w:before="0" w:after="0" w:line="240" w:lineRule="auto"/>
               <w:jc w:val="center"/>
             </w:pPr>
             <w:r>
@@ -5849,7 +5849,7 @@
           </w:tcPr>
           <w:p>
             <w:pPr>
-              <w:spacing w:before="0" w:after="0"/>
+              <w:spacing w:before="0" w:after="0" w:line="240" w:lineRule="auto"/>
               <w:jc w:val="center"/>
             </w:pPr>
             <w:r>
@@ -5882,7 +5882,7 @@
           </w:tcPr>
           <w:p>
             <w:pPr>
-              <w:spacing w:before="0" w:after="0"/>
+              <w:spacing w:before="0" w:after="0" w:line="240" w:lineRule="auto"/>
               <w:jc w:val="center"/>
             </w:pPr>
             <w:r>
@@ -5920,7 +5920,7 @@
           </w:tcPr>
           <w:p>
             <w:pPr>
-              <w:spacing w:before="0" w:after="0"/>
+              <w:spacing w:before="0" w:after="0" w:line="240" w:lineRule="auto"/>
               <w:jc w:val="center"/>
             </w:pPr>
             <w:r>
@@ -5951,7 +5951,7 @@
           </w:tcPr>
           <w:p>
             <w:pPr>
-              <w:spacing w:before="0" w:after="0"/>
+              <w:spacing w:before="0" w:after="0" w:line="240" w:lineRule="auto"/>
               <w:jc w:val="center"/>
             </w:pPr>
             <w:r>
@@ -5982,7 +5982,7 @@
           </w:tcPr>
           <w:p>
             <w:pPr>
-              <w:spacing w:before="0" w:after="0"/>
+              <w:spacing w:before="0" w:after="0" w:line="240" w:lineRule="auto"/>
               <w:jc w:val="center"/>
             </w:pPr>
             <w:r>
@@ -6013,7 +6013,7 @@
           </w:tcPr>
           <w:p>
             <w:pPr>
-              <w:spacing w:before="0" w:after="0"/>
+              <w:spacing w:before="0" w:after="0" w:line="240" w:lineRule="auto"/>
               <w:jc w:val="center"/>
             </w:pPr>
             <w:r>
@@ -6044,7 +6044,7 @@
           </w:tcPr>
           <w:p>
             <w:pPr>
-              <w:spacing w:before="0" w:after="0"/>
+              <w:spacing w:before="0" w:after="0" w:line="240" w:lineRule="auto"/>
               <w:jc w:val="both"/>
             </w:pPr>
             <w:r>
@@ -6080,7 +6080,7 @@
           </w:tcPr>
           <w:p>
             <w:pPr>
-              <w:spacing w:before="0" w:after="0"/>
+              <w:spacing w:before="0" w:after="0" w:line="240" w:lineRule="auto"/>
               <w:jc w:val="center"/>
             </w:pPr>
             <w:r>
@@ -6111,7 +6111,7 @@
           </w:tcPr>
           <w:p>
             <w:pPr>
-              <w:spacing w:before="0" w:after="0"/>
+              <w:spacing w:before="0" w:after="0" w:line="240" w:lineRule="auto"/>
               <w:jc w:val="center"/>
             </w:pPr>
             <w:r>
@@ -6142,7 +6142,7 @@
           </w:tcPr>
           <w:p>
             <w:pPr>
-              <w:spacing w:before="0" w:after="0"/>
+              <w:spacing w:before="0" w:after="0" w:line="240" w:lineRule="auto"/>
               <w:jc w:val="center"/>
             </w:pPr>
             <w:r>
@@ -6173,7 +6173,7 @@
           </w:tcPr>
           <w:p>
             <w:pPr>
-              <w:spacing w:before="0" w:after="0"/>
+              <w:spacing w:before="0" w:after="0" w:line="240" w:lineRule="auto"/>
               <w:jc w:val="center"/>
             </w:pPr>
             <w:r>
@@ -6204,7 +6204,7 @@
           </w:tcPr>
           <w:p>
             <w:pPr>
-              <w:spacing w:before="0" w:after="0"/>
+              <w:spacing w:before="0" w:after="0" w:line="240" w:lineRule="auto"/>
               <w:jc w:val="both"/>
             </w:pPr>
             <w:r>
@@ -6240,7 +6240,7 @@
           </w:tcPr>
           <w:p>
             <w:pPr>
-              <w:spacing w:before="0" w:after="0"/>
+              <w:spacing w:before="0" w:after="0" w:line="240" w:lineRule="auto"/>
               <w:jc w:val="center"/>
             </w:pPr>
             <w:r>
@@ -6271,7 +6271,7 @@
           </w:tcPr>
           <w:p>
             <w:pPr>
-              <w:spacing w:before="0" w:after="0"/>
+              <w:spacing w:before="0" w:after="0" w:line="240" w:lineRule="auto"/>
               <w:jc w:val="center"/>
             </w:pPr>
             <w:r>
@@ -6302,7 +6302,7 @@
           </w:tcPr>
           <w:p>
             <w:pPr>
-              <w:spacing w:before="0" w:after="0"/>
+              <w:spacing w:before="0" w:after="0" w:line="240" w:lineRule="auto"/>
               <w:jc w:val="center"/>
             </w:pPr>
             <w:r>
@@ -6333,7 +6333,7 @@
           </w:tcPr>
           <w:p>
             <w:pPr>
-              <w:spacing w:before="0" w:after="0"/>
+              <w:spacing w:before="0" w:after="0" w:line="240" w:lineRule="auto"/>
               <w:jc w:val="center"/>
             </w:pPr>
             <w:r>
@@ -6364,7 +6364,7 @@
           </w:tcPr>
           <w:p>
             <w:pPr>
-              <w:spacing w:before="0" w:after="0"/>
+              <w:spacing w:before="0" w:after="0" w:line="240" w:lineRule="auto"/>
               <w:jc w:val="both"/>
             </w:pPr>
             <w:r>
@@ -6400,7 +6400,7 @@
           </w:tcPr>
           <w:p>
             <w:pPr>
-              <w:spacing w:before="0" w:after="0"/>
+              <w:spacing w:before="0" w:after="0" w:line="240" w:lineRule="auto"/>
               <w:jc w:val="center"/>
             </w:pPr>
             <w:r>
@@ -6431,7 +6431,7 @@
           </w:tcPr>
           <w:p>
             <w:pPr>
-              <w:spacing w:before="0" w:after="0"/>
+              <w:spacing w:before="0" w:after="0" w:line="240" w:lineRule="auto"/>
               <w:jc w:val="center"/>
             </w:pPr>
             <w:r>
@@ -6462,7 +6462,7 @@
           </w:tcPr>
           <w:p>
             <w:pPr>
-              <w:spacing w:before="0" w:after="0"/>
+              <w:spacing w:before="0" w:after="0" w:line="240" w:lineRule="auto"/>
               <w:jc w:val="center"/>
             </w:pPr>
             <w:r>
@@ -6493,7 +6493,7 @@
           </w:tcPr>
           <w:p>
             <w:pPr>
-              <w:spacing w:before="0" w:after="0"/>
+              <w:spacing w:before="0" w:after="0" w:line="240" w:lineRule="auto"/>
               <w:jc w:val="center"/>
             </w:pPr>
             <w:r>
@@ -6524,7 +6524,7 @@
           </w:tcPr>
           <w:p>
             <w:pPr>
-              <w:spacing w:before="0" w:after="0"/>
+              <w:spacing w:before="0" w:after="0" w:line="240" w:lineRule="auto"/>
               <w:jc w:val="both"/>
             </w:pPr>
             <w:r>
@@ -6560,7 +6560,7 @@
           </w:tcPr>
           <w:p>
             <w:pPr>
-              <w:spacing w:before="0" w:after="0"/>
+              <w:spacing w:before="0" w:after="0" w:line="240" w:lineRule="auto"/>
               <w:jc w:val="center"/>
             </w:pPr>
             <w:r>
@@ -6591,7 +6591,7 @@
           </w:tcPr>
           <w:p>
             <w:pPr>
-              <w:spacing w:before="0" w:after="0"/>
+              <w:spacing w:before="0" w:after="0" w:line="240" w:lineRule="auto"/>
               <w:jc w:val="center"/>
             </w:pPr>
             <w:r>
@@ -6622,7 +6622,7 @@
           </w:tcPr>
           <w:p>
             <w:pPr>
-              <w:spacing w:before="0" w:after="0"/>
+              <w:spacing w:before="0" w:after="0" w:line="240" w:lineRule="auto"/>
               <w:jc w:val="center"/>
             </w:pPr>
             <w:r>
@@ -6653,7 +6653,7 @@
           </w:tcPr>
           <w:p>
             <w:pPr>
-              <w:spacing w:before="0" w:after="0"/>
+              <w:spacing w:before="0" w:after="0" w:line="240" w:lineRule="auto"/>
               <w:jc w:val="center"/>
             </w:pPr>
             <w:r>
@@ -6684,7 +6684,7 @@
           </w:tcPr>
           <w:p>
             <w:pPr>
-              <w:spacing w:before="0" w:after="0"/>
+              <w:spacing w:before="0" w:after="0" w:line="240" w:lineRule="auto"/>
               <w:jc w:val="both"/>
             </w:pPr>
             <w:r>
@@ -6720,7 +6720,7 @@
           </w:tcPr>
           <w:p>
             <w:pPr>
-              <w:spacing w:before="0" w:after="0"/>
+              <w:spacing w:before="0" w:after="0" w:line="240" w:lineRule="auto"/>
               <w:jc w:val="center"/>
             </w:pPr>
             <w:r>
@@ -6751,7 +6751,7 @@
           </w:tcPr>
           <w:p>
             <w:pPr>
-              <w:spacing w:before="0" w:after="0"/>
+              <w:spacing w:before="0" w:after="0" w:line="240" w:lineRule="auto"/>
               <w:jc w:val="center"/>
             </w:pPr>
             <w:r>
@@ -6782,7 +6782,7 @@
           </w:tcPr>
           <w:p>
             <w:pPr>
-              <w:spacing w:before="0" w:after="0"/>
+              <w:spacing w:before="0" w:after="0" w:line="240" w:lineRule="auto"/>
               <w:jc w:val="center"/>
             </w:pPr>
             <w:r>
@@ -6813,7 +6813,7 @@
           </w:tcPr>
           <w:p>
             <w:pPr>
-              <w:spacing w:before="0" w:after="0"/>
+              <w:spacing w:before="0" w:after="0" w:line="240" w:lineRule="auto"/>
               <w:jc w:val="center"/>
             </w:pPr>
             <w:r>
@@ -6844,7 +6844,7 @@
           </w:tcPr>
           <w:p>
             <w:pPr>
-              <w:spacing w:before="0" w:after="0"/>
+              <w:spacing w:before="0" w:after="0" w:line="240" w:lineRule="auto"/>
               <w:jc w:val="center"/>
             </w:pPr>
             <w:r>
@@ -6866,14 +6866,14 @@
       <w:pPr>
         <w:pStyle w:val="Endure-Subhead"/>
         <w:keepNext/>
-        <w:spacing w:before="160" w:after="60"/>
+        <w:spacing w:before="160" w:after="60" w:line="240" w:lineRule="auto"/>
         <w:outlineLvl w:val="2"/>
       </w:pPr>
       <w:r>
         <w:rPr>
           <w:sz w:val="22"/>
         </w:rPr>
-        <w:t>29.2.2 Instalar kokoro-tts</w:t>
+        <w:t>13.2.2 Instalar kokoro-tts</w:t>
       </w:r>
     </w:p>
     <w:tbl>
@@ -7256,14 +7256,14 @@
       <w:pPr>
         <w:pStyle w:val="Endure-Subhead"/>
         <w:keepNext/>
-        <w:spacing w:before="160" w:after="60"/>
+        <w:spacing w:before="160" w:after="60" w:line="240" w:lineRule="auto"/>
         <w:outlineLvl w:val="2"/>
       </w:pPr>
       <w:r>
         <w:rPr>
           <w:sz w:val="22"/>
         </w:rPr>
-        <w:t>29.2.3 Síntesis de Voz con kokoro-tts</w:t>
+        <w:t>13.2.3 Síntesis de Voz con kokoro-tts</w:t>
       </w:r>
     </w:p>
     <w:tbl>
@@ -8968,20 +8968,20 @@
       <w:pPr>
         <w:pStyle w:val="Endure-Subhead"/>
         <w:keepNext/>
-        <w:spacing w:before="240" w:after="60"/>
+        <w:spacing w:before="240" w:after="60" w:line="240" w:lineRule="auto"/>
         <w:outlineLvl w:val="1"/>
       </w:pPr>
       <w:r>
         <w:rPr>
           <w:sz w:val="24"/>
         </w:rPr>
-        <w:t>29.3 TTS con piper-tts (Síntesis Ultrarrápida)</w:t>
+        <w:t>13.3 TTS con piper-tts (Síntesis Ultrarrápida)</w:t>
       </w:r>
     </w:p>
     <w:p>
       <w:pPr>
         <w:pStyle w:val="Endure-FirstParagraphBodyText"/>
-        <w:spacing w:before="100" w:after="100"/>
+        <w:spacing w:before="100" w:after="100" w:line="240" w:lineRule="auto"/>
       </w:pPr>
       <w:r>
         <w:rPr>
@@ -10024,14 +10024,14 @@
       <w:pPr>
         <w:pStyle w:val="Endure-Subhead"/>
         <w:keepNext/>
-        <w:spacing w:before="160" w:after="60"/>
+        <w:spacing w:before="160" w:after="60" w:line="240" w:lineRule="auto"/>
         <w:outlineLvl w:val="2"/>
       </w:pPr>
       <w:r>
         <w:rPr>
           <w:sz w:val="22"/>
         </w:rPr>
-        <w:t>29.3.1 Tabla Comparativa kokoro-tts vs piper</w:t>
+        <w:t>13.3.1 Tabla Comparativa kokoro-tts vs piper</w:t>
       </w:r>
     </w:p>
     <w:tbl>
@@ -10070,7 +10070,7 @@
           </w:tcPr>
           <w:p>
             <w:pPr>
-              <w:spacing w:before="0" w:after="0"/>
+              <w:spacing w:before="0" w:after="0" w:line="240" w:lineRule="auto"/>
               <w:jc w:val="center"/>
             </w:pPr>
             <w:r>
@@ -10103,7 +10103,7 @@
           </w:tcPr>
           <w:p>
             <w:pPr>
-              <w:spacing w:before="0" w:after="0"/>
+              <w:spacing w:before="0" w:after="0" w:line="240" w:lineRule="auto"/>
               <w:jc w:val="center"/>
             </w:pPr>
             <w:r>
@@ -10136,7 +10136,7 @@
           </w:tcPr>
           <w:p>
             <w:pPr>
-              <w:spacing w:before="0" w:after="0"/>
+              <w:spacing w:before="0" w:after="0" w:line="240" w:lineRule="auto"/>
               <w:jc w:val="center"/>
             </w:pPr>
             <w:r>
@@ -10174,7 +10174,7 @@
           </w:tcPr>
           <w:p>
             <w:pPr>
-              <w:spacing w:before="0" w:after="0"/>
+              <w:spacing w:before="0" w:after="0" w:line="240" w:lineRule="auto"/>
               <w:jc w:val="center"/>
             </w:pPr>
             <w:r>
@@ -10205,7 +10205,7 @@
           </w:tcPr>
           <w:p>
             <w:pPr>
-              <w:spacing w:before="0" w:after="0"/>
+              <w:spacing w:before="0" w:after="0" w:line="240" w:lineRule="auto"/>
               <w:jc w:val="center"/>
             </w:pPr>
             <w:r>
@@ -10236,7 +10236,7 @@
           </w:tcPr>
           <w:p>
             <w:pPr>
-              <w:spacing w:before="0" w:after="0"/>
+              <w:spacing w:before="0" w:after="0" w:line="240" w:lineRule="auto"/>
               <w:jc w:val="center"/>
             </w:pPr>
             <w:r>
@@ -10272,7 +10272,7 @@
           </w:tcPr>
           <w:p>
             <w:pPr>
-              <w:spacing w:before="0" w:after="0"/>
+              <w:spacing w:before="0" w:after="0" w:line="240" w:lineRule="auto"/>
               <w:jc w:val="center"/>
             </w:pPr>
             <w:r>
@@ -10303,7 +10303,7 @@
           </w:tcPr>
           <w:p>
             <w:pPr>
-              <w:spacing w:before="0" w:after="0"/>
+              <w:spacing w:before="0" w:after="0" w:line="240" w:lineRule="auto"/>
               <w:jc w:val="center"/>
             </w:pPr>
             <w:r>
@@ -10334,7 +10334,7 @@
           </w:tcPr>
           <w:p>
             <w:pPr>
-              <w:spacing w:before="0" w:after="0"/>
+              <w:spacing w:before="0" w:after="0" w:line="240" w:lineRule="auto"/>
               <w:jc w:val="center"/>
             </w:pPr>
             <w:r>
@@ -10370,7 +10370,7 @@
           </w:tcPr>
           <w:p>
             <w:pPr>
-              <w:spacing w:before="0" w:after="0"/>
+              <w:spacing w:before="0" w:after="0" w:line="240" w:lineRule="auto"/>
               <w:jc w:val="center"/>
             </w:pPr>
             <w:r>
@@ -10401,7 +10401,7 @@
           </w:tcPr>
           <w:p>
             <w:pPr>
-              <w:spacing w:before="0" w:after="0"/>
+              <w:spacing w:before="0" w:after="0" w:line="240" w:lineRule="auto"/>
               <w:jc w:val="center"/>
             </w:pPr>
             <w:r>
@@ -10432,7 +10432,7 @@
           </w:tcPr>
           <w:p>
             <w:pPr>
-              <w:spacing w:before="0" w:after="0"/>
+              <w:spacing w:before="0" w:after="0" w:line="240" w:lineRule="auto"/>
               <w:jc w:val="center"/>
             </w:pPr>
             <w:r>
@@ -10468,7 +10468,7 @@
           </w:tcPr>
           <w:p>
             <w:pPr>
-              <w:spacing w:before="0" w:after="0"/>
+              <w:spacing w:before="0" w:after="0" w:line="240" w:lineRule="auto"/>
               <w:jc w:val="center"/>
             </w:pPr>
             <w:r>
@@ -10499,7 +10499,7 @@
           </w:tcPr>
           <w:p>
             <w:pPr>
-              <w:spacing w:before="0" w:after="0"/>
+              <w:spacing w:before="0" w:after="0" w:line="240" w:lineRule="auto"/>
               <w:jc w:val="center"/>
             </w:pPr>
             <w:r>
@@ -10530,7 +10530,7 @@
           </w:tcPr>
           <w:p>
             <w:pPr>
-              <w:spacing w:before="0" w:after="0"/>
+              <w:spacing w:before="0" w:after="0" w:line="240" w:lineRule="auto"/>
               <w:jc w:val="center"/>
             </w:pPr>
             <w:r>
@@ -10566,7 +10566,7 @@
           </w:tcPr>
           <w:p>
             <w:pPr>
-              <w:spacing w:before="0" w:after="0"/>
+              <w:spacing w:before="0" w:after="0" w:line="240" w:lineRule="auto"/>
               <w:jc w:val="center"/>
             </w:pPr>
             <w:r>
@@ -10597,7 +10597,7 @@
           </w:tcPr>
           <w:p>
             <w:pPr>
-              <w:spacing w:before="0" w:after="0"/>
+              <w:spacing w:before="0" w:after="0" w:line="240" w:lineRule="auto"/>
               <w:jc w:val="center"/>
             </w:pPr>
             <w:r>
@@ -10628,7 +10628,7 @@
           </w:tcPr>
           <w:p>
             <w:pPr>
-              <w:spacing w:before="0" w:after="0"/>
+              <w:spacing w:before="0" w:after="0" w:line="240" w:lineRule="auto"/>
               <w:jc w:val="center"/>
             </w:pPr>
             <w:r>
@@ -10664,7 +10664,7 @@
           </w:tcPr>
           <w:p>
             <w:pPr>
-              <w:spacing w:before="0" w:after="0"/>
+              <w:spacing w:before="0" w:after="0" w:line="240" w:lineRule="auto"/>
               <w:jc w:val="center"/>
             </w:pPr>
             <w:r>
@@ -10695,7 +10695,7 @@
           </w:tcPr>
           <w:p>
             <w:pPr>
-              <w:spacing w:before="0" w:after="0"/>
+              <w:spacing w:before="0" w:after="0" w:line="240" w:lineRule="auto"/>
               <w:jc w:val="center"/>
             </w:pPr>
             <w:r>
@@ -10726,7 +10726,7 @@
           </w:tcPr>
           <w:p>
             <w:pPr>
-              <w:spacing w:before="0" w:after="0"/>
+              <w:spacing w:before="0" w:after="0" w:line="240" w:lineRule="auto"/>
               <w:jc w:val="center"/>
             </w:pPr>
             <w:r>
@@ -10762,7 +10762,7 @@
           </w:tcPr>
           <w:p>
             <w:pPr>
-              <w:spacing w:before="0" w:after="0"/>
+              <w:spacing w:before="0" w:after="0" w:line="240" w:lineRule="auto"/>
               <w:jc w:val="center"/>
             </w:pPr>
             <w:r>
@@ -10793,7 +10793,7 @@
           </w:tcPr>
           <w:p>
             <w:pPr>
-              <w:spacing w:before="0" w:after="0"/>
+              <w:spacing w:before="0" w:after="0" w:line="240" w:lineRule="auto"/>
               <w:jc w:val="center"/>
             </w:pPr>
             <w:r>
@@ -10824,7 +10824,7 @@
           </w:tcPr>
           <w:p>
             <w:pPr>
-              <w:spacing w:before="0" w:after="0"/>
+              <w:spacing w:before="0" w:after="0" w:line="240" w:lineRule="auto"/>
               <w:jc w:val="center"/>
             </w:pPr>
             <w:r>
@@ -10845,7 +10845,7 @@
     <w:p>
       <w:pPr>
         <w:pStyle w:val="Endure-ChapterBodyText"/>
-        <w:spacing w:before="100" w:after="100"/>
+        <w:spacing w:before="100" w:after="100" w:line="240" w:lineRule="auto"/>
       </w:pPr>
       <w:r>
         <w:rPr>
@@ -10865,14 +10865,14 @@
       <w:pPr>
         <w:pStyle w:val="Endure-Subhead"/>
         <w:keepNext/>
-        <w:spacing w:before="240" w:after="60"/>
+        <w:spacing w:before="240" w:after="60" w:line="240" w:lineRule="auto"/>
         <w:outlineLvl w:val="1"/>
       </w:pPr>
       <w:r>
         <w:rPr>
           <w:sz w:val="24"/>
         </w:rPr>
-        <w:t>29.4 Pipeline Completo: STT → LLM → TTS (Asistente de Voz)</w:t>
+        <w:t>13.4 Pipeline Completo: STT → LLM → TTS (Asistente de Voz)</w:t>
       </w:r>
     </w:p>
     <w:p>
@@ -10895,7 +10895,7 @@
                     <pic:cNvPicPr/>
                   </pic:nvPicPr>
                   <pic:blipFill>
-                    <a:blip r:embed="rId47"/>
+                    <a:blip r:embed="rId52"/>
                     <a:stretch>
                       <a:fillRect/>
                     </a:stretch>
@@ -10917,7 +10917,7 @@
     <w:p>
       <w:pPr>
         <w:pStyle w:val="Endure-CopyrightPage"/>
-        <w:spacing w:before="40" w:after="160"/>
+        <w:spacing w:before="40" w:after="160" w:line="240" w:lineRule="auto"/>
         <w:jc w:val="center"/>
       </w:pPr>
       <w:r>
@@ -10931,7 +10931,7 @@
     <w:p>
       <w:pPr>
         <w:pStyle w:val="Endure-ChapterBodyText"/>
-        <w:spacing w:before="100" w:after="100"/>
+        <w:spacing w:before="100" w:after="100" w:line="240" w:lineRule="auto"/>
       </w:pPr>
       <w:r>
         <w:rPr>
@@ -14697,14 +14697,14 @@
       <w:pPr>
         <w:pStyle w:val="Endure-Subhead"/>
         <w:keepNext/>
-        <w:spacing w:before="240" w:after="60"/>
+        <w:spacing w:before="240" w:after="60" w:line="240" w:lineRule="auto"/>
         <w:outlineLvl w:val="1"/>
       </w:pPr>
       <w:r>
         <w:rPr>
           <w:sz w:val="24"/>
         </w:rPr>
-        <w:t>29.5 Monitoreo</w:t>
+        <w:t>13.5 Monitoreo</w:t>
       </w:r>
     </w:p>
     <w:tbl>
@@ -15004,14 +15004,14 @@
       <w:pPr>
         <w:pStyle w:val="Endure-Subhead"/>
         <w:keepNext/>
-        <w:spacing w:before="240" w:after="60"/>
+        <w:spacing w:before="240" w:after="60" w:line="240" w:lineRule="auto"/>
         <w:outlineLvl w:val="1"/>
       </w:pPr>
       <w:r>
         <w:rPr>
           <w:sz w:val="24"/>
         </w:rPr>
-        <w:t>29.6 Aliases</w:t>
+        <w:t>13.6 Aliases</w:t>
       </w:r>
     </w:p>
     <w:tbl>
@@ -15503,21 +15503,21 @@
       <w:pPr>
         <w:pStyle w:val="Endure-Subhead"/>
         <w:keepNext/>
-        <w:spacing w:before="240" w:after="60"/>
+        <w:spacing w:before="240" w:after="60" w:line="240" w:lineRule="auto"/>
         <w:outlineLvl w:val="1"/>
       </w:pPr>
       <w:r>
         <w:rPr>
           <w:sz w:val="24"/>
         </w:rPr>
-        <w:t>29.7 Solución de Problemas</w:t>
+        <w:t>13.7 Solución de Problemas</w:t>
       </w:r>
     </w:p>
     <w:p>
       <w:pPr>
         <w:pStyle w:val="Endure-Subhead"/>
         <w:keepNext/>
-        <w:spacing w:before="160" w:after="60"/>
+        <w:spacing w:before="160" w:after="60" w:line="240" w:lineRule="auto"/>
         <w:outlineLvl w:val="2"/>
       </w:pPr>
       <w:r>
@@ -15680,7 +15680,7 @@
       <w:pPr>
         <w:pStyle w:val="Endure-Subhead"/>
         <w:keepNext/>
-        <w:spacing w:before="160" w:after="60"/>
+        <w:spacing w:before="160" w:after="60" w:line="240" w:lineRule="auto"/>
         <w:outlineLvl w:val="2"/>
       </w:pPr>
       <w:r>
@@ -15855,7 +15855,7 @@
       <w:pPr>
         <w:pStyle w:val="Endure-Subhead"/>
         <w:keepNext/>
-        <w:spacing w:before="160" w:after="60"/>
+        <w:spacing w:before="160" w:after="60" w:line="240" w:lineRule="auto"/>
         <w:outlineLvl w:val="2"/>
       </w:pPr>
       <w:r>
@@ -16117,7 +16117,7 @@
       <w:pPr>
         <w:pStyle w:val="Endure-Subhead"/>
         <w:keepNext/>
-        <w:spacing w:before="160" w:after="60"/>
+        <w:spacing w:before="160" w:after="60" w:line="240" w:lineRule="auto"/>
         <w:outlineLvl w:val="2"/>
       </w:pPr>
       <w:r>
@@ -16346,7 +16346,7 @@
       <w:pPr>
         <w:pStyle w:val="Endure-Subhead"/>
         <w:keepNext/>
-        <w:spacing w:before="240" w:after="60"/>
+        <w:spacing w:before="240" w:after="60" w:line="240" w:lineRule="auto"/>
         <w:outlineLvl w:val="1"/>
       </w:pPr>
       <w:r>
@@ -16360,7 +16360,7 @@
       <w:pPr>
         <w:pStyle w:val="Endure-Subhead"/>
         <w:keepNext/>
-        <w:spacing w:before="160" w:after="60"/>
+        <w:spacing w:before="160" w:after="60" w:line="240" w:lineRule="auto"/>
         <w:outlineLvl w:val="2"/>
       </w:pPr>
       <w:r>
@@ -16373,7 +16373,7 @@
     <w:p>
       <w:pPr>
         <w:pStyle w:val="Endure-FirstParagraphBodyText"/>
-        <w:spacing w:before="100" w:after="100"/>
+        <w:spacing w:before="100" w:after="100" w:line="240" w:lineRule="auto"/>
       </w:pPr>
       <w:r>
         <w:rPr>
@@ -16645,7 +16645,7 @@
       <w:pPr>
         <w:pStyle w:val="Endure-Subhead"/>
         <w:keepNext/>
-        <w:spacing w:before="160" w:after="60"/>
+        <w:spacing w:before="160" w:after="60" w:line="240" w:lineRule="auto"/>
         <w:outlineLvl w:val="2"/>
       </w:pPr>
       <w:r>
@@ -16658,7 +16658,7 @@
     <w:p>
       <w:pPr>
         <w:pStyle w:val="Endure-FirstParagraphBodyText"/>
-        <w:spacing w:before="100" w:after="100"/>
+        <w:spacing w:before="100" w:after="100" w:line="240" w:lineRule="auto"/>
       </w:pPr>
       <w:r>
         <w:rPr>
@@ -17118,7 +17118,7 @@
       <w:pPr>
         <w:pStyle w:val="Endure-Subhead"/>
         <w:keepNext/>
-        <w:spacing w:before="160" w:after="60"/>
+        <w:spacing w:before="160" w:after="60" w:line="240" w:lineRule="auto"/>
         <w:outlineLvl w:val="2"/>
       </w:pPr>
       <w:r>
@@ -17131,7 +17131,7 @@
     <w:p>
       <w:pPr>
         <w:pStyle w:val="Endure-FirstParagraphBodyText"/>
-        <w:spacing w:before="100" w:after="100"/>
+        <w:spacing w:before="100" w:after="100" w:line="240" w:lineRule="auto"/>
       </w:pPr>
       <w:r>
         <w:rPr>
@@ -17360,7 +17360,7 @@
       <w:pPr>
         <w:pStyle w:val="Endure-Subhead"/>
         <w:keepNext/>
-        <w:spacing w:before="240" w:after="60"/>
+        <w:spacing w:before="240" w:after="60" w:line="240" w:lineRule="auto"/>
         <w:outlineLvl w:val="1"/>
       </w:pPr>
       <w:r>
@@ -17373,7 +17373,7 @@
     <w:p>
       <w:pPr>
         <w:pStyle w:val="Endure-FirstParagraphBodyText"/>
-        <w:spacing w:before="100" w:after="100"/>
+        <w:spacing w:before="100" w:after="100" w:line="240" w:lineRule="auto"/>
       </w:pPr>
       <w:r>
         <w:rPr>
@@ -17385,7 +17385,7 @@
     <w:p>
       <w:pPr>
         <w:pStyle w:val="Endure-ChapterBodyText"/>
-        <w:spacing w:before="40" w:after="40"/>
+        <w:spacing w:before="40" w:after="40" w:line="240" w:lineRule="auto"/>
         <w:ind w:left="360" w:hanging="216"/>
       </w:pPr>
       <w:r>
@@ -17411,7 +17411,7 @@
     <w:p>
       <w:pPr>
         <w:pStyle w:val="Endure-ChapterBodyText"/>
-        <w:spacing w:before="40" w:after="40"/>
+        <w:spacing w:before="40" w:after="40" w:line="240" w:lineRule="auto"/>
         <w:ind w:left="360" w:hanging="216"/>
       </w:pPr>
       <w:r>
@@ -17437,7 +17437,7 @@
     <w:p>
       <w:pPr>
         <w:pStyle w:val="Endure-ChapterBodyText"/>
-        <w:spacing w:before="40" w:after="40"/>
+        <w:spacing w:before="40" w:after="40" w:line="240" w:lineRule="auto"/>
         <w:ind w:left="360" w:hanging="216"/>
       </w:pPr>
       <w:r>
@@ -17463,7 +17463,7 @@
     <w:p>
       <w:pPr>
         <w:pStyle w:val="Endure-ChapterBodyText"/>
-        <w:spacing w:before="40" w:after="40"/>
+        <w:spacing w:before="40" w:after="40" w:line="240" w:lineRule="auto"/>
         <w:ind w:left="360" w:hanging="216"/>
       </w:pPr>
       <w:r>
@@ -17489,7 +17489,7 @@
     <w:p>
       <w:pPr>
         <w:pStyle w:val="Endure-ChapterBodyText"/>
-        <w:spacing w:before="40" w:after="40"/>
+        <w:spacing w:before="40" w:after="40" w:line="240" w:lineRule="auto"/>
         <w:ind w:left="360" w:hanging="216"/>
       </w:pPr>
       <w:r>
@@ -17515,7 +17515,7 @@
     <w:p>
       <w:pPr>
         <w:pStyle w:val="Endure-ChapterBodyText"/>
-        <w:spacing w:before="40" w:after="40"/>
+        <w:spacing w:before="40" w:after="40" w:line="240" w:lineRule="auto"/>
         <w:ind w:left="360" w:hanging="216"/>
       </w:pPr>
       <w:r>
@@ -17539,7 +17539,7 @@
     <w:p>
       <w:pPr>
         <w:pStyle w:val="Endure-ChapterBodyText"/>
-        <w:spacing w:before="100" w:after="100"/>
+        <w:spacing w:before="100" w:after="100" w:line="240" w:lineRule="auto"/>
       </w:pPr>
       <w:r>
         <w:rPr>
@@ -17550,6 +17550,11 @@
     </w:p>
     <w:sectPr>
       <w:footerReference w:type="first" r:id="rId43"/>
+      <w:headerReference w:type="default" r:id="rId46"/>
+      <w:footerReference w:type="default" r:id="rId47"/>
+      <w:headerReference w:type="even" r:id="rId48"/>
+      <w:footerReference w:type="even" r:id="rId49"/>
+      <w:headerReference w:type="first" r:id="rId50"/>
       <w:type w:val="nextColumn"/>
       <w:pgSz w:w="10080" w:h="14400"/>
       <w:pgMar w:top="794" w:right="851" w:bottom="794" w:left="1077" w:header="454" w:footer="454" w:gutter="0"/>
@@ -18794,6 +18799,26 @@
 </w:ftr>
 </file>
 
+<file path=word/footer34.xml><?xml version="1.0" encoding="utf-8"?>
+<w:ftr xmlns:m="http://schemas.openxmlformats.org/officeDocument/2006/math" xmlns:mc="http://schemas.openxmlformats.org/markup-compatibility/2006" xmlns:mo="http://schemas.microsoft.com/office/mac/office/2008/main" xmlns:mv="urn:schemas-microsoft-com:mac:vml" xmlns:o="urn:schemas-microsoft-com:office:office" xmlns:r="http://schemas.openxmlformats.org/officeDocument/2006/relationships" xmlns:v="urn:schemas-microsoft-com:vml" xmlns:w10="urn:schemas-microsoft-com:office:word" xmlns:w14="http://schemas.microsoft.com/office/word/2010/wordml" xmlns:w="http://schemas.openxmlformats.org/wordprocessingml/2006/main" xmlns:wne="http://schemas.microsoft.com/office/word/2006/wordml" xmlns:wp14="http://schemas.microsoft.com/office/word/2010/wordprocessingDrawing" xmlns:wp="http://schemas.openxmlformats.org/drawingml/2006/wordprocessingDrawing" xmlns:wpc="http://schemas.microsoft.com/office/word/2010/wordprocessingCanvas" xmlns:wpg="http://schemas.microsoft.com/office/word/2010/wordprocessingGroup" xmlns:wpi="http://schemas.microsoft.com/office/word/2010/wordprocessingInk" xmlns:wps="http://schemas.microsoft.com/office/word/2010/wordprocessingShape" mc:Ignorable="w14 wp14">
+  <w:p>
+    <w:pPr>
+      <w:pStyle w:val="Footer"/>
+    </w:pPr>
+  </w:p>
+</w:ftr>
+</file>
+
+<file path=word/footer35.xml><?xml version="1.0" encoding="utf-8"?>
+<w:ftr xmlns:m="http://schemas.openxmlformats.org/officeDocument/2006/math" xmlns:mc="http://schemas.openxmlformats.org/markup-compatibility/2006" xmlns:mo="http://schemas.microsoft.com/office/mac/office/2008/main" xmlns:mv="urn:schemas-microsoft-com:mac:vml" xmlns:o="urn:schemas-microsoft-com:office:office" xmlns:r="http://schemas.openxmlformats.org/officeDocument/2006/relationships" xmlns:v="urn:schemas-microsoft-com:vml" xmlns:w10="urn:schemas-microsoft-com:office:word" xmlns:w14="http://schemas.microsoft.com/office/word/2010/wordml" xmlns:w="http://schemas.openxmlformats.org/wordprocessingml/2006/main" xmlns:wne="http://schemas.microsoft.com/office/word/2006/wordml" xmlns:wp14="http://schemas.microsoft.com/office/word/2010/wordprocessingDrawing" xmlns:wp="http://schemas.openxmlformats.org/drawingml/2006/wordprocessingDrawing" xmlns:wpc="http://schemas.microsoft.com/office/word/2010/wordprocessingCanvas" xmlns:wpg="http://schemas.microsoft.com/office/word/2010/wordprocessingGroup" xmlns:wpi="http://schemas.microsoft.com/office/word/2010/wordprocessingInk" xmlns:wps="http://schemas.microsoft.com/office/word/2010/wordprocessingShape" mc:Ignorable="w14 wp14">
+  <w:p>
+    <w:pPr>
+      <w:pStyle w:val="Footer"/>
+    </w:pPr>
+  </w:p>
+</w:ftr>
+</file>
+
 <file path=word/footer4.xml><?xml version="1.0" encoding="utf-8"?>
 <w:ftr xmlns:wpc="http://schemas.microsoft.com/office/word/2010/wordprocessingCanvas" xmlns:cx="http://schemas.microsoft.com/office/drawing/2014/chartex" xmlns:cx1="http://schemas.microsoft.com/office/drawing/2015/9/8/chartex" xmlns:cx2="http://schemas.microsoft.com/office/drawing/2015/10/21/chartex" xmlns:cx3="http://schemas.microsoft.com/office/drawing/2016/5/9/chartex" xmlns:cx4="http://schemas.microsoft.com/office/drawing/2016/5/10/chartex" xmlns:cx5="http://schemas.microsoft.com/office/drawing/2016/5/11/chartex" xmlns:cx6="http://schemas.microsoft.com/office/drawing/2016/5/12/chartex" xmlns:cx7="http://schemas.microsoft.com/office/drawing/2016/5/13/chartex" xmlns:cx8="http://schemas.microsoft.com/office/drawing/2016/5/14/chartex" xmlns:mc="http://schemas.openxmlformats.org/markup-compatibility/2006" xmlns:aink="http://schemas.microsoft.com/office/drawing/2016/ink" xmlns:am3d="http://schemas.microsoft.com/office/drawing/2017/model3d" xmlns:o="urn:schemas-microsoft-com:office:office" xmlns:oel="http://schemas.microsoft.com/office/2019/extlst" xmlns:r="http://schemas.openxmlformats.org/officeDocument/2006/relationships" xmlns:m="http://schemas.openxmlformats.org/officeDocument/2006/math" xmlns:v="urn:schemas-microsoft-com:vml" xmlns:wp14="http://schemas.microsoft.com/office/word/2010/wordprocessingDrawing" xmlns:wp="http://schemas.openxmlformats.org/drawingml/2006/wordprocessingDrawing" xmlns:w10="urn:schemas-microsoft-com:office:word" xmlns:w="http://schemas.openxmlformats.org/wordprocessingml/2006/main" xmlns:w14="http://schemas.microsoft.com/office/word/2010/wordml" xmlns:w15="http://schemas.microsoft.com/office/word/2012/wordml" xmlns:w16cex="http://schemas.microsoft.com/office/word/2018/wordml/cex" xmlns:w16cid="http://schemas.microsoft.com/office/word/2016/wordml/cid" xmlns:w16="http://schemas.microsoft.com/office/word/2018/wordml" xmlns:w16du="http://schemas.microsoft.com/office/word/2023/wordml/word16du" xmlns:w16sdtdh="http://schemas.microsoft.com/office/word/2020/wordml/sdtdatahash" xmlns:w16sdtfl="http://schemas.microsoft.com/office/word/2024/wordml/sdtformatlock" xmlns:w16se="http://schemas.microsoft.com/office/word/2015/wordml/symex" xmlns:wpg="http://schemas.microsoft.com/office/word/2010/wordprocessingGroup" xmlns:wpi="http://schemas.microsoft.com/office/word/2010/wordprocessingInk" xmlns:wne="http://schemas.microsoft.com/office/word/2006/wordml" xmlns:wps="http://schemas.microsoft.com/office/word/2010/wordprocessingShape" mc:Ignorable="w14 w15 w16se w16cid w16 w16cex w16sdtdh w16sdtfl w16du wp14">
   <w:p>
@@ -19051,6 +19076,36 @@
     <w:r>
       <w:t>TÍTULO DEL LIBRO</w:t>
     </w:r>
+  </w:p>
+</w:hdr>
+</file>
+
+<file path=word/header3.xml><?xml version="1.0" encoding="utf-8"?>
+<w:hdr xmlns:m="http://schemas.openxmlformats.org/officeDocument/2006/math" xmlns:mc="http://schemas.openxmlformats.org/markup-compatibility/2006" xmlns:mo="http://schemas.microsoft.com/office/mac/office/2008/main" xmlns:mv="urn:schemas-microsoft-com:mac:vml" xmlns:o="urn:schemas-microsoft-com:office:office" xmlns:r="http://schemas.openxmlformats.org/officeDocument/2006/relationships" xmlns:v="urn:schemas-microsoft-com:vml" xmlns:w10="urn:schemas-microsoft-com:office:word" xmlns:w14="http://schemas.microsoft.com/office/word/2010/wordml" xmlns:w="http://schemas.openxmlformats.org/wordprocessingml/2006/main" xmlns:wne="http://schemas.microsoft.com/office/word/2006/wordml" xmlns:wp14="http://schemas.microsoft.com/office/word/2010/wordprocessingDrawing" xmlns:wp="http://schemas.openxmlformats.org/drawingml/2006/wordprocessingDrawing" xmlns:wpc="http://schemas.microsoft.com/office/word/2010/wordprocessingCanvas" xmlns:wpg="http://schemas.microsoft.com/office/word/2010/wordprocessingGroup" xmlns:wpi="http://schemas.microsoft.com/office/word/2010/wordprocessingInk" xmlns:wps="http://schemas.microsoft.com/office/word/2010/wordprocessingShape" mc:Ignorable="w14 wp14">
+  <w:p>
+    <w:pPr>
+      <w:pStyle w:val="Header"/>
+    </w:pPr>
+  </w:p>
+</w:hdr>
+</file>
+
+<file path=word/header4.xml><?xml version="1.0" encoding="utf-8"?>
+<w:hdr xmlns:m="http://schemas.openxmlformats.org/officeDocument/2006/math" xmlns:mc="http://schemas.openxmlformats.org/markup-compatibility/2006" xmlns:mo="http://schemas.microsoft.com/office/mac/office/2008/main" xmlns:mv="urn:schemas-microsoft-com:mac:vml" xmlns:o="urn:schemas-microsoft-com:office:office" xmlns:r="http://schemas.openxmlformats.org/officeDocument/2006/relationships" xmlns:v="urn:schemas-microsoft-com:vml" xmlns:w10="urn:schemas-microsoft-com:office:word" xmlns:w14="http://schemas.microsoft.com/office/word/2010/wordml" xmlns:w="http://schemas.openxmlformats.org/wordprocessingml/2006/main" xmlns:wne="http://schemas.microsoft.com/office/word/2006/wordml" xmlns:wp14="http://schemas.microsoft.com/office/word/2010/wordprocessingDrawing" xmlns:wp="http://schemas.openxmlformats.org/drawingml/2006/wordprocessingDrawing" xmlns:wpc="http://schemas.microsoft.com/office/word/2010/wordprocessingCanvas" xmlns:wpg="http://schemas.microsoft.com/office/word/2010/wordprocessingGroup" xmlns:wpi="http://schemas.microsoft.com/office/word/2010/wordprocessingInk" xmlns:wps="http://schemas.microsoft.com/office/word/2010/wordprocessingShape" mc:Ignorable="w14 wp14">
+  <w:p>
+    <w:pPr>
+      <w:pStyle w:val="Header"/>
+    </w:pPr>
+  </w:p>
+</w:hdr>
+</file>
+
+<file path=word/header5.xml><?xml version="1.0" encoding="utf-8"?>
+<w:hdr xmlns:m="http://schemas.openxmlformats.org/officeDocument/2006/math" xmlns:mc="http://schemas.openxmlformats.org/markup-compatibility/2006" xmlns:mo="http://schemas.microsoft.com/office/mac/office/2008/main" xmlns:mv="urn:schemas-microsoft-com:mac:vml" xmlns:o="urn:schemas-microsoft-com:office:office" xmlns:r="http://schemas.openxmlformats.org/officeDocument/2006/relationships" xmlns:v="urn:schemas-microsoft-com:vml" xmlns:w10="urn:schemas-microsoft-com:office:word" xmlns:w14="http://schemas.microsoft.com/office/word/2010/wordml" xmlns:w="http://schemas.openxmlformats.org/wordprocessingml/2006/main" xmlns:wne="http://schemas.microsoft.com/office/word/2006/wordml" xmlns:wp14="http://schemas.microsoft.com/office/word/2010/wordprocessingDrawing" xmlns:wp="http://schemas.openxmlformats.org/drawingml/2006/wordprocessingDrawing" xmlns:wpc="http://schemas.microsoft.com/office/word/2010/wordprocessingCanvas" xmlns:wpg="http://schemas.microsoft.com/office/word/2010/wordprocessingGroup" xmlns:wpi="http://schemas.microsoft.com/office/word/2010/wordprocessingInk" xmlns:wps="http://schemas.microsoft.com/office/word/2010/wordprocessingShape" mc:Ignorable="w14 wp14">
+  <w:p>
+    <w:pPr>
+      <w:pStyle w:val="Header"/>
+    </w:pPr>
   </w:p>
 </w:hdr>
 </file>
